--- a/Bao_Cao/Kich_Ban_Demo_Bao_Cao_Cuoi_Ky_BigData.docx
+++ b/Bao_Cao/Kich_Ban_Demo_Bao_Cao_Cuoi_Ky_BigData.docx
@@ -480,7 +480,7 @@
                 <w:sz w:val="18"/>
                 <w:rFonts w:ascii="Times New Roman" w:hAnsi="Times New Roman" w:eastAsia="Times New Roman" w:cs="Times New Roman"/>
               </w:rPr>
-              <w:t>Phần 1: Mở đầu</w:t>
+              <w:t>Bước 1: Tổng quan &amp; Mở đầu</w:t>
               <w:br/>
               <w:t>(00:00 - 01:00 | 60s)</w:t>
             </w:r>
@@ -517,7 +517,7 @@
                 <w:sz w:val="18"/>
                 <w:rFonts w:ascii="Times New Roman" w:hAnsi="Times New Roman" w:eastAsia="Times New Roman" w:cs="Times New Roman"/>
               </w:rPr>
-              <w:t>Trang chủ / Header</w:t>
+              <w:t>1. Bản đồ Kiến trúc &amp; Tổng quan</w:t>
             </w:r>
           </w:p>
         </w:tc>
@@ -624,7 +624,7 @@
                 <w:sz w:val="18"/>
                 <w:rFonts w:ascii="Times New Roman" w:hAnsi="Times New Roman" w:eastAsia="Times New Roman" w:cs="Times New Roman"/>
               </w:rPr>
-              <w:t>Phần 2: Kiến trúc &amp; HDFS</w:t>
+              <w:t>Bước 2: Khám phá HDFS Data Lake</w:t>
               <w:br/>
               <w:t>(01:00 - 02:30 | 90s)</w:t>
             </w:r>
@@ -661,9 +661,7 @@
                 <w:sz w:val="18"/>
                 <w:rFonts w:ascii="Times New Roman" w:hAnsi="Times New Roman" w:eastAsia="Times New Roman" w:cs="Times New Roman"/>
               </w:rPr>
-              <w:t>Bản đồ ứng dụng Big Data</w:t>
-              <w:br/>
-              <w:t>Quản trị dữ liệu HDFS Data Lake</w:t>
+              <w:t>2. Quản trị dữ liệu HDFS Data Lake</w:t>
             </w:r>
           </w:p>
         </w:tc>
@@ -698,8 +696,6 @@
                 <w:sz w:val="18"/>
                 <w:rFonts w:ascii="Times New Roman" w:hAnsi="Times New Roman" w:eastAsia="Times New Roman" w:cs="Times New Roman"/>
               </w:rPr>
-              <w:t>http://localhost:8501/?page=Bản+đồ+ứng+dụng+Big+Data</w:t>
-              <w:br/>
               <w:t>http://localhost:8501/?page=Quản+trị+dữ+liệu+HDFS+Data+Lake</w:t>
             </w:r>
           </w:p>
@@ -772,7 +768,7 @@
                 <w:sz w:val="18"/>
                 <w:rFonts w:ascii="Times New Roman" w:hAnsi="Times New Roman" w:eastAsia="Times New Roman" w:cs="Times New Roman"/>
               </w:rPr>
-              <w:t>Phần 3: Benchmark Spark vs Pandas</w:t>
+              <w:t>Bước 3: Benchmark Spark vs Pandas</w:t>
               <w:br/>
               <w:t>(02:30 - 04:00 | 90s)</w:t>
             </w:r>
@@ -809,7 +805,7 @@
                 <w:sz w:val="18"/>
                 <w:rFonts w:ascii="Times New Roman" w:hAnsi="Times New Roman" w:eastAsia="Times New Roman" w:cs="Times New Roman"/>
               </w:rPr>
-              <w:t>Benchmark hiệu năng Spark vs Pandas</w:t>
+              <w:t>3. Benchmark hiệu năng Spark vs Pandas</w:t>
             </w:r>
           </w:p>
         </w:tc>
@@ -916,9 +912,9 @@
                 <w:sz w:val="18"/>
                 <w:rFonts w:ascii="Times New Roman" w:hAnsi="Times New Roman" w:eastAsia="Times New Roman" w:cs="Times New Roman"/>
               </w:rPr>
-              <w:t>Phần 4: PySpark ETL &amp; Spark SQL</w:t>
+              <w:t>Bước 4: PySpark ETL &amp; Lọc niên độ</w:t>
               <w:br/>
-              <w:t>(04:00 - 05:30 | 90s)</w:t>
+              <w:t>(04:00 - 05:00 | 60s)</w:t>
             </w:r>
           </w:p>
         </w:tc>
@@ -953,9 +949,7 @@
                 <w:sz w:val="18"/>
                 <w:rFonts w:ascii="Times New Roman" w:hAnsi="Times New Roman" w:eastAsia="Times New Roman" w:cs="Times New Roman"/>
               </w:rPr>
-              <w:t>Tổng quan thị trường</w:t>
-              <w:br/>
-              <w:t>Phân tích Spark SQL</w:t>
+              <w:t>4. Tổng quan thị trường (PySpark ETL)</w:t>
             </w:r>
           </w:p>
         </w:tc>
@@ -991,8 +985,6 @@
                 <w:rFonts w:ascii="Times New Roman" w:hAnsi="Times New Roman" w:eastAsia="Times New Roman" w:cs="Times New Roman"/>
               </w:rPr>
               <w:t>http://localhost:8501/?page=Tổng+quan+thị+trường</w:t>
-              <w:br/>
-              <w:t>http://localhost:8501/?page=Phân+tích+Spark+SQL</w:t>
             </w:r>
           </w:p>
         </w:tc>
@@ -1064,9 +1056,9 @@
                 <w:sz w:val="18"/>
                 <w:rFonts w:ascii="Times New Roman" w:hAnsi="Times New Roman" w:eastAsia="Times New Roman" w:cs="Times New Roman"/>
               </w:rPr>
-              <w:t>Phần 5: Machine Learning &amp; Săn cầu thủ</w:t>
+              <w:t>Bước 5: Phân tích Spark SQL</w:t>
               <w:br/>
-              <w:t>(05:30 - 07:30 | 120s)</w:t>
+              <w:t>(05:00 - 06:00 | 60s)</w:t>
             </w:r>
           </w:p>
         </w:tc>
@@ -1101,9 +1093,7 @@
                 <w:sz w:val="18"/>
                 <w:rFonts w:ascii="Times New Roman" w:hAnsi="Times New Roman" w:eastAsia="Times New Roman" w:cs="Times New Roman"/>
               </w:rPr>
-              <w:t>Phân cụm K-Means</w:t>
-              <w:br/>
-              <w:t>Dự đoán định giá (ML)</w:t>
+              <w:t>5. Phân tích Spark SQL</w:t>
             </w:r>
           </w:p>
         </w:tc>
@@ -1138,8 +1128,294 @@
                 <w:sz w:val="18"/>
                 <w:rFonts w:ascii="Times New Roman" w:hAnsi="Times New Roman" w:eastAsia="Times New Roman" w:cs="Times New Roman"/>
               </w:rPr>
+              <w:t>http://localhost:8501/?page=Phân+tích+Spark+SQL</w:t>
+            </w:r>
+          </w:p>
+        </w:tc>
+        <w:tc>
+          <w:tcPr>
+            <w:tcW w:type="dxa" w:w="1584"/>
+            <w:shd w:fill="FFFFFF"/>
+            <w:tcMar>
+              <w:top w:w="50" w:type="dxa"/>
+              <w:bottom w:w="50" w:type="dxa"/>
+              <w:left w:w="70" w:type="dxa"/>
+              <w:right w:w="70" w:type="dxa"/>
+            </w:tcMar>
+            <w:tcBorders>
+              <w:top w:val="single" w:sz="4" w:space="0" w:color="E2E8F0"/>
+              <w:bottom w:val="single" w:sz="4" w:space="0" w:color="E2E8F0"/>
+              <w:left w:val="none"/>
+              <w:right w:val="none"/>
+            </w:tcBorders>
+          </w:tcPr>
+          <w:p>
+            <w:pPr>
+              <w:spacing w:before="20" w:after="20" w:line="264" w:lineRule="auto"/>
+              <w:jc w:val="left"/>
+            </w:pPr>
+            <w:r>
+              <w:rPr>
+                <w:rFonts w:ascii="Times New Roman" w:hAnsi="Times New Roman"/>
+                <w:b/>
+                <w:i w:val="0"/>
+                <w:color w:val="1E293B"/>
+                <w:sz w:val="18"/>
+                <w:rFonts w:ascii="Times New Roman" w:hAnsi="Times New Roman" w:eastAsia="Times New Roman" w:cs="Times New Roman"/>
+              </w:rPr>
+              <w:t>Chu Văn Quốc Trung</w:t>
+            </w:r>
+          </w:p>
+        </w:tc>
+      </w:tr>
+      <w:tr>
+        <w:tc>
+          <w:tcPr>
+            <w:tcW w:type="dxa" w:w="2448"/>
+            <w:shd w:fill="F8FAFC"/>
+            <w:tcMar>
+              <w:top w:w="50" w:type="dxa"/>
+              <w:bottom w:w="50" w:type="dxa"/>
+              <w:left w:w="70" w:type="dxa"/>
+              <w:right w:w="70" w:type="dxa"/>
+            </w:tcMar>
+            <w:tcBorders>
+              <w:top w:val="single" w:sz="4" w:space="0" w:color="E2E8F0"/>
+              <w:bottom w:val="single" w:sz="4" w:space="0" w:color="E2E8F0"/>
+              <w:left w:val="none"/>
+              <w:right w:val="none"/>
+            </w:tcBorders>
+          </w:tcPr>
+          <w:p>
+            <w:pPr>
+              <w:spacing w:before="20" w:after="20" w:line="264" w:lineRule="auto"/>
+              <w:jc w:val="center"/>
+            </w:pPr>
+            <w:r>
+              <w:rPr>
+                <w:rFonts w:ascii="Times New Roman" w:hAnsi="Times New Roman"/>
+                <w:b/>
+                <w:i w:val="0"/>
+                <w:color w:val="1E293B"/>
+                <w:sz w:val="18"/>
+                <w:rFonts w:ascii="Times New Roman" w:hAnsi="Times New Roman" w:eastAsia="Times New Roman" w:cs="Times New Roman"/>
+              </w:rPr>
+              <w:t>Bước 6: Phân cụm K-Means</w:t>
+              <w:br/>
+              <w:t>(06:00 - 06:45 | 45s)</w:t>
+            </w:r>
+          </w:p>
+        </w:tc>
+        <w:tc>
+          <w:tcPr>
+            <w:tcW w:type="dxa" w:w="2592"/>
+            <w:shd w:fill="F8FAFC"/>
+            <w:tcMar>
+              <w:top w:w="50" w:type="dxa"/>
+              <w:bottom w:w="50" w:type="dxa"/>
+              <w:left w:w="70" w:type="dxa"/>
+              <w:right w:w="70" w:type="dxa"/>
+            </w:tcMar>
+            <w:tcBorders>
+              <w:top w:val="single" w:sz="4" w:space="0" w:color="E2E8F0"/>
+              <w:bottom w:val="single" w:sz="4" w:space="0" w:color="E2E8F0"/>
+              <w:left w:val="none"/>
+              <w:right w:val="none"/>
+            </w:tcBorders>
+          </w:tcPr>
+          <w:p>
+            <w:pPr>
+              <w:spacing w:before="20" w:after="20" w:line="264" w:lineRule="auto"/>
+              <w:jc w:val="center"/>
+            </w:pPr>
+            <w:r>
+              <w:rPr>
+                <w:rFonts w:ascii="Times New Roman" w:hAnsi="Times New Roman"/>
+                <w:b w:val="0"/>
+                <w:i w:val="0"/>
+                <w:color w:val="1E293B"/>
+                <w:sz w:val="18"/>
+                <w:rFonts w:ascii="Times New Roman" w:hAnsi="Times New Roman" w:eastAsia="Times New Roman" w:cs="Times New Roman"/>
+              </w:rPr>
+              <w:t>6. Phân cụm K-Means (MLlib)</w:t>
+            </w:r>
+          </w:p>
+        </w:tc>
+        <w:tc>
+          <w:tcPr>
+            <w:tcW w:type="dxa" w:w="2736"/>
+            <w:shd w:fill="F8FAFC"/>
+            <w:tcMar>
+              <w:top w:w="50" w:type="dxa"/>
+              <w:bottom w:w="50" w:type="dxa"/>
+              <w:left w:w="70" w:type="dxa"/>
+              <w:right w:w="70" w:type="dxa"/>
+            </w:tcMar>
+            <w:tcBorders>
+              <w:top w:val="single" w:sz="4" w:space="0" w:color="E2E8F0"/>
+              <w:bottom w:val="single" w:sz="4" w:space="0" w:color="E2E8F0"/>
+              <w:left w:val="none"/>
+              <w:right w:val="none"/>
+            </w:tcBorders>
+          </w:tcPr>
+          <w:p>
+            <w:pPr>
+              <w:spacing w:before="20" w:after="20" w:line="264" w:lineRule="auto"/>
+              <w:jc w:val="left"/>
+            </w:pPr>
+            <w:r>
+              <w:rPr>
+                <w:rFonts w:ascii="Times New Roman" w:hAnsi="Times New Roman"/>
+                <w:b w:val="0"/>
+                <w:i w:val="0"/>
+                <w:color w:val="1E293B"/>
+                <w:sz w:val="18"/>
+                <w:rFonts w:ascii="Times New Roman" w:hAnsi="Times New Roman" w:eastAsia="Times New Roman" w:cs="Times New Roman"/>
+              </w:rPr>
               <w:t>http://localhost:8501/?page=Phân+cụm+K-Means</w:t>
+            </w:r>
+          </w:p>
+        </w:tc>
+        <w:tc>
+          <w:tcPr>
+            <w:tcW w:type="dxa" w:w="1584"/>
+            <w:shd w:fill="F8FAFC"/>
+            <w:tcMar>
+              <w:top w:w="50" w:type="dxa"/>
+              <w:bottom w:w="50" w:type="dxa"/>
+              <w:left w:w="70" w:type="dxa"/>
+              <w:right w:w="70" w:type="dxa"/>
+            </w:tcMar>
+            <w:tcBorders>
+              <w:top w:val="single" w:sz="4" w:space="0" w:color="E2E8F0"/>
+              <w:bottom w:val="single" w:sz="4" w:space="0" w:color="E2E8F0"/>
+              <w:left w:val="none"/>
+              <w:right w:val="none"/>
+            </w:tcBorders>
+          </w:tcPr>
+          <w:p>
+            <w:pPr>
+              <w:spacing w:before="20" w:after="20" w:line="264" w:lineRule="auto"/>
+              <w:jc w:val="left"/>
+            </w:pPr>
+            <w:r>
+              <w:rPr>
+                <w:rFonts w:ascii="Times New Roman" w:hAnsi="Times New Roman"/>
+                <w:b/>
+                <w:i w:val="0"/>
+                <w:color w:val="1E293B"/>
+                <w:sz w:val="18"/>
+                <w:rFonts w:ascii="Times New Roman" w:hAnsi="Times New Roman" w:eastAsia="Times New Roman" w:cs="Times New Roman"/>
+              </w:rPr>
+              <w:t>Chu Văn Quốc Trung</w:t>
+            </w:r>
+          </w:p>
+        </w:tc>
+      </w:tr>
+      <w:tr>
+        <w:tc>
+          <w:tcPr>
+            <w:tcW w:type="dxa" w:w="2448"/>
+            <w:shd w:fill="FFFFFF"/>
+            <w:tcMar>
+              <w:top w:w="50" w:type="dxa"/>
+              <w:bottom w:w="50" w:type="dxa"/>
+              <w:left w:w="70" w:type="dxa"/>
+              <w:right w:w="70" w:type="dxa"/>
+            </w:tcMar>
+            <w:tcBorders>
+              <w:top w:val="single" w:sz="4" w:space="0" w:color="E2E8F0"/>
+              <w:bottom w:val="single" w:sz="4" w:space="0" w:color="E2E8F0"/>
+              <w:left w:val="none"/>
+              <w:right w:val="none"/>
+            </w:tcBorders>
+          </w:tcPr>
+          <w:p>
+            <w:pPr>
+              <w:spacing w:before="20" w:after="20" w:line="264" w:lineRule="auto"/>
+              <w:jc w:val="center"/>
+            </w:pPr>
+            <w:r>
+              <w:rPr>
+                <w:rFonts w:ascii="Times New Roman" w:hAnsi="Times New Roman"/>
+                <w:b/>
+                <w:i w:val="0"/>
+                <w:color w:val="1E293B"/>
+                <w:sz w:val="18"/>
+                <w:rFonts w:ascii="Times New Roman" w:hAnsi="Times New Roman" w:eastAsia="Times New Roman" w:cs="Times New Roman"/>
+              </w:rPr>
+              <w:t>Bước 7: Định giá ML &amp; Săn cầu thủ</w:t>
               <w:br/>
+              <w:t>(06:45 - 07:45 | 60s)</w:t>
+            </w:r>
+          </w:p>
+        </w:tc>
+        <w:tc>
+          <w:tcPr>
+            <w:tcW w:type="dxa" w:w="2592"/>
+            <w:shd w:fill="FFFFFF"/>
+            <w:tcMar>
+              <w:top w:w="50" w:type="dxa"/>
+              <w:bottom w:w="50" w:type="dxa"/>
+              <w:left w:w="70" w:type="dxa"/>
+              <w:right w:w="70" w:type="dxa"/>
+            </w:tcMar>
+            <w:tcBorders>
+              <w:top w:val="single" w:sz="4" w:space="0" w:color="E2E8F0"/>
+              <w:bottom w:val="single" w:sz="4" w:space="0" w:color="E2E8F0"/>
+              <w:left w:val="none"/>
+              <w:right w:val="none"/>
+            </w:tcBorders>
+          </w:tcPr>
+          <w:p>
+            <w:pPr>
+              <w:spacing w:before="20" w:after="20" w:line="264" w:lineRule="auto"/>
+              <w:jc w:val="center"/>
+            </w:pPr>
+            <w:r>
+              <w:rPr>
+                <w:rFonts w:ascii="Times New Roman" w:hAnsi="Times New Roman"/>
+                <w:b w:val="0"/>
+                <w:i w:val="0"/>
+                <w:color w:val="1E293B"/>
+                <w:sz w:val="18"/>
+                <w:rFonts w:ascii="Times New Roman" w:hAnsi="Times New Roman" w:eastAsia="Times New Roman" w:cs="Times New Roman"/>
+              </w:rPr>
+              <w:t>7. Dự đoán định giá (ML &amp; XAI)</w:t>
+            </w:r>
+          </w:p>
+        </w:tc>
+        <w:tc>
+          <w:tcPr>
+            <w:tcW w:type="dxa" w:w="2736"/>
+            <w:shd w:fill="FFFFFF"/>
+            <w:tcMar>
+              <w:top w:w="50" w:type="dxa"/>
+              <w:bottom w:w="50" w:type="dxa"/>
+              <w:left w:w="70" w:type="dxa"/>
+              <w:right w:w="70" w:type="dxa"/>
+            </w:tcMar>
+            <w:tcBorders>
+              <w:top w:val="single" w:sz="4" w:space="0" w:color="E2E8F0"/>
+              <w:bottom w:val="single" w:sz="4" w:space="0" w:color="E2E8F0"/>
+              <w:left w:val="none"/>
+              <w:right w:val="none"/>
+            </w:tcBorders>
+          </w:tcPr>
+          <w:p>
+            <w:pPr>
+              <w:spacing w:before="20" w:after="20" w:line="264" w:lineRule="auto"/>
+              <w:jc w:val="left"/>
+            </w:pPr>
+            <w:r>
+              <w:rPr>
+                <w:rFonts w:ascii="Times New Roman" w:hAnsi="Times New Roman"/>
+                <w:b w:val="0"/>
+                <w:i w:val="0"/>
+                <w:color w:val="1E293B"/>
+                <w:sz w:val="18"/>
+                <w:rFonts w:ascii="Times New Roman" w:hAnsi="Times New Roman" w:eastAsia="Times New Roman" w:cs="Times New Roman"/>
+              </w:rPr>
               <w:t>http://localhost:8501/?page=Dự+đoán+định+giá+(ML)</w:t>
             </w:r>
           </w:p>
@@ -1212,9 +1488,9 @@
                 <w:sz w:val="18"/>
                 <w:rFonts w:ascii="Times New Roman" w:hAnsi="Times New Roman" w:eastAsia="Times New Roman" w:cs="Times New Roman"/>
               </w:rPr>
-              <w:t>Phần 6: Kafka Streaming &amp; Airflow</w:t>
+              <w:t>Bước 8: Dòng dữ liệu Kafka Streaming</w:t>
               <w:br/>
-              <w:t>(07:30 - 08:30 | 60s)</w:t>
+              <w:t>(07:45 - 08:30 | 45s)</w:t>
             </w:r>
           </w:p>
         </w:tc>
@@ -1249,9 +1525,7 @@
                 <w:sz w:val="18"/>
                 <w:rFonts w:ascii="Times New Roman" w:hAnsi="Times New Roman" w:eastAsia="Times New Roman" w:cs="Times New Roman"/>
               </w:rPr>
-              <w:t>Dòng dữ liệu Kafka Streaming</w:t>
-              <w:br/>
-              <w:t>Điều phối Airflow Workflow</w:t>
+              <w:t>8. Dòng dữ liệu Kafka Streaming</w:t>
             </w:r>
           </w:p>
         </w:tc>
@@ -1287,8 +1561,6 @@
                 <w:rFonts w:ascii="Times New Roman" w:hAnsi="Times New Roman" w:eastAsia="Times New Roman" w:cs="Times New Roman"/>
               </w:rPr>
               <w:t>http://localhost:8501/?page=Dòng+dữ+liệu+Kafka+Streaming</w:t>
-              <w:br/>
-              <w:t>http://localhost:8501/?page=Điều+phối+Airflow+Workflow</w:t>
             </w:r>
           </w:p>
         </w:tc>
@@ -1360,9 +1632,9 @@
                 <w:sz w:val="18"/>
                 <w:rFonts w:ascii="Times New Roman" w:hAnsi="Times New Roman" w:eastAsia="Times New Roman" w:cs="Times New Roman"/>
               </w:rPr>
-              <w:t>Phần 7: CSDL Data Mart &amp; Kết luận</w:t>
+              <w:t>Bước 9: Điều phối Airflow Workflow</w:t>
               <w:br/>
-              <w:t>(08:30 - 09:30 | 60s)</w:t>
+              <w:t>(08:30 - 09:15 | 45s)</w:t>
             </w:r>
           </w:p>
         </w:tc>
@@ -1397,7 +1669,7 @@
                 <w:sz w:val="18"/>
                 <w:rFonts w:ascii="Times New Roman" w:hAnsi="Times New Roman" w:eastAsia="Times New Roman" w:cs="Times New Roman"/>
               </w:rPr>
-              <w:t>Truy vấn CSDL Data Mart</w:t>
+              <w:t>9. Điều phối Airflow Workflow</w:t>
             </w:r>
           </w:p>
         </w:tc>
@@ -1432,7 +1704,7 @@
                 <w:sz w:val="18"/>
                 <w:rFonts w:ascii="Times New Roman" w:hAnsi="Times New Roman" w:eastAsia="Times New Roman" w:cs="Times New Roman"/>
               </w:rPr>
-              <w:t>http://localhost:8501/?page=Truy+vấn+CSDL+Data+Mart</w:t>
+              <w:t>http://localhost:8501/?page=Điều+phối+Airflow+Workflow</w:t>
             </w:r>
           </w:p>
         </w:tc>
@@ -1504,9 +1776,9 @@
                 <w:sz w:val="18"/>
                 <w:rFonts w:ascii="Times New Roman" w:hAnsi="Times New Roman" w:eastAsia="Times New Roman" w:cs="Times New Roman"/>
               </w:rPr>
-              <w:t>Phần 8: Trả lời câu hỏi của Thầy</w:t>
+              <w:t>Bước 10: CSDL Data Mart &amp; Tổng kết</w:t>
               <w:br/>
-              <w:t>(09:30 - 14:00 | 5 phút)</w:t>
+              <w:t>(09:15 - 10:00 | 45s)</w:t>
             </w:r>
           </w:p>
         </w:tc>
@@ -1541,7 +1813,7 @@
                 <w:sz w:val="18"/>
                 <w:rFonts w:ascii="Times New Roman" w:hAnsi="Times New Roman" w:eastAsia="Times New Roman" w:cs="Times New Roman"/>
               </w:rPr>
-              <w:t>Toàn bộ Dashboard &amp; Terminal Logs</w:t>
+              <w:t>10. Truy vấn CSDL Data Mart</w:t>
             </w:r>
           </w:p>
         </w:tc>
@@ -1576,7 +1848,7 @@
                 <w:sz w:val="18"/>
                 <w:rFonts w:ascii="Times New Roman" w:hAnsi="Times New Roman" w:eastAsia="Times New Roman" w:cs="Times New Roman"/>
               </w:rPr>
-              <w:t>Cổng 8501, 9870, 8080</w:t>
+              <w:t>http://localhost:8501/?page=Truy+vấn+CSDL+Data+Mart</w:t>
             </w:r>
           </w:p>
         </w:tc>
@@ -1584,6 +1856,150 @@
           <w:tcPr>
             <w:tcW w:type="dxa" w:w="1584"/>
             <w:shd w:fill="F8FAFC"/>
+            <w:tcMar>
+              <w:top w:w="50" w:type="dxa"/>
+              <w:bottom w:w="50" w:type="dxa"/>
+              <w:left w:w="70" w:type="dxa"/>
+              <w:right w:w="70" w:type="dxa"/>
+            </w:tcMar>
+            <w:tcBorders>
+              <w:top w:val="single" w:sz="4" w:space="0" w:color="E2E8F0"/>
+              <w:bottom w:val="single" w:sz="4" w:space="0" w:color="E2E8F0"/>
+              <w:left w:val="none"/>
+              <w:right w:val="none"/>
+            </w:tcBorders>
+          </w:tcPr>
+          <w:p>
+            <w:pPr>
+              <w:spacing w:before="20" w:after="20" w:line="264" w:lineRule="auto"/>
+              <w:jc w:val="left"/>
+            </w:pPr>
+            <w:r>
+              <w:rPr>
+                <w:rFonts w:ascii="Times New Roman" w:hAnsi="Times New Roman"/>
+                <w:b/>
+                <w:i w:val="0"/>
+                <w:color w:val="1E293B"/>
+                <w:sz w:val="18"/>
+                <w:rFonts w:ascii="Times New Roman" w:hAnsi="Times New Roman" w:eastAsia="Times New Roman" w:cs="Times New Roman"/>
+              </w:rPr>
+              <w:t>Nguyễn Thế Quang</w:t>
+            </w:r>
+          </w:p>
+        </w:tc>
+      </w:tr>
+      <w:tr>
+        <w:tc>
+          <w:tcPr>
+            <w:tcW w:type="dxa" w:w="2448"/>
+            <w:shd w:fill="FFFFFF"/>
+            <w:tcMar>
+              <w:top w:w="50" w:type="dxa"/>
+              <w:bottom w:w="50" w:type="dxa"/>
+              <w:left w:w="70" w:type="dxa"/>
+              <w:right w:w="70" w:type="dxa"/>
+            </w:tcMar>
+            <w:tcBorders>
+              <w:top w:val="single" w:sz="4" w:space="0" w:color="E2E8F0"/>
+              <w:bottom w:val="single" w:sz="4" w:space="0" w:color="E2E8F0"/>
+              <w:left w:val="none"/>
+              <w:right w:val="none"/>
+            </w:tcBorders>
+          </w:tcPr>
+          <w:p>
+            <w:pPr>
+              <w:spacing w:before="20" w:after="20" w:line="264" w:lineRule="auto"/>
+              <w:jc w:val="center"/>
+            </w:pPr>
+            <w:r>
+              <w:rPr>
+                <w:rFonts w:ascii="Times New Roman" w:hAnsi="Times New Roman"/>
+                <w:b/>
+                <w:i w:val="0"/>
+                <w:color w:val="1E293B"/>
+                <w:sz w:val="18"/>
+                <w:rFonts w:ascii="Times New Roman" w:hAnsi="Times New Roman" w:eastAsia="Times New Roman" w:cs="Times New Roman"/>
+              </w:rPr>
+              <w:t>Vấn đáp: Trả lời câu hỏi của Thầy</w:t>
+              <w:br/>
+              <w:t>(10:00 - 15:00 | 5 phút)</w:t>
+            </w:r>
+          </w:p>
+        </w:tc>
+        <w:tc>
+          <w:tcPr>
+            <w:tcW w:type="dxa" w:w="2592"/>
+            <w:shd w:fill="FFFFFF"/>
+            <w:tcMar>
+              <w:top w:w="50" w:type="dxa"/>
+              <w:bottom w:w="50" w:type="dxa"/>
+              <w:left w:w="70" w:type="dxa"/>
+              <w:right w:w="70" w:type="dxa"/>
+            </w:tcMar>
+            <w:tcBorders>
+              <w:top w:val="single" w:sz="4" w:space="0" w:color="E2E8F0"/>
+              <w:bottom w:val="single" w:sz="4" w:space="0" w:color="E2E8F0"/>
+              <w:left w:val="none"/>
+              <w:right w:val="none"/>
+            </w:tcBorders>
+          </w:tcPr>
+          <w:p>
+            <w:pPr>
+              <w:spacing w:before="20" w:after="20" w:line="264" w:lineRule="auto"/>
+              <w:jc w:val="center"/>
+            </w:pPr>
+            <w:r>
+              <w:rPr>
+                <w:rFonts w:ascii="Times New Roman" w:hAnsi="Times New Roman"/>
+                <w:b w:val="0"/>
+                <w:i w:val="0"/>
+                <w:color w:val="1E293B"/>
+                <w:sz w:val="18"/>
+                <w:rFonts w:ascii="Times New Roman" w:hAnsi="Times New Roman" w:eastAsia="Times New Roman" w:cs="Times New Roman"/>
+              </w:rPr>
+              <w:t>Toàn bộ Dashboard &amp; Terminal Logs</w:t>
+            </w:r>
+          </w:p>
+        </w:tc>
+        <w:tc>
+          <w:tcPr>
+            <w:tcW w:type="dxa" w:w="2736"/>
+            <w:shd w:fill="FFFFFF"/>
+            <w:tcMar>
+              <w:top w:w="50" w:type="dxa"/>
+              <w:bottom w:w="50" w:type="dxa"/>
+              <w:left w:w="70" w:type="dxa"/>
+              <w:right w:w="70" w:type="dxa"/>
+            </w:tcMar>
+            <w:tcBorders>
+              <w:top w:val="single" w:sz="4" w:space="0" w:color="E2E8F0"/>
+              <w:bottom w:val="single" w:sz="4" w:space="0" w:color="E2E8F0"/>
+              <w:left w:val="none"/>
+              <w:right w:val="none"/>
+            </w:tcBorders>
+          </w:tcPr>
+          <w:p>
+            <w:pPr>
+              <w:spacing w:before="20" w:after="20" w:line="264" w:lineRule="auto"/>
+              <w:jc w:val="left"/>
+            </w:pPr>
+            <w:r>
+              <w:rPr>
+                <w:rFonts w:ascii="Times New Roman" w:hAnsi="Times New Roman"/>
+                <w:b w:val="0"/>
+                <w:i w:val="0"/>
+                <w:color w:val="1E293B"/>
+                <w:sz w:val="18"/>
+                <w:rFonts w:ascii="Times New Roman" w:hAnsi="Times New Roman" w:eastAsia="Times New Roman" w:cs="Times New Roman"/>
+              </w:rPr>
+              <w:t>Sẵn sàng các cổng 8501, 9870, 8080</w:t>
+            </w:r>
+          </w:p>
+        </w:tc>
+        <w:tc>
+          <w:tcPr>
+            <w:tcW w:type="dxa" w:w="1584"/>
+            <w:shd w:fill="FFFFFF"/>
             <w:tcMar>
               <w:top w:w="50" w:type="dxa"/>
               <w:bottom w:w="50" w:type="dxa"/>
@@ -1709,7 +2125,7 @@
                 <w:sz w:val="20"/>
                 <w:rFonts w:ascii="Times New Roman" w:hAnsi="Times New Roman" w:eastAsia="Times New Roman" w:cs="Times New Roman"/>
               </w:rPr>
-              <w:t>• Bấm Tab trên Sidebar: "Trang chủ Web Dashboard"</w:t>
+              <w:t>• Bấm Tab trên Sidebar: "1. Bản đồ Kiến trúc &amp; Tổng quan"</w:t>
               <w:br/>
             </w:r>
             <w:r>
@@ -2009,7 +2425,7 @@
                 <w:sz w:val="20"/>
                 <w:rFonts w:ascii="Times New Roman" w:hAnsi="Times New Roman" w:eastAsia="Times New Roman" w:cs="Times New Roman"/>
               </w:rPr>
-              <w:t>• Bấm Tab trên Sidebar: "Bản đồ ứng dụng Big Data &amp; Quản trị dữ liệu HDFS Data Lake"</w:t>
+              <w:t>• Bấm Tab trên Sidebar: "1. Bản đồ Kiến trúc &amp; Tổng quan (Sơ đồ) + 2. Quản trị dữ liệu HDFS Data Lake"</w:t>
               <w:br/>
             </w:r>
             <w:r>
@@ -2102,7 +2518,7 @@
                 <w:sz w:val="19"/>
                 <w:rFonts w:ascii="Times New Roman" w:hAnsi="Times New Roman" w:eastAsia="Times New Roman" w:cs="Times New Roman"/>
               </w:rPr>
-              <w:t>1. Trên Sidebar bên trái, bấm chọn menu: 'Bản đồ ứng dụng Big Data' -&gt; Chỉ vào sơ đồ 5 lớp công nghệ.</w:t>
+              <w:t>1. Trên Sidebar bên trái, bấm chọn menu: '1. Bản đồ Kiến trúc &amp; Tổng quan' -&gt; Chỉ vào 4 thẻ số liệu và sơ đồ 5 lớp công nghệ.</w:t>
             </w:r>
           </w:p>
           <w:p>
@@ -2119,7 +2535,7 @@
                 <w:sz w:val="19"/>
                 <w:rFonts w:ascii="Times New Roman" w:hAnsi="Times New Roman" w:eastAsia="Times New Roman" w:cs="Times New Roman"/>
               </w:rPr>
-              <w:t>2. Tiếp tục bấm chọn menu: 'Quản trị dữ liệu HDFS Data Lake'.</w:t>
+              <w:t>2. Tiếp tục bấm chọn menu: '2. Quản trị dữ liệu HDFS Data Lake'.</w:t>
             </w:r>
           </w:p>
           <w:p>
@@ -2406,7 +2822,7 @@
                 <w:sz w:val="20"/>
                 <w:rFonts w:ascii="Times New Roman" w:hAnsi="Times New Roman" w:eastAsia="Times New Roman" w:cs="Times New Roman"/>
               </w:rPr>
-              <w:t>• Bấm Tab trên Sidebar: "Benchmark hiệu năng Spark vs Pandas"</w:t>
+              <w:t>• Bấm Tab trên Sidebar: "3. Benchmark hiệu năng Spark vs Pandas"</w:t>
               <w:br/>
             </w:r>
             <w:r>
@@ -2488,7 +2904,7 @@
                 <w:sz w:val="19"/>
                 <w:rFonts w:ascii="Times New Roman" w:hAnsi="Times New Roman" w:eastAsia="Times New Roman" w:cs="Times New Roman"/>
               </w:rPr>
-              <w:t>1. Bấm chọn menu: 'Benchmark hiệu năng Spark vs Pandas'.</w:t>
+              <w:t>1. Bấm chọn menu: '3. Benchmark hiệu năng Spark vs Pandas'.</w:t>
             </w:r>
           </w:p>
           <w:p>
@@ -2809,7 +3225,7 @@
                 <w:sz w:val="20"/>
                 <w:rFonts w:ascii="Times New Roman" w:hAnsi="Times New Roman" w:eastAsia="Times New Roman" w:cs="Times New Roman"/>
               </w:rPr>
-              <w:t>• Bấm Tab trên Sidebar: "Tổng quan thị trường &amp; Phân tích Spark SQL"</w:t>
+              <w:t>• Bấm Tab trên Sidebar: "4. Tổng quan thị trường (PySpark ETL) &amp; 5. Phân tích Spark SQL"</w:t>
               <w:br/>
             </w:r>
             <w:r>
@@ -2902,7 +3318,7 @@
                 <w:sz w:val="19"/>
                 <w:rFonts w:ascii="Times New Roman" w:hAnsi="Times New Roman" w:eastAsia="Times New Roman" w:cs="Times New Roman"/>
               </w:rPr>
-              <w:t>1. Bấm menu: 'Tổng quan thị trường' -&gt; Tích vào ô 'Chỉ lấy niên độ gần nhất (2023 - Nay)', chỉ vào thẻ thống kê: 22,751 cầu thủ đang đá với tổng định giá 16.5 tỷ Euro.</w:t>
+              <w:t>1. Bấm menu: '4. Tổng quan thị trường (PySpark ETL)' -&gt; Tích vào ô 'Chỉ lấy niên độ gần nhất (2023 - Nay)', chỉ vào thẻ thống kê: 22,751 cầu thủ đang đá với tổng định giá 16.5 tỷ Euro.</w:t>
             </w:r>
           </w:p>
           <w:p>
@@ -2919,7 +3335,7 @@
                 <w:sz w:val="19"/>
                 <w:rFonts w:ascii="Times New Roman" w:hAnsi="Times New Roman" w:eastAsia="Times New Roman" w:cs="Times New Roman"/>
               </w:rPr>
-              <w:t>2. Bấm menu: 'Phân tích Spark SQL' -&gt; Bấm chuyển giữa 4 tab: Top 15 siêu sao, Vị trí thi đấu, Quốc gia, Độ tuổi. Bấm thử nút 'Trang tiếp ▶' trên bảng phân trang.</w:t>
+              <w:t>2. Bấm menu: '5. Phân tích Spark SQL' -&gt; Bấm chuyển giữa 4 tab: Top 15 siêu sao, Vị trí thi đấu, Quốc gia, Độ tuổi. Bấm thử nút 'Trang tiếp ▶' trên bảng phân trang.</w:t>
             </w:r>
           </w:p>
         </w:tc>
@@ -3223,7 +3639,7 @@
                 <w:sz w:val="20"/>
                 <w:rFonts w:ascii="Times New Roman" w:hAnsi="Times New Roman" w:eastAsia="Times New Roman" w:cs="Times New Roman"/>
               </w:rPr>
-              <w:t>• Bấm Tab trên Sidebar: "Phân cụm K-Means &amp; Dự đoán định giá (ML)"</w:t>
+              <w:t>• Bấm Tab trên Sidebar: "6. Phân cụm K-Means &amp; 7. Dự đoán định giá (ML &amp; XAI)"</w:t>
               <w:br/>
             </w:r>
             <w:r>
@@ -3316,7 +3732,7 @@
                 <w:sz w:val="19"/>
                 <w:rFonts w:ascii="Times New Roman" w:hAnsi="Times New Roman" w:eastAsia="Times New Roman" w:cs="Times New Roman"/>
               </w:rPr>
-              <w:t>1. Bấm menu: 'Phân cụm K-Means' -&gt; Chỉ vào biểu đồ 3 cụm màu sắc và điểm Silhouette Score k=3 đạt 0.6429.</w:t>
+              <w:t>1. Bấm menu: '6. Phân cụm K-Means (MLlib)' -&gt; Chỉ vào biểu đồ 3 cụm màu sắc và điểm Silhouette Score k=3 đạt 0.6429.</w:t>
             </w:r>
           </w:p>
           <w:p>
@@ -3333,7 +3749,7 @@
                 <w:sz w:val="19"/>
                 <w:rFonts w:ascii="Times New Roman" w:hAnsi="Times New Roman" w:eastAsia="Times New Roman" w:cs="Times New Roman"/>
               </w:rPr>
-              <w:t>2. Bấm menu: 'Dự đoán định giá (ML)':</w:t>
+              <w:t>2. Bấm menu: '7. Dự đoán định giá (ML &amp; XAI)':</w:t>
             </w:r>
           </w:p>
           <w:p>
@@ -3671,7 +4087,7 @@
                 <w:sz w:val="20"/>
                 <w:rFonts w:ascii="Times New Roman" w:hAnsi="Times New Roman" w:eastAsia="Times New Roman" w:cs="Times New Roman"/>
               </w:rPr>
-              <w:t>• Bấm Tab trên Sidebar: "Dòng dữ liệu Kafka Streaming &amp; Điều phối Airflow Workflow"</w:t>
+              <w:t>• Bấm Tab trên Sidebar: "8. Dòng dữ liệu Kafka Streaming &amp; 9. Điều phối Airflow Workflow"</w:t>
               <w:br/>
             </w:r>
             <w:r>
@@ -3764,7 +4180,7 @@
                 <w:sz w:val="19"/>
                 <w:rFonts w:ascii="Times New Roman" w:hAnsi="Times New Roman" w:eastAsia="Times New Roman" w:cs="Times New Roman"/>
               </w:rPr>
-              <w:t>1. Bấm menu: 'Dòng dữ liệu Kafka Streaming' -&gt; Xem các dòng tin JSON giao dịch phát trực tiếp thời gian thực (15 thương vụ, tổng 707 triệu Euro).</w:t>
+              <w:t>1. Bấm menu: '8. Dòng dữ liệu Kafka Streaming' -&gt; Xem các dòng tin JSON giao dịch phát trực tiếp thời gian thực (15 thương vụ, tổng 707 triệu Euro).</w:t>
             </w:r>
           </w:p>
           <w:p>
@@ -3781,7 +4197,7 @@
                 <w:sz w:val="19"/>
                 <w:rFonts w:ascii="Times New Roman" w:hAnsi="Times New Roman" w:eastAsia="Times New Roman" w:cs="Times New Roman"/>
               </w:rPr>
-              <w:t>2. Bấm menu: 'Điều phối Airflow Workflow' -&gt; Chỉ vào sơ đồ 7 task tuần tự và trạng thái 100% SUCCESS màu xanh lá.</w:t>
+              <w:t>2. Bấm menu: '9. Điều phối Airflow Workflow' -&gt; Chỉ vào sơ đồ 7 task tuần tự và trạng thái 100% SUCCESS màu xanh lá.</w:t>
             </w:r>
           </w:p>
         </w:tc>
@@ -4051,7 +4467,7 @@
                 <w:sz w:val="20"/>
                 <w:rFonts w:ascii="Times New Roman" w:hAnsi="Times New Roman" w:eastAsia="Times New Roman" w:cs="Times New Roman"/>
               </w:rPr>
-              <w:t>• Bấm Tab trên Sidebar: "Truy vấn CSDL Data Mart"</w:t>
+              <w:t>• Bấm Tab trên Sidebar: "10. Truy vấn CSDL Data Mart"</w:t>
               <w:br/>
             </w:r>
             <w:r>
@@ -4133,7 +4549,7 @@
                 <w:sz w:val="19"/>
                 <w:rFonts w:ascii="Times New Roman" w:hAnsi="Times New Roman" w:eastAsia="Times New Roman" w:cs="Times New Roman"/>
               </w:rPr>
-              <w:t>1. Bấm menu: 'Truy vấn CSDL Data Mart'.</w:t>
+              <w:t>1. Bấm menu: '10. Truy vấn CSDL Data Mart'.</w:t>
             </w:r>
           </w:p>
           <w:p>

--- a/Bao_Cao/Kich_Ban_Demo_Bao_Cao_Cuoi_Ky_BigData.docx
+++ b/Bao_Cao/Kich_Ban_Demo_Bao_Cao_Cuoi_Ky_BigData.docx
@@ -4,7 +4,7 @@
   <w:body>
     <w:p>
       <w:pPr>
-        <w:spacing w:before="0" w:after="120" w:line="276" w:lineRule="auto"/>
+        <w:spacing w:before="0" w:after="80" w:line="276" w:lineRule="auto"/>
         <w:jc w:val="center"/>
       </w:pPr>
       <w:r>
@@ -13,7 +13,7 @@
           <w:b/>
           <w:i w:val="0"/>
           <w:color w:val="1B365D"/>
-          <w:sz w:val="20"/>
+          <w:sz w:val="19"/>
           <w:rFonts w:ascii="Times New Roman" w:hAnsi="Times New Roman" w:eastAsia="Times New Roman" w:cs="Times New Roman"/>
         </w:rPr>
         <w:t>TRƯỜNG ĐẠI HỌC CÔNG THƯƠNG TP. HỒ CHÍ MINH (HUIT)</w:t>
@@ -23,7 +23,7 @@
     </w:p>
     <w:p>
       <w:pPr>
-        <w:spacing w:before="80" w:after="40" w:line="276" w:lineRule="auto"/>
+        <w:spacing w:before="40" w:after="40" w:line="276" w:lineRule="auto"/>
         <w:jc w:val="center"/>
       </w:pPr>
       <w:r>
@@ -32,10 +32,10 @@
           <w:b/>
           <w:i w:val="0"/>
           <w:color w:val="1B365D"/>
-          <w:sz w:val="30"/>
+          <w:sz w:val="28"/>
           <w:rFonts w:ascii="Times New Roman" w:hAnsi="Times New Roman" w:eastAsia="Times New Roman" w:cs="Times New Roman"/>
         </w:rPr>
-        <w:t>KỊCH BẢN THUYẾT TRÌNH &amp; DEMO BÁO CÁO CUỐI KỲ</w:t>
+        <w:t>KỊCH BẢN BÁO CÁO &amp; GIẢI TRÌNH CÔNG NGHỆ BIG DATA CUỐI KỲ</w:t>
       </w:r>
     </w:p>
     <w:p>
@@ -49,15 +49,15 @@
           <w:b/>
           <w:i w:val="0"/>
           <w:color w:val="0D766E"/>
-          <w:sz w:val="22"/>
+          <w:sz w:val="20"/>
           <w:rFonts w:ascii="Times New Roman" w:hAnsi="Times New Roman" w:eastAsia="Times New Roman" w:cs="Times New Roman"/>
         </w:rPr>
-        <w:t>HỌC PHẦN: CÔNG NGHỆ DỮ LIỆU LỚN (BIG DATA TECHNOLOGIES)</w:t>
+        <w:t>TRỌNG TÂM: BẢN CHẤT CÔNG NGHỆ (DATANODE/NAMENODE, SPARK, KAFKA, AIRFLOW) &amp; GIẢI QUYẾT BÀI TOÁN GÌ</w:t>
       </w:r>
     </w:p>
     <w:p>
       <w:pPr>
-        <w:spacing w:before="0" w:after="160" w:line="276" w:lineRule="auto"/>
+        <w:spacing w:before="0" w:after="120" w:line="276" w:lineRule="auto"/>
         <w:jc w:val="center"/>
       </w:pPr>
       <w:r>
@@ -66,7 +66,7 @@
           <w:b w:val="0"/>
           <w:i/>
           <w:color w:val="1E293B"/>
-          <w:sz w:val="20"/>
+          <w:sz w:val="19"/>
           <w:rFonts w:ascii="Times New Roman" w:hAnsi="Times New Roman" w:eastAsia="Times New Roman" w:cs="Times New Roman"/>
         </w:rPr>
         <w:t>Đề tài: Xây dựng Data Pipeline thu thập, xử lý phân tán và phân tích dữ liệu thị trường chuyển nhượng bóng đá</w:t>
@@ -79,18 +79,18 @@
         <w:tblLook w:firstColumn="1" w:firstRow="1" w:lastColumn="0" w:lastRow="0" w:noHBand="0" w:noVBand="1" w:val="04A0"/>
       </w:tblPr>
       <w:tblGrid>
-        <w:gridCol w:w="10080"/>
+        <w:gridCol w:w="10224"/>
       </w:tblGrid>
       <w:tr>
         <w:tc>
           <w:tcPr>
-            <w:tcW w:type="dxa" w:w="9360"/>
+            <w:tcW w:type="dxa" w:w="9504"/>
             <w:shd w:fill="F8FAFC"/>
             <w:tcMar>
-              <w:top w:w="60" w:type="dxa"/>
-              <w:bottom w:w="60" w:type="dxa"/>
-              <w:left w:w="90" w:type="dxa"/>
-              <w:right w:w="90" w:type="dxa"/>
+              <w:top w:w="50" w:type="dxa"/>
+              <w:bottom w:w="50" w:type="dxa"/>
+              <w:left w:w="80" w:type="dxa"/>
+              <w:right w:w="80" w:type="dxa"/>
             </w:tcMar>
             <w:tcBorders>
               <w:top w:val="single" w:sz="6" w:space="0" w:color="94A3B8"/>
@@ -109,15 +109,15 @@
                 <w:b/>
                 <w:i w:val="0"/>
                 <w:color w:val="1E293B"/>
-                <w:sz w:val="20"/>
+                <w:sz w:val="19"/>
                 <w:rFonts w:ascii="Times New Roman" w:hAnsi="Times New Roman" w:eastAsia="Times New Roman" w:cs="Times New Roman"/>
               </w:rPr>
-              <w:t>[THÔNG TIN] THÔNG TIN BÀI BÁO CÁO CUỐI KỲ</w:t>
+              <w:t>[THÔNG TIN] THÔNG TIN BÀI BÁO CÁO</w:t>
             </w:r>
           </w:p>
           <w:p>
             <w:pPr>
-              <w:spacing w:before="20" w:after="40" w:line="276" w:lineRule="auto"/>
+              <w:spacing w:before="20" w:after="20" w:line="276" w:lineRule="auto"/>
               <w:jc w:val="left"/>
             </w:pPr>
             <w:r>
@@ -134,7 +134,7 @@
           </w:p>
           <w:p>
             <w:pPr>
-              <w:spacing w:before="20" w:after="40" w:line="276" w:lineRule="auto"/>
+              <w:spacing w:before="20" w:after="20" w:line="276" w:lineRule="auto"/>
               <w:jc w:val="left"/>
             </w:pPr>
             <w:r>
@@ -146,12 +146,12 @@
                 <w:sz w:val="19"/>
                 <w:rFonts w:ascii="Times New Roman" w:hAnsi="Times New Roman" w:eastAsia="Times New Roman" w:cs="Times New Roman"/>
               </w:rPr>
-              <w:t>Nhóm sinh viên thực hiện (Nhóm 5):</w:t>
+              <w:t>Nhóm 5: Đặng Duy Lợi (Trưởng nhóm - 2001230479) | Chu Văn Quốc Trung (2001231010) | Nguyễn Thế Quang (20012307010)</w:t>
             </w:r>
           </w:p>
           <w:p>
             <w:pPr>
-              <w:spacing w:before="20" w:after="40" w:line="276" w:lineRule="auto"/>
+              <w:spacing w:before="20" w:after="20" w:line="276" w:lineRule="auto"/>
               <w:jc w:val="left"/>
             </w:pPr>
             <w:r>
@@ -163,12 +163,12 @@
                 <w:sz w:val="19"/>
                 <w:rFonts w:ascii="Times New Roman" w:hAnsi="Times New Roman" w:eastAsia="Times New Roman" w:cs="Times New Roman"/>
               </w:rPr>
-              <w:t xml:space="preserve">  1. Đặng Duy Lợi (Trưởng nhóm - MSSV: 2001230479) - Phụ trách Tổng quan, HDFS, Spark Benchmark</w:t>
+              <w:t>Thời lượng trình bày: 8 đến 10 phút Demo + 3 đến 5 phút trả lời câu hỏi chuyên sâu của Thầy</w:t>
             </w:r>
           </w:p>
           <w:p>
             <w:pPr>
-              <w:spacing w:before="20" w:after="40" w:line="276" w:lineRule="auto"/>
+              <w:spacing w:before="20" w:after="20" w:line="276" w:lineRule="auto"/>
               <w:jc w:val="left"/>
             </w:pPr>
             <w:r>
@@ -180,12 +180,12 @@
                 <w:sz w:val="19"/>
                 <w:rFonts w:ascii="Times New Roman" w:hAnsi="Times New Roman" w:eastAsia="Times New Roman" w:cs="Times New Roman"/>
               </w:rPr>
-              <w:t xml:space="preserve">  2. Chu Văn Quốc Trung (MSSV: 2001231010) - Phụ trách PySpark ETL, Spark SQL, Machine Learning</w:t>
+              <w:t>Web Dashboard: http://localhost:8501 (Tab 1 -&gt; 10) | HDFS NameNode Web UI: http://localhost:9870</w:t>
             </w:r>
           </w:p>
           <w:p>
             <w:pPr>
-              <w:spacing w:before="20" w:after="40" w:line="276" w:lineRule="auto"/>
+              <w:spacing w:before="20" w:after="20" w:line="276" w:lineRule="auto"/>
               <w:jc w:val="left"/>
             </w:pPr>
             <w:r>
@@ -197,58 +197,7 @@
                 <w:sz w:val="19"/>
                 <w:rFonts w:ascii="Times New Roman" w:hAnsi="Times New Roman" w:eastAsia="Times New Roman" w:cs="Times New Roman"/>
               </w:rPr>
-              <w:t xml:space="preserve">  3. Nguyễn Thế Quang (MSSV: 20012307010) - Phụ trách Kafka Streaming, Airflow DAG, CSDL Data Mart</w:t>
-            </w:r>
-          </w:p>
-          <w:p>
-            <w:pPr>
-              <w:spacing w:before="20" w:after="40" w:line="276" w:lineRule="auto"/>
-              <w:jc w:val="left"/>
-            </w:pPr>
-            <w:r>
-              <w:rPr>
-                <w:rFonts w:ascii="Times New Roman" w:hAnsi="Times New Roman"/>
-                <w:b w:val="0"/>
-                <w:i w:val="0"/>
-                <w:color w:val="1E293B"/>
-                <w:sz w:val="19"/>
-                <w:rFonts w:ascii="Times New Roman" w:hAnsi="Times New Roman" w:eastAsia="Times New Roman" w:cs="Times New Roman"/>
-              </w:rPr>
-              <w:t>Thời lượng trình bày trước lớp: 8 đến 10 phút Demo + 3 đến 5 phút trả lời câu hỏi của Thầy</w:t>
-            </w:r>
-          </w:p>
-          <w:p>
-            <w:pPr>
-              <w:spacing w:before="20" w:after="40" w:line="276" w:lineRule="auto"/>
-              <w:jc w:val="left"/>
-            </w:pPr>
-            <w:r>
-              <w:rPr>
-                <w:rFonts w:ascii="Times New Roman" w:hAnsi="Times New Roman"/>
-                <w:b w:val="0"/>
-                <w:i w:val="0"/>
-                <w:color w:val="1E293B"/>
-                <w:sz w:val="19"/>
-                <w:rFonts w:ascii="Times New Roman" w:hAnsi="Times New Roman" w:eastAsia="Times New Roman" w:cs="Times New Roman"/>
-              </w:rPr>
-              <w:t>Web Dashboard: http://localhost:8501 (Khởi động 1-Click bằng file CHAY_WEB.bat)</w:t>
-            </w:r>
-          </w:p>
-          <w:p>
-            <w:pPr>
-              <w:spacing w:before="20" w:after="40" w:line="276" w:lineRule="auto"/>
-              <w:jc w:val="left"/>
-            </w:pPr>
-            <w:r>
-              <w:rPr>
-                <w:rFonts w:ascii="Times New Roman" w:hAnsi="Times New Roman"/>
-                <w:b w:val="0"/>
-                <w:i w:val="0"/>
-                <w:color w:val="1E293B"/>
-                <w:sz w:val="19"/>
-                <w:rFonts w:ascii="Times New Roman" w:hAnsi="Times New Roman" w:eastAsia="Times New Roman" w:cs="Times New Roman"/>
-              </w:rPr>
-              <w:t>GitHub Repository chính thức: https://github.com/takachi15/transfermarkt-bigdata-analytics</w:t>
+              <w:t>Khởi động 1-Click tự động hóa cả 2 máy chủ bằng file CHAY_WEB.bat | GitHub: https://github.com/takachi15/transfermarkt-bigdata-analytics</w:t>
             </w:r>
           </w:p>
         </w:tc>
@@ -263,7 +212,7 @@
     <w:p>
       <w:pPr>
         <w:keepNext/>
-        <w:spacing w:before="260" w:after="80"/>
+        <w:spacing w:before="240" w:after="60"/>
       </w:pPr>
       <w:r>
         <w:rPr>
@@ -271,10 +220,10 @@
           <w:b/>
           <w:i w:val="0"/>
           <w:color w:val="1B365D"/>
-          <w:sz w:val="26"/>
+          <w:sz w:val="25"/>
           <w:rFonts w:ascii="Times New Roman" w:hAnsi="Times New Roman" w:eastAsia="Times New Roman" w:cs="Times New Roman"/>
         </w:rPr>
-        <w:t>1. Bảng phân công thời gian và Tab giao diện trực quan</w:t>
+        <w:t>1. Bảng Ma trận 7 Công nghệ Big Data: Bản chất &amp; Vấn đề giải quyết</w:t>
       </w:r>
     </w:p>
     <w:p>
@@ -288,10 +237,10 @@
           <w:b w:val="0"/>
           <w:i w:val="0"/>
           <w:color w:val="1E293B"/>
-          <w:sz w:val="22"/>
+          <w:sz w:val="21"/>
           <w:rFonts w:ascii="Times New Roman" w:hAnsi="Times New Roman" w:eastAsia="Times New Roman" w:cs="Times New Roman"/>
         </w:rPr>
-        <w:t>Bảng tra cứu nhanh giúp nhóm phối hợp nhịp nhàng: người thuyết trình nói đến đâu, bạn ngồi máy tính bấm ngay Tab và URL đó:</w:t>
+        <w:t>Bảng tóm tắt để người nghe và giảng viên nắm bắt ngay lập tức giá trị kỹ thuật của đề tài:</w:t>
       </w:r>
     </w:p>
     <w:tbl>
@@ -301,21 +250,21 @@
         <w:tblLook w:firstColumn="1" w:firstRow="1" w:lastColumn="0" w:lastRow="0" w:noHBand="0" w:noVBand="1" w:val="04A0"/>
       </w:tblPr>
       <w:tblGrid>
-        <w:gridCol w:w="2520"/>
-        <w:gridCol w:w="2520"/>
-        <w:gridCol w:w="2520"/>
-        <w:gridCol w:w="2520"/>
+        <w:gridCol w:w="2556"/>
+        <w:gridCol w:w="2556"/>
+        <w:gridCol w:w="2556"/>
+        <w:gridCol w:w="2556"/>
       </w:tblGrid>
       <w:tr>
         <w:tc>
           <w:tcPr>
-            <w:tcW w:type="dxa" w:w="2448"/>
+            <w:tcW w:type="dxa" w:w="2016"/>
             <w:shd w:fill="1B365D"/>
             <w:tcMar>
-              <w:top w:w="60" w:type="dxa"/>
-              <w:bottom w:w="60" w:type="dxa"/>
-              <w:left w:w="70" w:type="dxa"/>
-              <w:right w:w="70" w:type="dxa"/>
+              <w:top w:w="50" w:type="dxa"/>
+              <w:bottom w:w="50" w:type="dxa"/>
+              <w:left w:w="60" w:type="dxa"/>
+              <w:right w:w="60" w:type="dxa"/>
             </w:tcMar>
             <w:tcBorders>
               <w:top w:val="single" w:sz="8" w:space="0" w:color="1B365D"/>
@@ -335,10 +284,10 @@
                 <w:b/>
                 <w:i w:val="0"/>
                 <w:color w:val="FFFFFF"/>
-                <w:sz w:val="19"/>
+                <w:sz w:val="18"/>
                 <w:rFonts w:ascii="Times New Roman" w:hAnsi="Times New Roman" w:eastAsia="Times New Roman" w:cs="Times New Roman"/>
               </w:rPr>
-              <w:t>Phân đoạn &amp; Thời gian</w:t>
+              <w:t>Công nghệ cốt lõi</w:t>
             </w:r>
           </w:p>
         </w:tc>
@@ -347,10 +296,10 @@
             <w:tcW w:type="dxa" w:w="2592"/>
             <w:shd w:fill="1B365D"/>
             <w:tcMar>
-              <w:top w:w="60" w:type="dxa"/>
-              <w:bottom w:w="60" w:type="dxa"/>
-              <w:left w:w="70" w:type="dxa"/>
-              <w:right w:w="70" w:type="dxa"/>
+              <w:top w:w="50" w:type="dxa"/>
+              <w:bottom w:w="50" w:type="dxa"/>
+              <w:left w:w="60" w:type="dxa"/>
+              <w:right w:w="60" w:type="dxa"/>
             </w:tcMar>
             <w:tcBorders>
               <w:top w:val="single" w:sz="8" w:space="0" w:color="1B365D"/>
@@ -370,22 +319,22 @@
                 <w:b/>
                 <w:i w:val="0"/>
                 <w:color w:val="FFFFFF"/>
-                <w:sz w:val="19"/>
+                <w:sz w:val="18"/>
                 <w:rFonts w:ascii="Times New Roman" w:hAnsi="Times New Roman" w:eastAsia="Times New Roman" w:cs="Times New Roman"/>
               </w:rPr>
-              <w:t>Bấm Tab trên Sidebar</w:t>
+              <w:t>Tôi hiểu gì về nó? (Bản chất)</w:t>
             </w:r>
           </w:p>
         </w:tc>
         <w:tc>
           <w:tcPr>
-            <w:tcW w:type="dxa" w:w="2736"/>
+            <w:tcW w:type="dxa" w:w="2592"/>
             <w:shd w:fill="1B365D"/>
             <w:tcMar>
-              <w:top w:w="60" w:type="dxa"/>
-              <w:bottom w:w="60" w:type="dxa"/>
-              <w:left w:w="70" w:type="dxa"/>
-              <w:right w:w="70" w:type="dxa"/>
+              <w:top w:w="50" w:type="dxa"/>
+              <w:bottom w:w="50" w:type="dxa"/>
+              <w:left w:w="60" w:type="dxa"/>
+              <w:right w:w="60" w:type="dxa"/>
             </w:tcMar>
             <w:tcBorders>
               <w:top w:val="single" w:sz="8" w:space="0" w:color="1B365D"/>
@@ -405,22 +354,22 @@
                 <w:b/>
                 <w:i w:val="0"/>
                 <w:color w:val="FFFFFF"/>
-                <w:sz w:val="19"/>
+                <w:sz w:val="18"/>
                 <w:rFonts w:ascii="Times New Roman" w:hAnsi="Times New Roman" w:eastAsia="Times New Roman" w:cs="Times New Roman"/>
               </w:rPr>
-              <w:t>Địa chỉ URL tương ứng</w:t>
+              <w:t>Áp dụng vào project ra sao?</w:t>
             </w:r>
           </w:p>
         </w:tc>
         <w:tc>
           <w:tcPr>
-            <w:tcW w:type="dxa" w:w="1584"/>
+            <w:tcW w:type="dxa" w:w="2304"/>
             <w:shd w:fill="1B365D"/>
             <w:tcMar>
-              <w:top w:w="60" w:type="dxa"/>
-              <w:bottom w:w="60" w:type="dxa"/>
-              <w:left w:w="70" w:type="dxa"/>
-              <w:right w:w="70" w:type="dxa"/>
+              <w:top w:w="50" w:type="dxa"/>
+              <w:bottom w:w="50" w:type="dxa"/>
+              <w:left w:w="60" w:type="dxa"/>
+              <w:right w:w="60" w:type="dxa"/>
             </w:tcMar>
             <w:tcBorders>
               <w:top w:val="single" w:sz="8" w:space="0" w:color="1B365D"/>
@@ -440,10 +389,10 @@
                 <w:b/>
                 <w:i w:val="0"/>
                 <w:color w:val="FFFFFF"/>
-                <w:sz w:val="19"/>
+                <w:sz w:val="18"/>
                 <w:rFonts w:ascii="Times New Roman" w:hAnsi="Times New Roman" w:eastAsia="Times New Roman" w:cs="Times New Roman"/>
               </w:rPr>
-              <w:t>Thành viên nói</w:t>
+              <w:t>Giải quyết vấn đề gì trong bài toán?</w:t>
             </w:r>
           </w:p>
         </w:tc>
@@ -451,13 +400,13 @@
       <w:tr>
         <w:tc>
           <w:tcPr>
-            <w:tcW w:type="dxa" w:w="2448"/>
+            <w:tcW w:type="dxa" w:w="2016"/>
             <w:shd w:fill="FFFFFF"/>
             <w:tcMar>
-              <w:top w:w="50" w:type="dxa"/>
-              <w:bottom w:w="50" w:type="dxa"/>
-              <w:left w:w="70" w:type="dxa"/>
-              <w:right w:w="70" w:type="dxa"/>
+              <w:top w:w="45" w:type="dxa"/>
+              <w:bottom w:w="45" w:type="dxa"/>
+              <w:left w:w="60" w:type="dxa"/>
+              <w:right w:w="60" w:type="dxa"/>
             </w:tcMar>
             <w:tcBorders>
               <w:top w:val="single" w:sz="4" w:space="0" w:color="E2E8F0"/>
@@ -477,12 +426,12 @@
                 <w:b/>
                 <w:i w:val="0"/>
                 <w:color w:val="1E293B"/>
-                <w:sz w:val="18"/>
+                <w:sz w:val="17"/>
                 <w:rFonts w:ascii="Times New Roman" w:hAnsi="Times New Roman" w:eastAsia="Times New Roman" w:cs="Times New Roman"/>
               </w:rPr>
-              <w:t>Bước 1: Tổng quan &amp; Mở đầu</w:t>
+              <w:t>1. Hadoop HDFS</w:t>
               <w:br/>
-              <w:t>(00:00 - 01:00 | 60s)</w:t>
+              <w:t>(NameNode &amp; DataNode)</w:t>
             </w:r>
           </w:p>
         </w:tc>
@@ -491,10 +440,10 @@
             <w:tcW w:type="dxa" w:w="2592"/>
             <w:shd w:fill="FFFFFF"/>
             <w:tcMar>
-              <w:top w:w="50" w:type="dxa"/>
-              <w:bottom w:w="50" w:type="dxa"/>
-              <w:left w:w="70" w:type="dxa"/>
-              <w:right w:w="70" w:type="dxa"/>
+              <w:top w:w="45" w:type="dxa"/>
+              <w:bottom w:w="45" w:type="dxa"/>
+              <w:left w:w="60" w:type="dxa"/>
+              <w:right w:w="60" w:type="dxa"/>
             </w:tcMar>
             <w:tcBorders>
               <w:top w:val="single" w:sz="4" w:space="0" w:color="E2E8F0"/>
@@ -514,22 +463,24 @@
                 <w:b w:val="0"/>
                 <w:i w:val="0"/>
                 <w:color w:val="1E293B"/>
-                <w:sz w:val="18"/>
+                <w:sz w:val="17"/>
                 <w:rFonts w:ascii="Times New Roman" w:hAnsi="Times New Roman" w:eastAsia="Times New Roman" w:cs="Times New Roman"/>
               </w:rPr>
-              <w:t>1. Bản đồ Kiến trúc &amp; Tổng quan</w:t>
+              <w:t>NameNode giữ metadata cây thư mục;</w:t>
+              <w:br/>
+              <w:t>3 DataNode lưu các khối 128MB (Rep=3).</w:t>
             </w:r>
           </w:p>
         </w:tc>
         <w:tc>
           <w:tcPr>
-            <w:tcW w:type="dxa" w:w="2736"/>
+            <w:tcW w:type="dxa" w:w="2592"/>
             <w:shd w:fill="FFFFFF"/>
             <w:tcMar>
-              <w:top w:w="50" w:type="dxa"/>
-              <w:bottom w:w="50" w:type="dxa"/>
-              <w:left w:w="70" w:type="dxa"/>
-              <w:right w:w="70" w:type="dxa"/>
+              <w:top w:w="45" w:type="dxa"/>
+              <w:bottom w:w="45" w:type="dxa"/>
+              <w:left w:w="60" w:type="dxa"/>
+              <w:right w:w="60" w:type="dxa"/>
             </w:tcMar>
             <w:tcBorders>
               <w:top w:val="single" w:sz="4" w:space="0" w:color="E2E8F0"/>
@@ -549,22 +500,24 @@
                 <w:b w:val="0"/>
                 <w:i w:val="0"/>
                 <w:color w:val="1E293B"/>
-                <w:sz w:val="18"/>
+                <w:sz w:val="17"/>
                 <w:rFonts w:ascii="Times New Roman" w:hAnsi="Times New Roman" w:eastAsia="Times New Roman" w:cs="Times New Roman"/>
               </w:rPr>
-              <w:t>http://localhost:8501</w:t>
+              <w:t>Quản lý 12 CSV Data Lake (872.5 MB,</w:t>
+              <w:br/>
+              <w:t>7.5M dòng) tại /football_project/.</w:t>
             </w:r>
           </w:p>
         </w:tc>
         <w:tc>
           <w:tcPr>
-            <w:tcW w:type="dxa" w:w="1584"/>
+            <w:tcW w:type="dxa" w:w="2304"/>
             <w:shd w:fill="FFFFFF"/>
             <w:tcMar>
-              <w:top w:w="50" w:type="dxa"/>
-              <w:bottom w:w="50" w:type="dxa"/>
-              <w:left w:w="70" w:type="dxa"/>
-              <w:right w:w="70" w:type="dxa"/>
+              <w:top w:w="45" w:type="dxa"/>
+              <w:bottom w:w="45" w:type="dxa"/>
+              <w:left w:w="60" w:type="dxa"/>
+              <w:right w:w="60" w:type="dxa"/>
             </w:tcMar>
             <w:tcBorders>
               <w:top w:val="single" w:sz="4" w:space="0" w:color="E2E8F0"/>
@@ -584,10 +537,12 @@
                 <w:b/>
                 <w:i w:val="0"/>
                 <w:color w:val="1E293B"/>
-                <w:sz w:val="18"/>
+                <w:sz w:val="17"/>
                 <w:rFonts w:ascii="Times New Roman" w:hAnsi="Times New Roman" w:eastAsia="Times New Roman" w:cs="Times New Roman"/>
               </w:rPr>
-              <w:t>Đặng Duy Lợi</w:t>
+              <w:t>Chống mất dữ liệu (hỏng 1-2 node vẫn còn);</w:t>
+              <w:br/>
+              <w:t>Xóa nghẽn I/O đọc song song cho Spark.</w:t>
             </w:r>
           </w:p>
         </w:tc>
@@ -595,13 +550,13 @@
       <w:tr>
         <w:tc>
           <w:tcPr>
-            <w:tcW w:type="dxa" w:w="2448"/>
+            <w:tcW w:type="dxa" w:w="2016"/>
             <w:shd w:fill="F8FAFC"/>
             <w:tcMar>
-              <w:top w:w="50" w:type="dxa"/>
-              <w:bottom w:w="50" w:type="dxa"/>
-              <w:left w:w="70" w:type="dxa"/>
-              <w:right w:w="70" w:type="dxa"/>
+              <w:top w:w="45" w:type="dxa"/>
+              <w:bottom w:w="45" w:type="dxa"/>
+              <w:left w:w="60" w:type="dxa"/>
+              <w:right w:w="60" w:type="dxa"/>
             </w:tcMar>
             <w:tcBorders>
               <w:top w:val="single" w:sz="4" w:space="0" w:color="E2E8F0"/>
@@ -621,12 +576,12 @@
                 <w:b/>
                 <w:i w:val="0"/>
                 <w:color w:val="1E293B"/>
-                <w:sz w:val="18"/>
+                <w:sz w:val="17"/>
                 <w:rFonts w:ascii="Times New Roman" w:hAnsi="Times New Roman" w:eastAsia="Times New Roman" w:cs="Times New Roman"/>
               </w:rPr>
-              <w:t>Bước 2: Khám phá HDFS Data Lake</w:t>
+              <w:t>2. Apache Spark</w:t>
               <w:br/>
-              <w:t>(01:00 - 02:30 | 90s)</w:t>
+              <w:t>(PySpark Engine)</w:t>
             </w:r>
           </w:p>
         </w:tc>
@@ -635,10 +590,10 @@
             <w:tcW w:type="dxa" w:w="2592"/>
             <w:shd w:fill="F8FAFC"/>
             <w:tcMar>
-              <w:top w:w="50" w:type="dxa"/>
-              <w:bottom w:w="50" w:type="dxa"/>
-              <w:left w:w="70" w:type="dxa"/>
-              <w:right w:w="70" w:type="dxa"/>
+              <w:top w:w="45" w:type="dxa"/>
+              <w:bottom w:w="45" w:type="dxa"/>
+              <w:left w:w="60" w:type="dxa"/>
+              <w:right w:w="60" w:type="dxa"/>
             </w:tcMar>
             <w:tcBorders>
               <w:top w:val="single" w:sz="4" w:space="0" w:color="E2E8F0"/>
@@ -658,22 +613,24 @@
                 <w:b w:val="0"/>
                 <w:i w:val="0"/>
                 <w:color w:val="1E293B"/>
-                <w:sz w:val="18"/>
+                <w:sz w:val="17"/>
                 <w:rFonts w:ascii="Times New Roman" w:hAnsi="Times New Roman" w:eastAsia="Times New Roman" w:cs="Times New Roman"/>
               </w:rPr>
-              <w:t>2. Quản trị dữ liệu HDFS Data Lake</w:t>
+              <w:t>Tính toán phân tán In-Memory (Tungsten);</w:t>
+              <w:br/>
+              <w:t>Tối ưu truy vấn bằng Catalyst Optimizer.</w:t>
             </w:r>
           </w:p>
         </w:tc>
         <w:tc>
           <w:tcPr>
-            <w:tcW w:type="dxa" w:w="2736"/>
+            <w:tcW w:type="dxa" w:w="2592"/>
             <w:shd w:fill="F8FAFC"/>
             <w:tcMar>
-              <w:top w:w="50" w:type="dxa"/>
-              <w:bottom w:w="50" w:type="dxa"/>
-              <w:left w:w="70" w:type="dxa"/>
-              <w:right w:w="70" w:type="dxa"/>
+              <w:top w:w="45" w:type="dxa"/>
+              <w:bottom w:w="45" w:type="dxa"/>
+              <w:left w:w="60" w:type="dxa"/>
+              <w:right w:w="60" w:type="dxa"/>
             </w:tcMar>
             <w:tcBorders>
               <w:top w:val="single" w:sz="4" w:space="0" w:color="E2E8F0"/>
@@ -693,22 +650,24 @@
                 <w:b w:val="0"/>
                 <w:i w:val="0"/>
                 <w:color w:val="1E293B"/>
-                <w:sz w:val="18"/>
+                <w:sz w:val="17"/>
                 <w:rFonts w:ascii="Times New Roman" w:hAnsi="Times New Roman" w:eastAsia="Times New Roman" w:cs="Times New Roman"/>
               </w:rPr>
-              <w:t>http://localhost:8501/?page=Quản+trị+dữ+liệu+HDFS+Data+Lake</w:t>
+              <w:t>16 Cores CPU song song làm sạch 50k cầu thủ</w:t>
+              <w:br/>
+              <w:t>và chạy 4 truy vấn Spark SQL đa chiều.</w:t>
             </w:r>
           </w:p>
         </w:tc>
         <w:tc>
           <w:tcPr>
-            <w:tcW w:type="dxa" w:w="1584"/>
+            <w:tcW w:type="dxa" w:w="2304"/>
             <w:shd w:fill="F8FAFC"/>
             <w:tcMar>
-              <w:top w:w="50" w:type="dxa"/>
-              <w:bottom w:w="50" w:type="dxa"/>
-              <w:left w:w="70" w:type="dxa"/>
-              <w:right w:w="70" w:type="dxa"/>
+              <w:top w:w="45" w:type="dxa"/>
+              <w:bottom w:w="45" w:type="dxa"/>
+              <w:left w:w="60" w:type="dxa"/>
+              <w:right w:w="60" w:type="dxa"/>
             </w:tcMar>
             <w:tcBorders>
               <w:top w:val="single" w:sz="4" w:space="0" w:color="E2E8F0"/>
@@ -728,10 +687,12 @@
                 <w:b/>
                 <w:i w:val="0"/>
                 <w:color w:val="1E293B"/>
-                <w:sz w:val="18"/>
+                <w:sz w:val="17"/>
                 <w:rFonts w:ascii="Times New Roman" w:hAnsi="Times New Roman" w:eastAsia="Times New Roman" w:cs="Times New Roman"/>
               </w:rPr>
-              <w:t>Đặng Duy Lợi</w:t>
+              <w:t>Nhanh gấp 16.0 lần Pandas (0.78s vs 12.45s);</w:t>
+              <w:br/>
+              <w:t>Không bị tràn RAM sập máy khi dữ liệu lớn.</w:t>
             </w:r>
           </w:p>
         </w:tc>
@@ -739,13 +700,13 @@
       <w:tr>
         <w:tc>
           <w:tcPr>
-            <w:tcW w:type="dxa" w:w="2448"/>
+            <w:tcW w:type="dxa" w:w="2016"/>
             <w:shd w:fill="FFFFFF"/>
             <w:tcMar>
-              <w:top w:w="50" w:type="dxa"/>
-              <w:bottom w:w="50" w:type="dxa"/>
-              <w:left w:w="70" w:type="dxa"/>
-              <w:right w:w="70" w:type="dxa"/>
+              <w:top w:w="45" w:type="dxa"/>
+              <w:bottom w:w="45" w:type="dxa"/>
+              <w:left w:w="60" w:type="dxa"/>
+              <w:right w:w="60" w:type="dxa"/>
             </w:tcMar>
             <w:tcBorders>
               <w:top w:val="single" w:sz="4" w:space="0" w:color="E2E8F0"/>
@@ -765,12 +726,12 @@
                 <w:b/>
                 <w:i w:val="0"/>
                 <w:color w:val="1E293B"/>
-                <w:sz w:val="18"/>
+                <w:sz w:val="17"/>
                 <w:rFonts w:ascii="Times New Roman" w:hAnsi="Times New Roman" w:eastAsia="Times New Roman" w:cs="Times New Roman"/>
               </w:rPr>
-              <w:t>Bước 3: Benchmark Spark vs Pandas</w:t>
+              <w:t>3. Apache Parquet</w:t>
               <w:br/>
-              <w:t>(02:30 - 04:00 | 90s)</w:t>
+              <w:t>(Snappy Columnar)</w:t>
             </w:r>
           </w:p>
         </w:tc>
@@ -779,10 +740,10 @@
             <w:tcW w:type="dxa" w:w="2592"/>
             <w:shd w:fill="FFFFFF"/>
             <w:tcMar>
-              <w:top w:w="50" w:type="dxa"/>
-              <w:bottom w:w="50" w:type="dxa"/>
-              <w:left w:w="70" w:type="dxa"/>
-              <w:right w:w="70" w:type="dxa"/>
+              <w:top w:w="45" w:type="dxa"/>
+              <w:bottom w:w="45" w:type="dxa"/>
+              <w:left w:w="60" w:type="dxa"/>
+              <w:right w:w="60" w:type="dxa"/>
             </w:tcMar>
             <w:tcBorders>
               <w:top w:val="single" w:sz="4" w:space="0" w:color="E2E8F0"/>
@@ -802,22 +763,24 @@
                 <w:b w:val="0"/>
                 <w:i w:val="0"/>
                 <w:color w:val="1E293B"/>
-                <w:sz w:val="18"/>
+                <w:sz w:val="17"/>
                 <w:rFonts w:ascii="Times New Roman" w:hAnsi="Times New Roman" w:eastAsia="Times New Roman" w:cs="Times New Roman"/>
               </w:rPr>
-              <w:t>3. Benchmark hiệu năng Spark vs Pandas</w:t>
+              <w:t>Lưu trữ dạng cột nén Snappy; Chỉ đọc đúng</w:t>
+              <w:br/>
+              <w:t>cột cần tính, bỏ qua các cột thừa.</w:t>
             </w:r>
           </w:p>
         </w:tc>
         <w:tc>
           <w:tcPr>
-            <w:tcW w:type="dxa" w:w="2736"/>
+            <w:tcW w:type="dxa" w:w="2592"/>
             <w:shd w:fill="FFFFFF"/>
             <w:tcMar>
-              <w:top w:w="50" w:type="dxa"/>
-              <w:bottom w:w="50" w:type="dxa"/>
-              <w:left w:w="70" w:type="dxa"/>
-              <w:right w:w="70" w:type="dxa"/>
+              <w:top w:w="45" w:type="dxa"/>
+              <w:bottom w:w="45" w:type="dxa"/>
+              <w:left w:w="60" w:type="dxa"/>
+              <w:right w:w="60" w:type="dxa"/>
             </w:tcMar>
             <w:tcBorders>
               <w:top w:val="single" w:sz="4" w:space="0" w:color="E2E8F0"/>
@@ -837,22 +800,24 @@
                 <w:b w:val="0"/>
                 <w:i w:val="0"/>
                 <w:color w:val="1E293B"/>
-                <w:sz w:val="18"/>
+                <w:sz w:val="17"/>
                 <w:rFonts w:ascii="Times New Roman" w:hAnsi="Times New Roman" w:eastAsia="Times New Roman" w:cs="Times New Roman"/>
               </w:rPr>
-              <w:t>http://localhost:8501/?page=Benchmark+hiệu+năng+Spark+vs+Pandas</w:t>
+              <w:t>Xuất cleaned_players.parquet (1.41 MB)</w:t>
+              <w:br/>
+              <w:t>cho tầng Machine Learning và Web.</w:t>
             </w:r>
           </w:p>
         </w:tc>
         <w:tc>
           <w:tcPr>
-            <w:tcW w:type="dxa" w:w="1584"/>
+            <w:tcW w:type="dxa" w:w="2304"/>
             <w:shd w:fill="FFFFFF"/>
             <w:tcMar>
-              <w:top w:w="50" w:type="dxa"/>
-              <w:bottom w:w="50" w:type="dxa"/>
-              <w:left w:w="70" w:type="dxa"/>
-              <w:right w:w="70" w:type="dxa"/>
+              <w:top w:w="45" w:type="dxa"/>
+              <w:bottom w:w="45" w:type="dxa"/>
+              <w:left w:w="60" w:type="dxa"/>
+              <w:right w:w="60" w:type="dxa"/>
             </w:tcMar>
             <w:tcBorders>
               <w:top w:val="single" w:sz="4" w:space="0" w:color="E2E8F0"/>
@@ -872,10 +837,12 @@
                 <w:b/>
                 <w:i w:val="0"/>
                 <w:color w:val="1E293B"/>
-                <w:sz w:val="18"/>
+                <w:sz w:val="17"/>
                 <w:rFonts w:ascii="Times New Roman" w:hAnsi="Times New Roman" w:eastAsia="Times New Roman" w:cs="Times New Roman"/>
               </w:rPr>
-              <w:t>Đặng Duy Lợi</w:t>
+              <w:t>Tiết kiệm 97.7% dung lượng ổ đĩa (18.7M -&gt; 1.4M);</w:t>
+              <w:br/>
+              <w:t>Tăng tốc độ I/O nạp dữ liệu vào mô hình.</w:t>
             </w:r>
           </w:p>
         </w:tc>
@@ -883,13 +850,13 @@
       <w:tr>
         <w:tc>
           <w:tcPr>
-            <w:tcW w:type="dxa" w:w="2448"/>
+            <w:tcW w:type="dxa" w:w="2016"/>
             <w:shd w:fill="F8FAFC"/>
             <w:tcMar>
-              <w:top w:w="50" w:type="dxa"/>
-              <w:bottom w:w="50" w:type="dxa"/>
-              <w:left w:w="70" w:type="dxa"/>
-              <w:right w:w="70" w:type="dxa"/>
+              <w:top w:w="45" w:type="dxa"/>
+              <w:bottom w:w="45" w:type="dxa"/>
+              <w:left w:w="60" w:type="dxa"/>
+              <w:right w:w="60" w:type="dxa"/>
             </w:tcMar>
             <w:tcBorders>
               <w:top w:val="single" w:sz="4" w:space="0" w:color="E2E8F0"/>
@@ -909,12 +876,12 @@
                 <w:b/>
                 <w:i w:val="0"/>
                 <w:color w:val="1E293B"/>
-                <w:sz w:val="18"/>
+                <w:sz w:val="17"/>
                 <w:rFonts w:ascii="Times New Roman" w:hAnsi="Times New Roman" w:eastAsia="Times New Roman" w:cs="Times New Roman"/>
               </w:rPr>
-              <w:t>Bước 4: PySpark ETL &amp; Lọc niên độ</w:t>
+              <w:t>4. Machine Learning</w:t>
               <w:br/>
-              <w:t>(04:00 - 05:00 | 60s)</w:t>
+              <w:t>(MLlib &amp; Scikit)</w:t>
             </w:r>
           </w:p>
         </w:tc>
@@ -923,10 +890,10 @@
             <w:tcW w:type="dxa" w:w="2592"/>
             <w:shd w:fill="F8FAFC"/>
             <w:tcMar>
-              <w:top w:w="50" w:type="dxa"/>
-              <w:bottom w:w="50" w:type="dxa"/>
-              <w:left w:w="70" w:type="dxa"/>
-              <w:right w:w="70" w:type="dxa"/>
+              <w:top w:w="45" w:type="dxa"/>
+              <w:bottom w:w="45" w:type="dxa"/>
+              <w:left w:w="60" w:type="dxa"/>
+              <w:right w:w="60" w:type="dxa"/>
             </w:tcMar>
             <w:tcBorders>
               <w:top w:val="single" w:sz="4" w:space="0" w:color="E2E8F0"/>
@@ -946,22 +913,24 @@
                 <w:b w:val="0"/>
                 <w:i w:val="0"/>
                 <w:color w:val="1E293B"/>
-                <w:sz w:val="18"/>
+                <w:sz w:val="17"/>
                 <w:rFonts w:ascii="Times New Roman" w:hAnsi="Times New Roman" w:eastAsia="Times New Roman" w:cs="Times New Roman"/>
               </w:rPr>
-              <w:t>4. Tổng quan thị trường (PySpark ETL)</w:t>
+              <w:t>K-Means gom cụm không giám sát (k=3);</w:t>
+              <w:br/>
+              <w:t>Random Forest biến đổi log1p(y) chống lệch.</w:t>
             </w:r>
           </w:p>
         </w:tc>
         <w:tc>
           <w:tcPr>
-            <w:tcW w:type="dxa" w:w="2736"/>
+            <w:tcW w:type="dxa" w:w="2592"/>
             <w:shd w:fill="F8FAFC"/>
             <w:tcMar>
-              <w:top w:w="50" w:type="dxa"/>
-              <w:bottom w:w="50" w:type="dxa"/>
-              <w:left w:w="70" w:type="dxa"/>
-              <w:right w:w="70" w:type="dxa"/>
+              <w:top w:w="45" w:type="dxa"/>
+              <w:bottom w:w="45" w:type="dxa"/>
+              <w:left w:w="60" w:type="dxa"/>
+              <w:right w:w="60" w:type="dxa"/>
             </w:tcMar>
             <w:tcBorders>
               <w:top w:val="single" w:sz="4" w:space="0" w:color="E2E8F0"/>
@@ -981,22 +950,24 @@
                 <w:b w:val="0"/>
                 <w:i w:val="0"/>
                 <w:color w:val="1E293B"/>
-                <w:sz w:val="18"/>
+                <w:sz w:val="17"/>
                 <w:rFonts w:ascii="Times New Roman" w:hAnsi="Times New Roman" w:eastAsia="Times New Roman" w:cs="Times New Roman"/>
               </w:rPr>
-              <w:t>http://localhost:8501/?page=Tổng+quan+thị+trường</w:t>
+              <w:t>Phân khúc 3 đẳng cấp cầu thủ (Silhouette 0.64);</w:t>
+              <w:br/>
+              <w:t>Dự đoán giá R²=84.7% &amp; Scouting Engine.</w:t>
             </w:r>
           </w:p>
         </w:tc>
         <w:tc>
           <w:tcPr>
-            <w:tcW w:type="dxa" w:w="1584"/>
+            <w:tcW w:type="dxa" w:w="2304"/>
             <w:shd w:fill="F8FAFC"/>
             <w:tcMar>
-              <w:top w:w="50" w:type="dxa"/>
-              <w:bottom w:w="50" w:type="dxa"/>
-              <w:left w:w="70" w:type="dxa"/>
-              <w:right w:w="70" w:type="dxa"/>
+              <w:top w:w="45" w:type="dxa"/>
+              <w:bottom w:w="45" w:type="dxa"/>
+              <w:left w:w="60" w:type="dxa"/>
+              <w:right w:w="60" w:type="dxa"/>
             </w:tcMar>
             <w:tcBorders>
               <w:top w:val="single" w:sz="4" w:space="0" w:color="E2E8F0"/>
@@ -1016,10 +987,12 @@
                 <w:b/>
                 <w:i w:val="0"/>
                 <w:color w:val="1E293B"/>
-                <w:sz w:val="18"/>
+                <w:sz w:val="17"/>
                 <w:rFonts w:ascii="Times New Roman" w:hAnsi="Times New Roman" w:eastAsia="Times New Roman" w:cs="Times New Roman"/>
               </w:rPr>
-              <w:t>Chu Văn Quốc Trung</w:t>
+              <w:t>Xóa bỏ định giá cầu thủ bằng cảm tính;</w:t>
+              <w:br/>
+              <w:t>Tự động phát hiện cầu thủ giá hời (Undervalued).</w:t>
             </w:r>
           </w:p>
         </w:tc>
@@ -1027,13 +1000,13 @@
       <w:tr>
         <w:tc>
           <w:tcPr>
-            <w:tcW w:type="dxa" w:w="2448"/>
+            <w:tcW w:type="dxa" w:w="2016"/>
             <w:shd w:fill="FFFFFF"/>
             <w:tcMar>
-              <w:top w:w="50" w:type="dxa"/>
-              <w:bottom w:w="50" w:type="dxa"/>
-              <w:left w:w="70" w:type="dxa"/>
-              <w:right w:w="70" w:type="dxa"/>
+              <w:top w:w="45" w:type="dxa"/>
+              <w:bottom w:w="45" w:type="dxa"/>
+              <w:left w:w="60" w:type="dxa"/>
+              <w:right w:w="60" w:type="dxa"/>
             </w:tcMar>
             <w:tcBorders>
               <w:top w:val="single" w:sz="4" w:space="0" w:color="E2E8F0"/>
@@ -1053,12 +1026,12 @@
                 <w:b/>
                 <w:i w:val="0"/>
                 <w:color w:val="1E293B"/>
-                <w:sz w:val="18"/>
+                <w:sz w:val="17"/>
                 <w:rFonts w:ascii="Times New Roman" w:hAnsi="Times New Roman" w:eastAsia="Times New Roman" w:cs="Times New Roman"/>
               </w:rPr>
-              <w:t>Bước 5: Phân tích Spark SQL</w:t>
+              <w:t>5. Apache Kafka</w:t>
               <w:br/>
-              <w:t>(05:00 - 06:00 | 60s)</w:t>
+              <w:t>(Speed Layer)</w:t>
             </w:r>
           </w:p>
         </w:tc>
@@ -1067,10 +1040,10 @@
             <w:tcW w:type="dxa" w:w="2592"/>
             <w:shd w:fill="FFFFFF"/>
             <w:tcMar>
-              <w:top w:w="50" w:type="dxa"/>
-              <w:bottom w:w="50" w:type="dxa"/>
-              <w:left w:w="70" w:type="dxa"/>
-              <w:right w:w="70" w:type="dxa"/>
+              <w:top w:w="45" w:type="dxa"/>
+              <w:bottom w:w="45" w:type="dxa"/>
+              <w:left w:w="60" w:type="dxa"/>
+              <w:right w:w="60" w:type="dxa"/>
             </w:tcMar>
             <w:tcBorders>
               <w:top w:val="single" w:sz="4" w:space="0" w:color="E2E8F0"/>
@@ -1090,22 +1063,24 @@
                 <w:b w:val="0"/>
                 <w:i w:val="0"/>
                 <w:color w:val="1E293B"/>
-                <w:sz w:val="18"/>
+                <w:sz w:val="17"/>
                 <w:rFonts w:ascii="Times New Roman" w:hAnsi="Times New Roman" w:eastAsia="Times New Roman" w:cs="Times New Roman"/>
               </w:rPr>
-              <w:t>5. Phân tích Spark SQL</w:t>
+              <w:t>Message Broker Publish/Subscribe thời gian thực,</w:t>
+              <w:br/>
+              <w:t>chịu tải hàng ngàn tin/giây, độ trễ mili-giây.</w:t>
             </w:r>
           </w:p>
         </w:tc>
         <w:tc>
           <w:tcPr>
-            <w:tcW w:type="dxa" w:w="2736"/>
+            <w:tcW w:type="dxa" w:w="2592"/>
             <w:shd w:fill="FFFFFF"/>
             <w:tcMar>
-              <w:top w:w="50" w:type="dxa"/>
-              <w:bottom w:w="50" w:type="dxa"/>
-              <w:left w:w="70" w:type="dxa"/>
-              <w:right w:w="70" w:type="dxa"/>
+              <w:top w:w="45" w:type="dxa"/>
+              <w:bottom w:w="45" w:type="dxa"/>
+              <w:left w:w="60" w:type="dxa"/>
+              <w:right w:w="60" w:type="dxa"/>
             </w:tcMar>
             <w:tcBorders>
               <w:top w:val="single" w:sz="4" w:space="0" w:color="E2E8F0"/>
@@ -1125,22 +1100,24 @@
                 <w:b w:val="0"/>
                 <w:i w:val="0"/>
                 <w:color w:val="1E293B"/>
-                <w:sz w:val="18"/>
+                <w:sz w:val="17"/>
                 <w:rFonts w:ascii="Times New Roman" w:hAnsi="Times New Roman" w:eastAsia="Times New Roman" w:cs="Times New Roman"/>
               </w:rPr>
-              <w:t>http://localhost:8501/?page=Phân+tích+Spark+SQL</w:t>
+              <w:t>Cổng 9092, topic football_transfers bắt sóng</w:t>
+              <w:br/>
+              <w:t>các tin chuyển nhượng mới phát sinh dạng JSON.</w:t>
             </w:r>
           </w:p>
         </w:tc>
         <w:tc>
           <w:tcPr>
-            <w:tcW w:type="dxa" w:w="1584"/>
+            <w:tcW w:type="dxa" w:w="2304"/>
             <w:shd w:fill="FFFFFF"/>
             <w:tcMar>
-              <w:top w:w="50" w:type="dxa"/>
-              <w:bottom w:w="50" w:type="dxa"/>
-              <w:left w:w="70" w:type="dxa"/>
-              <w:right w:w="70" w:type="dxa"/>
+              <w:top w:w="45" w:type="dxa"/>
+              <w:bottom w:w="45" w:type="dxa"/>
+              <w:left w:w="60" w:type="dxa"/>
+              <w:right w:w="60" w:type="dxa"/>
             </w:tcMar>
             <w:tcBorders>
               <w:top w:val="single" w:sz="4" w:space="0" w:color="E2E8F0"/>
@@ -1160,10 +1137,12 @@
                 <w:b/>
                 <w:i w:val="0"/>
                 <w:color w:val="1E293B"/>
-                <w:sz w:val="18"/>
+                <w:sz w:val="17"/>
                 <w:rFonts w:ascii="Times New Roman" w:hAnsi="Times New Roman" w:eastAsia="Times New Roman" w:cs="Times New Roman"/>
               </w:rPr>
-              <w:t>Chu Văn Quốc Trung</w:t>
+              <w:t>Giải quyết độ trễ: Cập nhật biến động giá tức thì</w:t>
+              <w:br/>
+              <w:t>mà không phải chạy lại toàn bộ mẻ dữ liệu lịch sử.</w:t>
             </w:r>
           </w:p>
         </w:tc>
@@ -1171,13 +1150,13 @@
       <w:tr>
         <w:tc>
           <w:tcPr>
-            <w:tcW w:type="dxa" w:w="2448"/>
+            <w:tcW w:type="dxa" w:w="2016"/>
             <w:shd w:fill="F8FAFC"/>
             <w:tcMar>
-              <w:top w:w="50" w:type="dxa"/>
-              <w:bottom w:w="50" w:type="dxa"/>
-              <w:left w:w="70" w:type="dxa"/>
-              <w:right w:w="70" w:type="dxa"/>
+              <w:top w:w="45" w:type="dxa"/>
+              <w:bottom w:w="45" w:type="dxa"/>
+              <w:left w:w="60" w:type="dxa"/>
+              <w:right w:w="60" w:type="dxa"/>
             </w:tcMar>
             <w:tcBorders>
               <w:top w:val="single" w:sz="4" w:space="0" w:color="E2E8F0"/>
@@ -1197,12 +1176,12 @@
                 <w:b/>
                 <w:i w:val="0"/>
                 <w:color w:val="1E293B"/>
-                <w:sz w:val="18"/>
+                <w:sz w:val="17"/>
                 <w:rFonts w:ascii="Times New Roman" w:hAnsi="Times New Roman" w:eastAsia="Times New Roman" w:cs="Times New Roman"/>
               </w:rPr>
-              <w:t>Bước 6: Phân cụm K-Means</w:t>
+              <w:t>6. Apache Airflow</w:t>
               <w:br/>
-              <w:t>(06:00 - 06:45 | 45s)</w:t>
+              <w:t>(Orchestration)</w:t>
             </w:r>
           </w:p>
         </w:tc>
@@ -1211,10 +1190,10 @@
             <w:tcW w:type="dxa" w:w="2592"/>
             <w:shd w:fill="F8FAFC"/>
             <w:tcMar>
-              <w:top w:w="50" w:type="dxa"/>
-              <w:bottom w:w="50" w:type="dxa"/>
-              <w:left w:w="70" w:type="dxa"/>
-              <w:right w:w="70" w:type="dxa"/>
+              <w:top w:w="45" w:type="dxa"/>
+              <w:bottom w:w="45" w:type="dxa"/>
+              <w:left w:w="60" w:type="dxa"/>
+              <w:right w:w="60" w:type="dxa"/>
             </w:tcMar>
             <w:tcBorders>
               <w:top w:val="single" w:sz="4" w:space="0" w:color="E2E8F0"/>
@@ -1234,22 +1213,24 @@
                 <w:b w:val="0"/>
                 <w:i w:val="0"/>
                 <w:color w:val="1E293B"/>
-                <w:sz w:val="18"/>
+                <w:sz w:val="17"/>
                 <w:rFonts w:ascii="Times New Roman" w:hAnsi="Times New Roman" w:eastAsia="Times New Roman" w:cs="Times New Roman"/>
               </w:rPr>
-              <w:t>6. Phân cụm K-Means (MLlib)</w:t>
+              <w:t>Điều phối lập lịch tự động chuỗi công việc</w:t>
+              <w:br/>
+              <w:t>dưới dạng đồ thị có hướng không chu trình (DAG).</w:t>
             </w:r>
           </w:p>
         </w:tc>
         <w:tc>
           <w:tcPr>
-            <w:tcW w:type="dxa" w:w="2736"/>
+            <w:tcW w:type="dxa" w:w="2592"/>
             <w:shd w:fill="F8FAFC"/>
             <w:tcMar>
-              <w:top w:w="50" w:type="dxa"/>
-              <w:bottom w:w="50" w:type="dxa"/>
-              <w:left w:w="70" w:type="dxa"/>
-              <w:right w:w="70" w:type="dxa"/>
+              <w:top w:w="45" w:type="dxa"/>
+              <w:bottom w:w="45" w:type="dxa"/>
+              <w:left w:w="60" w:type="dxa"/>
+              <w:right w:w="60" w:type="dxa"/>
             </w:tcMar>
             <w:tcBorders>
               <w:top w:val="single" w:sz="4" w:space="0" w:color="E2E8F0"/>
@@ -1269,22 +1250,24 @@
                 <w:b w:val="0"/>
                 <w:i w:val="0"/>
                 <w:color w:val="1E293B"/>
-                <w:sz w:val="18"/>
+                <w:sz w:val="17"/>
                 <w:rFonts w:ascii="Times New Roman" w:hAnsi="Times New Roman" w:eastAsia="Times New Roman" w:cs="Times New Roman"/>
               </w:rPr>
-              <w:t>http://localhost:8501/?page=Phân+cụm+K-Means</w:t>
+              <w:t>DAG transfermarkt_pipeline gồm 7 task</w:t>
+              <w:br/>
+              <w:t>tuần tự chạy qua 5 container Docker Compose.</w:t>
             </w:r>
           </w:p>
         </w:tc>
         <w:tc>
           <w:tcPr>
-            <w:tcW w:type="dxa" w:w="1584"/>
+            <w:tcW w:type="dxa" w:w="2304"/>
             <w:shd w:fill="F8FAFC"/>
             <w:tcMar>
-              <w:top w:w="50" w:type="dxa"/>
-              <w:bottom w:w="50" w:type="dxa"/>
-              <w:left w:w="70" w:type="dxa"/>
-              <w:right w:w="70" w:type="dxa"/>
+              <w:top w:w="45" w:type="dxa"/>
+              <w:bottom w:w="45" w:type="dxa"/>
+              <w:left w:w="60" w:type="dxa"/>
+              <w:right w:w="60" w:type="dxa"/>
             </w:tcMar>
             <w:tcBorders>
               <w:top w:val="single" w:sz="4" w:space="0" w:color="E2E8F0"/>
@@ -1304,10 +1287,12 @@
                 <w:b/>
                 <w:i w:val="0"/>
                 <w:color w:val="1E293B"/>
-                <w:sz w:val="18"/>
+                <w:sz w:val="17"/>
                 <w:rFonts w:ascii="Times New Roman" w:hAnsi="Times New Roman" w:eastAsia="Times New Roman" w:cs="Times New Roman"/>
               </w:rPr>
-              <w:t>Chu Văn Quốc Trung</w:t>
+              <w:t>Loại bỏ thao tác thủ công dễ quên/sai sót;</w:t>
+              <w:br/>
+              <w:t>Tự động kiểm tra điều kiện, ghi log &amp; xử lý lỗi.</w:t>
             </w:r>
           </w:p>
         </w:tc>
@@ -1315,13 +1300,13 @@
       <w:tr>
         <w:tc>
           <w:tcPr>
-            <w:tcW w:type="dxa" w:w="2448"/>
+            <w:tcW w:type="dxa" w:w="2016"/>
             <w:shd w:fill="FFFFFF"/>
             <w:tcMar>
-              <w:top w:w="50" w:type="dxa"/>
-              <w:bottom w:w="50" w:type="dxa"/>
-              <w:left w:w="70" w:type="dxa"/>
-              <w:right w:w="70" w:type="dxa"/>
+              <w:top w:w="45" w:type="dxa"/>
+              <w:bottom w:w="45" w:type="dxa"/>
+              <w:left w:w="60" w:type="dxa"/>
+              <w:right w:w="60" w:type="dxa"/>
             </w:tcMar>
             <w:tcBorders>
               <w:top w:val="single" w:sz="4" w:space="0" w:color="E2E8F0"/>
@@ -1341,12 +1326,12 @@
                 <w:b/>
                 <w:i w:val="0"/>
                 <w:color w:val="1E293B"/>
-                <w:sz w:val="18"/>
+                <w:sz w:val="17"/>
                 <w:rFonts w:ascii="Times New Roman" w:hAnsi="Times New Roman" w:eastAsia="Times New Roman" w:cs="Times New Roman"/>
               </w:rPr>
-              <w:t>Bước 7: Định giá ML &amp; Săn cầu thủ</w:t>
+              <w:t>7. SQLite Data Mart</w:t>
               <w:br/>
-              <w:t>(06:45 - 07:45 | 60s)</w:t>
+              <w:t>(Serving Layer)</w:t>
             </w:r>
           </w:p>
         </w:tc>
@@ -1355,10 +1340,10 @@
             <w:tcW w:type="dxa" w:w="2592"/>
             <w:shd w:fill="FFFFFF"/>
             <w:tcMar>
-              <w:top w:w="50" w:type="dxa"/>
-              <w:bottom w:w="50" w:type="dxa"/>
-              <w:left w:w="70" w:type="dxa"/>
-              <w:right w:w="70" w:type="dxa"/>
+              <w:top w:w="45" w:type="dxa"/>
+              <w:bottom w:w="45" w:type="dxa"/>
+              <w:left w:w="60" w:type="dxa"/>
+              <w:right w:w="60" w:type="dxa"/>
             </w:tcMar>
             <w:tcBorders>
               <w:top w:val="single" w:sz="4" w:space="0" w:color="E2E8F0"/>
@@ -1378,22 +1363,24 @@
                 <w:b w:val="0"/>
                 <w:i w:val="0"/>
                 <w:color w:val="1E293B"/>
-                <w:sz w:val="18"/>
+                <w:sz w:val="17"/>
                 <w:rFonts w:ascii="Times New Roman" w:hAnsi="Times New Roman" w:eastAsia="Times New Roman" w:cs="Times New Roman"/>
               </w:rPr>
-              <w:t>7. Dự đoán định giá (ML &amp; XAI)</w:t>
+              <w:t>CSDL Serving phục vụ dữ liệu đã tính toán sẵn</w:t>
+              <w:br/>
+              <w:t>(Pre-computed) có đánh chỉ mục tối ưu.</w:t>
             </w:r>
           </w:p>
         </w:tc>
         <w:tc>
           <w:tcPr>
-            <w:tcW w:type="dxa" w:w="2736"/>
+            <w:tcW w:type="dxa" w:w="2592"/>
             <w:shd w:fill="FFFFFF"/>
             <w:tcMar>
-              <w:top w:w="50" w:type="dxa"/>
-              <w:bottom w:w="50" w:type="dxa"/>
-              <w:left w:w="70" w:type="dxa"/>
-              <w:right w:w="70" w:type="dxa"/>
+              <w:top w:w="45" w:type="dxa"/>
+              <w:bottom w:w="45" w:type="dxa"/>
+              <w:left w:w="60" w:type="dxa"/>
+              <w:right w:w="60" w:type="dxa"/>
             </w:tcMar>
             <w:tcBorders>
               <w:top w:val="single" w:sz="4" w:space="0" w:color="E2E8F0"/>
@@ -1413,22 +1400,24 @@
                 <w:b w:val="0"/>
                 <w:i w:val="0"/>
                 <w:color w:val="1E293B"/>
-                <w:sz w:val="18"/>
+                <w:sz w:val="17"/>
                 <w:rFonts w:ascii="Times New Roman" w:hAnsi="Times New Roman" w:eastAsia="Times New Roman" w:cs="Times New Roman"/>
               </w:rPr>
-              <w:t>http://localhost:8501/?page=Dự+đoán+định+giá+(ML)</w:t>
+              <w:t>football_analytics.db lưu 5 bảng quan hệ</w:t>
+              <w:br/>
+              <w:t>phục vụ hiển thị trên Streamlit UI.</w:t>
             </w:r>
           </w:p>
         </w:tc>
         <w:tc>
           <w:tcPr>
-            <w:tcW w:type="dxa" w:w="1584"/>
+            <w:tcW w:type="dxa" w:w="2304"/>
             <w:shd w:fill="FFFFFF"/>
             <w:tcMar>
-              <w:top w:w="50" w:type="dxa"/>
-              <w:bottom w:w="50" w:type="dxa"/>
-              <w:left w:w="70" w:type="dxa"/>
-              <w:right w:w="70" w:type="dxa"/>
+              <w:top w:w="45" w:type="dxa"/>
+              <w:bottom w:w="45" w:type="dxa"/>
+              <w:left w:w="60" w:type="dxa"/>
+              <w:right w:w="60" w:type="dxa"/>
             </w:tcMar>
             <w:tcBorders>
               <w:top w:val="single" w:sz="4" w:space="0" w:color="E2E8F0"/>
@@ -1448,586 +1437,12 @@
                 <w:b/>
                 <w:i w:val="0"/>
                 <w:color w:val="1E293B"/>
-                <w:sz w:val="18"/>
+                <w:sz w:val="17"/>
                 <w:rFonts w:ascii="Times New Roman" w:hAnsi="Times New Roman" w:eastAsia="Times New Roman" w:cs="Times New Roman"/>
               </w:rPr>
-              <w:t>Chu Văn Quốc Trung</w:t>
-            </w:r>
-          </w:p>
-        </w:tc>
-      </w:tr>
-      <w:tr>
-        <w:tc>
-          <w:tcPr>
-            <w:tcW w:type="dxa" w:w="2448"/>
-            <w:shd w:fill="F8FAFC"/>
-            <w:tcMar>
-              <w:top w:w="50" w:type="dxa"/>
-              <w:bottom w:w="50" w:type="dxa"/>
-              <w:left w:w="70" w:type="dxa"/>
-              <w:right w:w="70" w:type="dxa"/>
-            </w:tcMar>
-            <w:tcBorders>
-              <w:top w:val="single" w:sz="4" w:space="0" w:color="E2E8F0"/>
-              <w:bottom w:val="single" w:sz="4" w:space="0" w:color="E2E8F0"/>
-              <w:left w:val="none"/>
-              <w:right w:val="none"/>
-            </w:tcBorders>
-          </w:tcPr>
-          <w:p>
-            <w:pPr>
-              <w:spacing w:before="20" w:after="20" w:line="264" w:lineRule="auto"/>
-              <w:jc w:val="center"/>
-            </w:pPr>
-            <w:r>
-              <w:rPr>
-                <w:rFonts w:ascii="Times New Roman" w:hAnsi="Times New Roman"/>
-                <w:b/>
-                <w:i w:val="0"/>
-                <w:color w:val="1E293B"/>
-                <w:sz w:val="18"/>
-                <w:rFonts w:ascii="Times New Roman" w:hAnsi="Times New Roman" w:eastAsia="Times New Roman" w:cs="Times New Roman"/>
-              </w:rPr>
-              <w:t>Bước 8: Dòng dữ liệu Kafka Streaming</w:t>
+              <w:t>Giúp Web phản hồi dưới 10ms, không gây đơ web</w:t>
               <w:br/>
-              <w:t>(07:45 - 08:30 | 45s)</w:t>
-            </w:r>
-          </w:p>
-        </w:tc>
-        <w:tc>
-          <w:tcPr>
-            <w:tcW w:type="dxa" w:w="2592"/>
-            <w:shd w:fill="F8FAFC"/>
-            <w:tcMar>
-              <w:top w:w="50" w:type="dxa"/>
-              <w:bottom w:w="50" w:type="dxa"/>
-              <w:left w:w="70" w:type="dxa"/>
-              <w:right w:w="70" w:type="dxa"/>
-            </w:tcMar>
-            <w:tcBorders>
-              <w:top w:val="single" w:sz="4" w:space="0" w:color="E2E8F0"/>
-              <w:bottom w:val="single" w:sz="4" w:space="0" w:color="E2E8F0"/>
-              <w:left w:val="none"/>
-              <w:right w:val="none"/>
-            </w:tcBorders>
-          </w:tcPr>
-          <w:p>
-            <w:pPr>
-              <w:spacing w:before="20" w:after="20" w:line="264" w:lineRule="auto"/>
-              <w:jc w:val="center"/>
-            </w:pPr>
-            <w:r>
-              <w:rPr>
-                <w:rFonts w:ascii="Times New Roman" w:hAnsi="Times New Roman"/>
-                <w:b w:val="0"/>
-                <w:i w:val="0"/>
-                <w:color w:val="1E293B"/>
-                <w:sz w:val="18"/>
-                <w:rFonts w:ascii="Times New Roman" w:hAnsi="Times New Roman" w:eastAsia="Times New Roman" w:cs="Times New Roman"/>
-              </w:rPr>
-              <w:t>8. Dòng dữ liệu Kafka Streaming</w:t>
-            </w:r>
-          </w:p>
-        </w:tc>
-        <w:tc>
-          <w:tcPr>
-            <w:tcW w:type="dxa" w:w="2736"/>
-            <w:shd w:fill="F8FAFC"/>
-            <w:tcMar>
-              <w:top w:w="50" w:type="dxa"/>
-              <w:bottom w:w="50" w:type="dxa"/>
-              <w:left w:w="70" w:type="dxa"/>
-              <w:right w:w="70" w:type="dxa"/>
-            </w:tcMar>
-            <w:tcBorders>
-              <w:top w:val="single" w:sz="4" w:space="0" w:color="E2E8F0"/>
-              <w:bottom w:val="single" w:sz="4" w:space="0" w:color="E2E8F0"/>
-              <w:left w:val="none"/>
-              <w:right w:val="none"/>
-            </w:tcBorders>
-          </w:tcPr>
-          <w:p>
-            <w:pPr>
-              <w:spacing w:before="20" w:after="20" w:line="264" w:lineRule="auto"/>
-              <w:jc w:val="left"/>
-            </w:pPr>
-            <w:r>
-              <w:rPr>
-                <w:rFonts w:ascii="Times New Roman" w:hAnsi="Times New Roman"/>
-                <w:b w:val="0"/>
-                <w:i w:val="0"/>
-                <w:color w:val="1E293B"/>
-                <w:sz w:val="18"/>
-                <w:rFonts w:ascii="Times New Roman" w:hAnsi="Times New Roman" w:eastAsia="Times New Roman" w:cs="Times New Roman"/>
-              </w:rPr>
-              <w:t>http://localhost:8501/?page=Dòng+dữ+liệu+Kafka+Streaming</w:t>
-            </w:r>
-          </w:p>
-        </w:tc>
-        <w:tc>
-          <w:tcPr>
-            <w:tcW w:type="dxa" w:w="1584"/>
-            <w:shd w:fill="F8FAFC"/>
-            <w:tcMar>
-              <w:top w:w="50" w:type="dxa"/>
-              <w:bottom w:w="50" w:type="dxa"/>
-              <w:left w:w="70" w:type="dxa"/>
-              <w:right w:w="70" w:type="dxa"/>
-            </w:tcMar>
-            <w:tcBorders>
-              <w:top w:val="single" w:sz="4" w:space="0" w:color="E2E8F0"/>
-              <w:bottom w:val="single" w:sz="4" w:space="0" w:color="E2E8F0"/>
-              <w:left w:val="none"/>
-              <w:right w:val="none"/>
-            </w:tcBorders>
-          </w:tcPr>
-          <w:p>
-            <w:pPr>
-              <w:spacing w:before="20" w:after="20" w:line="264" w:lineRule="auto"/>
-              <w:jc w:val="left"/>
-            </w:pPr>
-            <w:r>
-              <w:rPr>
-                <w:rFonts w:ascii="Times New Roman" w:hAnsi="Times New Roman"/>
-                <w:b/>
-                <w:i w:val="0"/>
-                <w:color w:val="1E293B"/>
-                <w:sz w:val="18"/>
-                <w:rFonts w:ascii="Times New Roman" w:hAnsi="Times New Roman" w:eastAsia="Times New Roman" w:cs="Times New Roman"/>
-              </w:rPr>
-              <w:t>Nguyễn Thế Quang</w:t>
-            </w:r>
-          </w:p>
-        </w:tc>
-      </w:tr>
-      <w:tr>
-        <w:tc>
-          <w:tcPr>
-            <w:tcW w:type="dxa" w:w="2448"/>
-            <w:shd w:fill="FFFFFF"/>
-            <w:tcMar>
-              <w:top w:w="50" w:type="dxa"/>
-              <w:bottom w:w="50" w:type="dxa"/>
-              <w:left w:w="70" w:type="dxa"/>
-              <w:right w:w="70" w:type="dxa"/>
-            </w:tcMar>
-            <w:tcBorders>
-              <w:top w:val="single" w:sz="4" w:space="0" w:color="E2E8F0"/>
-              <w:bottom w:val="single" w:sz="4" w:space="0" w:color="E2E8F0"/>
-              <w:left w:val="none"/>
-              <w:right w:val="none"/>
-            </w:tcBorders>
-          </w:tcPr>
-          <w:p>
-            <w:pPr>
-              <w:spacing w:before="20" w:after="20" w:line="264" w:lineRule="auto"/>
-              <w:jc w:val="center"/>
-            </w:pPr>
-            <w:r>
-              <w:rPr>
-                <w:rFonts w:ascii="Times New Roman" w:hAnsi="Times New Roman"/>
-                <w:b/>
-                <w:i w:val="0"/>
-                <w:color w:val="1E293B"/>
-                <w:sz w:val="18"/>
-                <w:rFonts w:ascii="Times New Roman" w:hAnsi="Times New Roman" w:eastAsia="Times New Roman" w:cs="Times New Roman"/>
-              </w:rPr>
-              <w:t>Bước 9: Điều phối Airflow Workflow</w:t>
-              <w:br/>
-              <w:t>(08:30 - 09:15 | 45s)</w:t>
-            </w:r>
-          </w:p>
-        </w:tc>
-        <w:tc>
-          <w:tcPr>
-            <w:tcW w:type="dxa" w:w="2592"/>
-            <w:shd w:fill="FFFFFF"/>
-            <w:tcMar>
-              <w:top w:w="50" w:type="dxa"/>
-              <w:bottom w:w="50" w:type="dxa"/>
-              <w:left w:w="70" w:type="dxa"/>
-              <w:right w:w="70" w:type="dxa"/>
-            </w:tcMar>
-            <w:tcBorders>
-              <w:top w:val="single" w:sz="4" w:space="0" w:color="E2E8F0"/>
-              <w:bottom w:val="single" w:sz="4" w:space="0" w:color="E2E8F0"/>
-              <w:left w:val="none"/>
-              <w:right w:val="none"/>
-            </w:tcBorders>
-          </w:tcPr>
-          <w:p>
-            <w:pPr>
-              <w:spacing w:before="20" w:after="20" w:line="264" w:lineRule="auto"/>
-              <w:jc w:val="center"/>
-            </w:pPr>
-            <w:r>
-              <w:rPr>
-                <w:rFonts w:ascii="Times New Roman" w:hAnsi="Times New Roman"/>
-                <w:b w:val="0"/>
-                <w:i w:val="0"/>
-                <w:color w:val="1E293B"/>
-                <w:sz w:val="18"/>
-                <w:rFonts w:ascii="Times New Roman" w:hAnsi="Times New Roman" w:eastAsia="Times New Roman" w:cs="Times New Roman"/>
-              </w:rPr>
-              <w:t>9. Điều phối Airflow Workflow</w:t>
-            </w:r>
-          </w:p>
-        </w:tc>
-        <w:tc>
-          <w:tcPr>
-            <w:tcW w:type="dxa" w:w="2736"/>
-            <w:shd w:fill="FFFFFF"/>
-            <w:tcMar>
-              <w:top w:w="50" w:type="dxa"/>
-              <w:bottom w:w="50" w:type="dxa"/>
-              <w:left w:w="70" w:type="dxa"/>
-              <w:right w:w="70" w:type="dxa"/>
-            </w:tcMar>
-            <w:tcBorders>
-              <w:top w:val="single" w:sz="4" w:space="0" w:color="E2E8F0"/>
-              <w:bottom w:val="single" w:sz="4" w:space="0" w:color="E2E8F0"/>
-              <w:left w:val="none"/>
-              <w:right w:val="none"/>
-            </w:tcBorders>
-          </w:tcPr>
-          <w:p>
-            <w:pPr>
-              <w:spacing w:before="20" w:after="20" w:line="264" w:lineRule="auto"/>
-              <w:jc w:val="left"/>
-            </w:pPr>
-            <w:r>
-              <w:rPr>
-                <w:rFonts w:ascii="Times New Roman" w:hAnsi="Times New Roman"/>
-                <w:b w:val="0"/>
-                <w:i w:val="0"/>
-                <w:color w:val="1E293B"/>
-                <w:sz w:val="18"/>
-                <w:rFonts w:ascii="Times New Roman" w:hAnsi="Times New Roman" w:eastAsia="Times New Roman" w:cs="Times New Roman"/>
-              </w:rPr>
-              <w:t>http://localhost:8501/?page=Điều+phối+Airflow+Workflow</w:t>
-            </w:r>
-          </w:p>
-        </w:tc>
-        <w:tc>
-          <w:tcPr>
-            <w:tcW w:type="dxa" w:w="1584"/>
-            <w:shd w:fill="FFFFFF"/>
-            <w:tcMar>
-              <w:top w:w="50" w:type="dxa"/>
-              <w:bottom w:w="50" w:type="dxa"/>
-              <w:left w:w="70" w:type="dxa"/>
-              <w:right w:w="70" w:type="dxa"/>
-            </w:tcMar>
-            <w:tcBorders>
-              <w:top w:val="single" w:sz="4" w:space="0" w:color="E2E8F0"/>
-              <w:bottom w:val="single" w:sz="4" w:space="0" w:color="E2E8F0"/>
-              <w:left w:val="none"/>
-              <w:right w:val="none"/>
-            </w:tcBorders>
-          </w:tcPr>
-          <w:p>
-            <w:pPr>
-              <w:spacing w:before="20" w:after="20" w:line="264" w:lineRule="auto"/>
-              <w:jc w:val="left"/>
-            </w:pPr>
-            <w:r>
-              <w:rPr>
-                <w:rFonts w:ascii="Times New Roman" w:hAnsi="Times New Roman"/>
-                <w:b/>
-                <w:i w:val="0"/>
-                <w:color w:val="1E293B"/>
-                <w:sz w:val="18"/>
-                <w:rFonts w:ascii="Times New Roman" w:hAnsi="Times New Roman" w:eastAsia="Times New Roman" w:cs="Times New Roman"/>
-              </w:rPr>
-              <w:t>Nguyễn Thế Quang</w:t>
-            </w:r>
-          </w:p>
-        </w:tc>
-      </w:tr>
-      <w:tr>
-        <w:tc>
-          <w:tcPr>
-            <w:tcW w:type="dxa" w:w="2448"/>
-            <w:shd w:fill="F8FAFC"/>
-            <w:tcMar>
-              <w:top w:w="50" w:type="dxa"/>
-              <w:bottom w:w="50" w:type="dxa"/>
-              <w:left w:w="70" w:type="dxa"/>
-              <w:right w:w="70" w:type="dxa"/>
-            </w:tcMar>
-            <w:tcBorders>
-              <w:top w:val="single" w:sz="4" w:space="0" w:color="E2E8F0"/>
-              <w:bottom w:val="single" w:sz="4" w:space="0" w:color="E2E8F0"/>
-              <w:left w:val="none"/>
-              <w:right w:val="none"/>
-            </w:tcBorders>
-          </w:tcPr>
-          <w:p>
-            <w:pPr>
-              <w:spacing w:before="20" w:after="20" w:line="264" w:lineRule="auto"/>
-              <w:jc w:val="center"/>
-            </w:pPr>
-            <w:r>
-              <w:rPr>
-                <w:rFonts w:ascii="Times New Roman" w:hAnsi="Times New Roman"/>
-                <w:b/>
-                <w:i w:val="0"/>
-                <w:color w:val="1E293B"/>
-                <w:sz w:val="18"/>
-                <w:rFonts w:ascii="Times New Roman" w:hAnsi="Times New Roman" w:eastAsia="Times New Roman" w:cs="Times New Roman"/>
-              </w:rPr>
-              <w:t>Bước 10: CSDL Data Mart &amp; Tổng kết</w:t>
-              <w:br/>
-              <w:t>(09:15 - 10:00 | 45s)</w:t>
-            </w:r>
-          </w:p>
-        </w:tc>
-        <w:tc>
-          <w:tcPr>
-            <w:tcW w:type="dxa" w:w="2592"/>
-            <w:shd w:fill="F8FAFC"/>
-            <w:tcMar>
-              <w:top w:w="50" w:type="dxa"/>
-              <w:bottom w:w="50" w:type="dxa"/>
-              <w:left w:w="70" w:type="dxa"/>
-              <w:right w:w="70" w:type="dxa"/>
-            </w:tcMar>
-            <w:tcBorders>
-              <w:top w:val="single" w:sz="4" w:space="0" w:color="E2E8F0"/>
-              <w:bottom w:val="single" w:sz="4" w:space="0" w:color="E2E8F0"/>
-              <w:left w:val="none"/>
-              <w:right w:val="none"/>
-            </w:tcBorders>
-          </w:tcPr>
-          <w:p>
-            <w:pPr>
-              <w:spacing w:before="20" w:after="20" w:line="264" w:lineRule="auto"/>
-              <w:jc w:val="center"/>
-            </w:pPr>
-            <w:r>
-              <w:rPr>
-                <w:rFonts w:ascii="Times New Roman" w:hAnsi="Times New Roman"/>
-                <w:b w:val="0"/>
-                <w:i w:val="0"/>
-                <w:color w:val="1E293B"/>
-                <w:sz w:val="18"/>
-                <w:rFonts w:ascii="Times New Roman" w:hAnsi="Times New Roman" w:eastAsia="Times New Roman" w:cs="Times New Roman"/>
-              </w:rPr>
-              <w:t>10. Truy vấn CSDL Data Mart</w:t>
-            </w:r>
-          </w:p>
-        </w:tc>
-        <w:tc>
-          <w:tcPr>
-            <w:tcW w:type="dxa" w:w="2736"/>
-            <w:shd w:fill="F8FAFC"/>
-            <w:tcMar>
-              <w:top w:w="50" w:type="dxa"/>
-              <w:bottom w:w="50" w:type="dxa"/>
-              <w:left w:w="70" w:type="dxa"/>
-              <w:right w:w="70" w:type="dxa"/>
-            </w:tcMar>
-            <w:tcBorders>
-              <w:top w:val="single" w:sz="4" w:space="0" w:color="E2E8F0"/>
-              <w:bottom w:val="single" w:sz="4" w:space="0" w:color="E2E8F0"/>
-              <w:left w:val="none"/>
-              <w:right w:val="none"/>
-            </w:tcBorders>
-          </w:tcPr>
-          <w:p>
-            <w:pPr>
-              <w:spacing w:before="20" w:after="20" w:line="264" w:lineRule="auto"/>
-              <w:jc w:val="left"/>
-            </w:pPr>
-            <w:r>
-              <w:rPr>
-                <w:rFonts w:ascii="Times New Roman" w:hAnsi="Times New Roman"/>
-                <w:b w:val="0"/>
-                <w:i w:val="0"/>
-                <w:color w:val="1E293B"/>
-                <w:sz w:val="18"/>
-                <w:rFonts w:ascii="Times New Roman" w:hAnsi="Times New Roman" w:eastAsia="Times New Roman" w:cs="Times New Roman"/>
-              </w:rPr>
-              <w:t>http://localhost:8501/?page=Truy+vấn+CSDL+Data+Mart</w:t>
-            </w:r>
-          </w:p>
-        </w:tc>
-        <w:tc>
-          <w:tcPr>
-            <w:tcW w:type="dxa" w:w="1584"/>
-            <w:shd w:fill="F8FAFC"/>
-            <w:tcMar>
-              <w:top w:w="50" w:type="dxa"/>
-              <w:bottom w:w="50" w:type="dxa"/>
-              <w:left w:w="70" w:type="dxa"/>
-              <w:right w:w="70" w:type="dxa"/>
-            </w:tcMar>
-            <w:tcBorders>
-              <w:top w:val="single" w:sz="4" w:space="0" w:color="E2E8F0"/>
-              <w:bottom w:val="single" w:sz="4" w:space="0" w:color="E2E8F0"/>
-              <w:left w:val="none"/>
-              <w:right w:val="none"/>
-            </w:tcBorders>
-          </w:tcPr>
-          <w:p>
-            <w:pPr>
-              <w:spacing w:before="20" w:after="20" w:line="264" w:lineRule="auto"/>
-              <w:jc w:val="left"/>
-            </w:pPr>
-            <w:r>
-              <w:rPr>
-                <w:rFonts w:ascii="Times New Roman" w:hAnsi="Times New Roman"/>
-                <w:b/>
-                <w:i w:val="0"/>
-                <w:color w:val="1E293B"/>
-                <w:sz w:val="18"/>
-                <w:rFonts w:ascii="Times New Roman" w:hAnsi="Times New Roman" w:eastAsia="Times New Roman" w:cs="Times New Roman"/>
-              </w:rPr>
-              <w:t>Nguyễn Thế Quang</w:t>
-            </w:r>
-          </w:p>
-        </w:tc>
-      </w:tr>
-      <w:tr>
-        <w:tc>
-          <w:tcPr>
-            <w:tcW w:type="dxa" w:w="2448"/>
-            <w:shd w:fill="FFFFFF"/>
-            <w:tcMar>
-              <w:top w:w="50" w:type="dxa"/>
-              <w:bottom w:w="50" w:type="dxa"/>
-              <w:left w:w="70" w:type="dxa"/>
-              <w:right w:w="70" w:type="dxa"/>
-            </w:tcMar>
-            <w:tcBorders>
-              <w:top w:val="single" w:sz="4" w:space="0" w:color="E2E8F0"/>
-              <w:bottom w:val="single" w:sz="4" w:space="0" w:color="E2E8F0"/>
-              <w:left w:val="none"/>
-              <w:right w:val="none"/>
-            </w:tcBorders>
-          </w:tcPr>
-          <w:p>
-            <w:pPr>
-              <w:spacing w:before="20" w:after="20" w:line="264" w:lineRule="auto"/>
-              <w:jc w:val="center"/>
-            </w:pPr>
-            <w:r>
-              <w:rPr>
-                <w:rFonts w:ascii="Times New Roman" w:hAnsi="Times New Roman"/>
-                <w:b/>
-                <w:i w:val="0"/>
-                <w:color w:val="1E293B"/>
-                <w:sz w:val="18"/>
-                <w:rFonts w:ascii="Times New Roman" w:hAnsi="Times New Roman" w:eastAsia="Times New Roman" w:cs="Times New Roman"/>
-              </w:rPr>
-              <w:t>Vấn đáp: Trả lời câu hỏi của Thầy</w:t>
-              <w:br/>
-              <w:t>(10:00 - 15:00 | 5 phút)</w:t>
-            </w:r>
-          </w:p>
-        </w:tc>
-        <w:tc>
-          <w:tcPr>
-            <w:tcW w:type="dxa" w:w="2592"/>
-            <w:shd w:fill="FFFFFF"/>
-            <w:tcMar>
-              <w:top w:w="50" w:type="dxa"/>
-              <w:bottom w:w="50" w:type="dxa"/>
-              <w:left w:w="70" w:type="dxa"/>
-              <w:right w:w="70" w:type="dxa"/>
-            </w:tcMar>
-            <w:tcBorders>
-              <w:top w:val="single" w:sz="4" w:space="0" w:color="E2E8F0"/>
-              <w:bottom w:val="single" w:sz="4" w:space="0" w:color="E2E8F0"/>
-              <w:left w:val="none"/>
-              <w:right w:val="none"/>
-            </w:tcBorders>
-          </w:tcPr>
-          <w:p>
-            <w:pPr>
-              <w:spacing w:before="20" w:after="20" w:line="264" w:lineRule="auto"/>
-              <w:jc w:val="center"/>
-            </w:pPr>
-            <w:r>
-              <w:rPr>
-                <w:rFonts w:ascii="Times New Roman" w:hAnsi="Times New Roman"/>
-                <w:b w:val="0"/>
-                <w:i w:val="0"/>
-                <w:color w:val="1E293B"/>
-                <w:sz w:val="18"/>
-                <w:rFonts w:ascii="Times New Roman" w:hAnsi="Times New Roman" w:eastAsia="Times New Roman" w:cs="Times New Roman"/>
-              </w:rPr>
-              <w:t>Toàn bộ Dashboard &amp; Terminal Logs</w:t>
-            </w:r>
-          </w:p>
-        </w:tc>
-        <w:tc>
-          <w:tcPr>
-            <w:tcW w:type="dxa" w:w="2736"/>
-            <w:shd w:fill="FFFFFF"/>
-            <w:tcMar>
-              <w:top w:w="50" w:type="dxa"/>
-              <w:bottom w:w="50" w:type="dxa"/>
-              <w:left w:w="70" w:type="dxa"/>
-              <w:right w:w="70" w:type="dxa"/>
-            </w:tcMar>
-            <w:tcBorders>
-              <w:top w:val="single" w:sz="4" w:space="0" w:color="E2E8F0"/>
-              <w:bottom w:val="single" w:sz="4" w:space="0" w:color="E2E8F0"/>
-              <w:left w:val="none"/>
-              <w:right w:val="none"/>
-            </w:tcBorders>
-          </w:tcPr>
-          <w:p>
-            <w:pPr>
-              <w:spacing w:before="20" w:after="20" w:line="264" w:lineRule="auto"/>
-              <w:jc w:val="left"/>
-            </w:pPr>
-            <w:r>
-              <w:rPr>
-                <w:rFonts w:ascii="Times New Roman" w:hAnsi="Times New Roman"/>
-                <w:b w:val="0"/>
-                <w:i w:val="0"/>
-                <w:color w:val="1E293B"/>
-                <w:sz w:val="18"/>
-                <w:rFonts w:ascii="Times New Roman" w:hAnsi="Times New Roman" w:eastAsia="Times New Roman" w:cs="Times New Roman"/>
-              </w:rPr>
-              <w:t>Sẵn sàng các cổng 8501, 9870, 8080</w:t>
-            </w:r>
-          </w:p>
-        </w:tc>
-        <w:tc>
-          <w:tcPr>
-            <w:tcW w:type="dxa" w:w="1584"/>
-            <w:shd w:fill="FFFFFF"/>
-            <w:tcMar>
-              <w:top w:w="50" w:type="dxa"/>
-              <w:bottom w:w="50" w:type="dxa"/>
-              <w:left w:w="70" w:type="dxa"/>
-              <w:right w:w="70" w:type="dxa"/>
-            </w:tcMar>
-            <w:tcBorders>
-              <w:top w:val="single" w:sz="4" w:space="0" w:color="E2E8F0"/>
-              <w:bottom w:val="single" w:sz="4" w:space="0" w:color="E2E8F0"/>
-              <w:left w:val="none"/>
-              <w:right w:val="none"/>
-            </w:tcBorders>
-          </w:tcPr>
-          <w:p>
-            <w:pPr>
-              <w:spacing w:before="20" w:after="20" w:line="264" w:lineRule="auto"/>
-              <w:jc w:val="left"/>
-            </w:pPr>
-            <w:r>
-              <w:rPr>
-                <w:rFonts w:ascii="Times New Roman" w:hAnsi="Times New Roman"/>
-                <w:b/>
-                <w:i w:val="0"/>
-                <w:color w:val="1E293B"/>
-                <w:sz w:val="18"/>
-                <w:rFonts w:ascii="Times New Roman" w:hAnsi="Times New Roman" w:eastAsia="Times New Roman" w:cs="Times New Roman"/>
-              </w:rPr>
-              <w:t>Cả 3 thành viên</w:t>
+              <w:t>và không chiếm dụng tài nguyên tính toán của Spark.</w:t>
             </w:r>
           </w:p>
         </w:tc>
@@ -2042,7 +1457,7 @@
     <w:p>
       <w:pPr>
         <w:keepNext/>
-        <w:spacing w:before="260" w:after="80"/>
+        <w:spacing w:before="240" w:after="60"/>
       </w:pPr>
       <w:r>
         <w:rPr>
@@ -2050,16 +1465,16 @@
           <w:b/>
           <w:i w:val="0"/>
           <w:color w:val="1B365D"/>
-          <w:sz w:val="26"/>
+          <w:sz w:val="25"/>
           <w:rFonts w:ascii="Times New Roman" w:hAnsi="Times New Roman" w:eastAsia="Times New Roman" w:cs="Times New Roman"/>
         </w:rPr>
-        <w:t>2. Kịch bản chi tiết từng phân đoạn (Đơn giản, trực quan, nói cái hiểu liền)</w:t>
+        <w:t>2. Kịch bản chi tiết từng bước Demo (Đi thẳng vào Công nghệ &amp; Giải quyết vấn đề)</w:t>
       </w:r>
     </w:p>
     <w:p>
       <w:pPr>
         <w:keepNext/>
-        <w:spacing w:before="180" w:after="60"/>
+        <w:spacing w:before="180" w:after="40"/>
       </w:pPr>
       <w:r>
         <w:rPr>
@@ -2070,7 +1485,7 @@
           <w:sz w:val="23"/>
           <w:rFonts w:ascii="Times New Roman" w:hAnsi="Times New Roman" w:eastAsia="Times New Roman" w:cs="Times New Roman"/>
         </w:rPr>
-        <w:t>Phần 1: Mở đầu &amp; Khởi chạy hệ thống 1-Click (1 phút | Đặng Duy Lợi)</w:t>
+        <w:t>Bước 1: Tổng quan đề tài &amp; Khởi chạy 1-Click (1 phút | Đặng Duy Lợi)</w:t>
       </w:r>
     </w:p>
     <w:tbl>
@@ -2080,18 +1495,18 @@
         <w:tblLook w:firstColumn="1" w:firstRow="1" w:lastColumn="0" w:lastRow="0" w:noHBand="0" w:noVBand="1" w:val="04A0"/>
       </w:tblPr>
       <w:tblGrid>
-        <w:gridCol w:w="10080"/>
+        <w:gridCol w:w="10224"/>
       </w:tblGrid>
       <w:tr>
         <w:tc>
           <w:tcPr>
-            <w:tcW w:type="dxa" w:w="9360"/>
+            <w:tcW w:type="dxa" w:w="9504"/>
             <w:shd w:fill="F1F5F9"/>
             <w:tcMar>
-              <w:top w:w="50" w:type="dxa"/>
-              <w:bottom w:w="50" w:type="dxa"/>
-              <w:left w:w="90" w:type="dxa"/>
-              <w:right w:w="90" w:type="dxa"/>
+              <w:top w:w="45" w:type="dxa"/>
+              <w:bottom w:w="45" w:type="dxa"/>
+              <w:left w:w="80" w:type="dxa"/>
+              <w:right w:w="80" w:type="dxa"/>
             </w:tcMar>
             <w:tcBorders>
               <w:top w:val="single" w:sz="6" w:space="0" w:color="1B365D"/>
@@ -2102,7 +1517,7 @@
           </w:tcPr>
           <w:p>
             <w:pPr>
-              <w:spacing w:before="0" w:after="40" w:line="276" w:lineRule="auto"/>
+              <w:spacing w:before="0" w:after="20" w:line="276" w:lineRule="auto"/>
             </w:pPr>
             <w:r>
               <w:rPr>
@@ -2110,7 +1525,7 @@
                 <w:b/>
                 <w:i w:val="0"/>
                 <w:color w:val="1B365D"/>
-                <w:sz w:val="19"/>
+                <w:sz w:val="18"/>
                 <w:rFonts w:ascii="Times New Roman" w:hAnsi="Times New Roman" w:eastAsia="Times New Roman" w:cs="Times New Roman"/>
               </w:rPr>
               <w:t>[ĐỊNH VỊ GIAO DIỆN &amp; URL TRUY CẬP]</w:t>
@@ -2137,7 +1552,7 @@
                 <w:sz w:val="18"/>
                 <w:rFonts w:ascii="Consolas" w:hAnsi="Consolas" w:eastAsia="Consolas" w:cs="Consolas"/>
               </w:rPr>
-              <w:t>• Đường dẫn trực tiếp: http://localhost:8501</w:t>
+              <w:t>• URL Web Dashboard: http://localhost:8501</w:t>
               <w:br/>
             </w:r>
           </w:p>
@@ -2157,241 +1572,18 @@
         <w:tblLook w:firstColumn="1" w:firstRow="1" w:lastColumn="0" w:lastRow="0" w:noHBand="0" w:noVBand="1" w:val="04A0"/>
       </w:tblPr>
       <w:tblGrid>
-        <w:gridCol w:w="10080"/>
+        <w:gridCol w:w="10224"/>
       </w:tblGrid>
       <w:tr>
         <w:tc>
           <w:tcPr>
-            <w:tcW w:type="dxa" w:w="9360"/>
+            <w:tcW w:type="dxa" w:w="9504"/>
             <w:shd w:fill="EFF6FF"/>
-            <w:tcMar>
-              <w:top w:w="60" w:type="dxa"/>
-              <w:bottom w:w="60" w:type="dxa"/>
-              <w:left w:w="90" w:type="dxa"/>
-              <w:right w:w="90" w:type="dxa"/>
-            </w:tcMar>
-            <w:tcBorders>
-              <w:top w:val="single" w:sz="6" w:space="0" w:color="1B365D"/>
-              <w:bottom w:val="single" w:sz="6" w:space="0" w:color="1B365D"/>
-              <w:left w:val="single" w:sz="6" w:space="0" w:color="1B365D"/>
-              <w:right w:val="single" w:sz="6" w:space="0" w:color="1B365D"/>
-            </w:tcBorders>
-          </w:tcPr>
-          <w:p>
-            <w:pPr>
-              <w:spacing w:before="0" w:after="40" w:line="276" w:lineRule="auto"/>
-            </w:pPr>
-            <w:r>
-              <w:rPr>
-                <w:rFonts w:ascii="Times New Roman" w:hAnsi="Times New Roman"/>
-                <w:b/>
-                <w:i w:val="0"/>
-                <w:color w:val="1B365D"/>
-                <w:sz w:val="20"/>
-                <w:rFonts w:ascii="Times New Roman" w:hAnsi="Times New Roman" w:eastAsia="Times New Roman" w:cs="Times New Roman"/>
-              </w:rPr>
-              <w:t>[THAO TÁC MÀN HÌNH &amp; CHUỘT] THAO TÁC MÀN HÌNH</w:t>
-            </w:r>
-          </w:p>
-          <w:p>
-            <w:pPr>
-              <w:spacing w:before="20" w:after="40" w:line="276" w:lineRule="auto"/>
-              <w:jc w:val="left"/>
-            </w:pPr>
-            <w:r>
-              <w:rPr>
-                <w:rFonts w:ascii="Times New Roman" w:hAnsi="Times New Roman"/>
-                <w:b w:val="0"/>
-                <w:i w:val="0"/>
-                <w:color w:val="1E293B"/>
-                <w:sz w:val="19"/>
-                <w:rFonts w:ascii="Times New Roman" w:hAnsi="Times New Roman" w:eastAsia="Times New Roman" w:cs="Times New Roman"/>
-              </w:rPr>
-              <w:t>1. Mở trình duyệt Chrome/Edge đang chạy URL: http://localhost:8501.</w:t>
-            </w:r>
-          </w:p>
-          <w:p>
-            <w:pPr>
-              <w:spacing w:before="20" w:after="40" w:line="276" w:lineRule="auto"/>
-              <w:jc w:val="left"/>
-            </w:pPr>
-            <w:r>
-              <w:rPr>
-                <w:rFonts w:ascii="Times New Roman" w:hAnsi="Times New Roman"/>
-                <w:b w:val="0"/>
-                <w:i w:val="0"/>
-                <w:color w:val="1E293B"/>
-                <w:sz w:val="19"/>
-                <w:rFonts w:ascii="Times New Roman" w:hAnsi="Times New Roman" w:eastAsia="Times New Roman" w:cs="Times New Roman"/>
-              </w:rPr>
-              <w:t>2. Bấm phím F11 để bật Toàn màn hình (Full Screen) cho đẹp và gọn gàng.</w:t>
-            </w:r>
-          </w:p>
-          <w:p>
-            <w:pPr>
-              <w:spacing w:before="20" w:after="40" w:line="276" w:lineRule="auto"/>
-              <w:jc w:val="left"/>
-            </w:pPr>
-            <w:r>
-              <w:rPr>
-                <w:rFonts w:ascii="Times New Roman" w:hAnsi="Times New Roman"/>
-                <w:b w:val="0"/>
-                <w:i w:val="0"/>
-                <w:color w:val="1E293B"/>
-                <w:sz w:val="19"/>
-                <w:rFonts w:ascii="Times New Roman" w:hAnsi="Times New Roman" w:eastAsia="Times New Roman" w:cs="Times New Roman"/>
-              </w:rPr>
-              <w:t>3. Chỉ tay vào Header chính và 4 ô trạng thái xanh: HDFS (872.5 MB), Spark 4.2 Engine, Kafka Port 9092, Airflow 7 Tasks OK.</w:t>
-            </w:r>
-          </w:p>
-        </w:tc>
-      </w:tr>
-    </w:tbl>
-    <w:p>
-      <w:pPr>
-        <w:spacing w:before="0" w:after="20" w:line="276" w:lineRule="auto"/>
-        <w:jc w:val="left"/>
-      </w:pPr>
-    </w:p>
-    <w:tbl>
-      <w:tblPr>
-        <w:tblW w:type="auto" w:w="0"/>
-        <w:jc w:val="center"/>
-        <w:tblLook w:firstColumn="1" w:firstRow="1" w:lastColumn="0" w:lastRow="0" w:noHBand="0" w:noVBand="1" w:val="04A0"/>
-      </w:tblPr>
-      <w:tblGrid>
-        <w:gridCol w:w="10080"/>
-      </w:tblGrid>
-      <w:tr>
-        <w:tc>
-          <w:tcPr>
-            <w:tcW w:type="dxa" w:w="9360"/>
-            <w:shd w:fill="F0FDF4"/>
-            <w:tcMar>
-              <w:top w:w="60" w:type="dxa"/>
-              <w:bottom w:w="60" w:type="dxa"/>
-              <w:left w:w="90" w:type="dxa"/>
-              <w:right w:w="90" w:type="dxa"/>
-            </w:tcMar>
-            <w:tcBorders>
-              <w:top w:val="single" w:sz="6" w:space="0" w:color="0D766E"/>
-              <w:bottom w:val="single" w:sz="6" w:space="0" w:color="0D766E"/>
-              <w:left w:val="single" w:sz="6" w:space="0" w:color="0D766E"/>
-              <w:right w:val="single" w:sz="6" w:space="0" w:color="0D766E"/>
-            </w:tcBorders>
-          </w:tcPr>
-          <w:p>
-            <w:pPr>
-              <w:spacing w:before="0" w:after="40" w:line="276" w:lineRule="auto"/>
-            </w:pPr>
-            <w:r>
-              <w:rPr>
-                <w:rFonts w:ascii="Times New Roman" w:hAnsi="Times New Roman"/>
-                <w:b/>
-                <w:i w:val="0"/>
-                <w:color w:val="0D766E"/>
-                <w:sz w:val="20"/>
-                <w:rFonts w:ascii="Times New Roman" w:hAnsi="Times New Roman" w:eastAsia="Times New Roman" w:cs="Times New Roman"/>
-              </w:rPr>
-              <w:t>[LỜI THOẠI NÓI CÁI HIỂU LIỀN] LỜI THOẠI MẪU (NÓI TỰ NHIÊN, DỄ HIỂU)</w:t>
-            </w:r>
-          </w:p>
-          <w:p>
-            <w:pPr>
-              <w:spacing w:before="20" w:after="40" w:line="276" w:lineRule="auto"/>
-              <w:jc w:val="left"/>
-            </w:pPr>
-            <w:r>
-              <w:rPr>
-                <w:rFonts w:ascii="Times New Roman" w:hAnsi="Times New Roman"/>
-                <w:b w:val="0"/>
-                <w:i/>
-                <w:color w:val="1E293B"/>
-                <w:sz w:val="19"/>
-                <w:rFonts w:ascii="Times New Roman" w:hAnsi="Times New Roman" w:eastAsia="Times New Roman" w:cs="Times New Roman"/>
-              </w:rPr>
-              <w:t>"Kính chào Thầy Huỳnh Thái Học và các bạn trong lớp! Hôm nay Nhóm 5 xin báo cáo bài tập lớn cuối kỳ môn Công nghệ Dữ liệu lớn với đề tài: 'Xây dựng Data Pipeline phân tích thị trường chuyển nhượng bóng đá'."</w:t>
-            </w:r>
-          </w:p>
-          <w:p>
-            <w:pPr>
-              <w:spacing w:before="20" w:after="40" w:line="276" w:lineRule="auto"/>
-              <w:jc w:val="left"/>
-            </w:pPr>
-            <w:r>
-              <w:rPr>
-                <w:rFonts w:ascii="Times New Roman" w:hAnsi="Times New Roman"/>
-                <w:b w:val="0"/>
-                <w:i/>
-                <w:color w:val="1E293B"/>
-                <w:sz w:val="19"/>
-                <w:rFonts w:ascii="Times New Roman" w:hAnsi="Times New Roman" w:eastAsia="Times New Roman" w:cs="Times New Roman"/>
-              </w:rPr>
-              <w:t>"Trước đây dữ liệu bóng đá rất rời rạc, các câu lạc bộ thường định giá cầu thủ bằng cảm tính. Nhóm em đã giải quyết bài toán này bằng một hệ thống Big Data hoàn chỉnh từ đầu đến cuối: thu thập 7.5 triệu dòng dữ liệu vào HDFS, dùng Apache Spark xử lý phân tán siêu tốc, Apache Kafka bắt tin chuyển nhượng thời gian thực, Apache Airflow lên lịch tự động và hiển thị trực quan lên Web Dashboard này."</w:t>
-            </w:r>
-          </w:p>
-          <w:p>
-            <w:pPr>
-              <w:spacing w:before="20" w:after="40" w:line="276" w:lineRule="auto"/>
-              <w:jc w:val="left"/>
-            </w:pPr>
-            <w:r>
-              <w:rPr>
-                <w:rFonts w:ascii="Times New Roman" w:hAnsi="Times New Roman"/>
-                <w:b w:val="0"/>
-                <w:i/>
-                <w:color w:val="1E293B"/>
-                <w:sz w:val="19"/>
-                <w:rFonts w:ascii="Times New Roman" w:hAnsi="Times New Roman" w:eastAsia="Times New Roman" w:cs="Times New Roman"/>
-              </w:rPr>
-              <w:t>"Toàn bộ hệ sinh thái đã được nhóm đóng gói tự động hóa 1-Click qua file CHAY_WEB.bat. Sau đây em xin bắt đầu trình diễn từng phân hệ!"</w:t>
-            </w:r>
-          </w:p>
-        </w:tc>
-      </w:tr>
-    </w:tbl>
-    <w:p>
-      <w:pPr>
-        <w:spacing w:before="0" w:after="20" w:line="276" w:lineRule="auto"/>
-        <w:jc w:val="left"/>
-      </w:pPr>
-    </w:p>
-    <w:p>
-      <w:pPr>
-        <w:keepNext/>
-        <w:spacing w:before="180" w:after="60"/>
-      </w:pPr>
-      <w:r>
-        <w:rPr>
-          <w:rFonts w:ascii="Times New Roman" w:hAnsi="Times New Roman"/>
-          <w:b/>
-          <w:i w:val="0"/>
-          <w:color w:val="0D766E"/>
-          <w:sz w:val="23"/>
-          <w:rFonts w:ascii="Times New Roman" w:hAnsi="Times New Roman" w:eastAsia="Times New Roman" w:cs="Times New Roman"/>
-        </w:rPr>
-        <w:t>Phần 2: Kiến trúc Lambda 5 lớp &amp; Kho dữ liệu HDFS (1.5 phút | Đặng Duy Lợi)</w:t>
-      </w:r>
-    </w:p>
-    <w:tbl>
-      <w:tblPr>
-        <w:tblW w:type="auto" w:w="0"/>
-        <w:jc w:val="center"/>
-        <w:tblLook w:firstColumn="1" w:firstRow="1" w:lastColumn="0" w:lastRow="0" w:noHBand="0" w:noVBand="1" w:val="04A0"/>
-      </w:tblPr>
-      <w:tblGrid>
-        <w:gridCol w:w="10080"/>
-      </w:tblGrid>
-      <w:tr>
-        <w:tc>
-          <w:tcPr>
-            <w:tcW w:type="dxa" w:w="9360"/>
-            <w:shd w:fill="F1F5F9"/>
             <w:tcMar>
               <w:top w:w="50" w:type="dxa"/>
               <w:bottom w:w="50" w:type="dxa"/>
-              <w:left w:w="90" w:type="dxa"/>
-              <w:right w:w="90" w:type="dxa"/>
+              <w:left w:w="80" w:type="dxa"/>
+              <w:right w:w="80" w:type="dxa"/>
             </w:tcMar>
             <w:tcBorders>
               <w:top w:val="single" w:sz="6" w:space="0" w:color="1B365D"/>
@@ -2413,43 +1605,58 @@
                 <w:sz w:val="19"/>
                 <w:rFonts w:ascii="Times New Roman" w:hAnsi="Times New Roman" w:eastAsia="Times New Roman" w:cs="Times New Roman"/>
               </w:rPr>
-              <w:t>[ĐỊNH VỊ GIAO DIỆN &amp; URL TRUY CẬP]</w:t>
-              <w:br/>
+              <w:t>[THAO TÁC MÀN HÌNH] THAO TÁC MÀN HÌNH</w:t>
             </w:r>
+          </w:p>
+          <w:p>
+            <w:pPr>
+              <w:spacing w:before="20" w:after="20" w:line="276" w:lineRule="auto"/>
+              <w:jc w:val="left"/>
+            </w:pPr>
             <w:r>
               <w:rPr>
                 <w:rFonts w:ascii="Times New Roman" w:hAnsi="Times New Roman"/>
-                <w:b/>
+                <w:b w:val="0"/>
                 <w:i w:val="0"/>
-                <w:color w:val="0D766E"/>
-                <w:sz w:val="20"/>
+                <w:color w:val="1E293B"/>
+                <w:sz w:val="19"/>
                 <w:rFonts w:ascii="Times New Roman" w:hAnsi="Times New Roman" w:eastAsia="Times New Roman" w:cs="Times New Roman"/>
               </w:rPr>
-              <w:t>• Bấm Tab trên Sidebar: "1. Bản đồ Kiến trúc &amp; Tổng quan (Sơ đồ) + 2. Quản trị dữ liệu HDFS Data Lake"</w:t>
-              <w:br/>
+              <w:t>1. Mở trình duyệt Chrome/Edge đang chạy URL: http://localhost:8501 (Nhấn F11 bật Toàn màn hình).</w:t>
             </w:r>
+          </w:p>
+          <w:p>
+            <w:pPr>
+              <w:spacing w:before="20" w:after="20" w:line="276" w:lineRule="auto"/>
+              <w:jc w:val="left"/>
+            </w:pPr>
             <w:r>
               <w:rPr>
-                <w:rFonts w:ascii="Consolas" w:hAnsi="Consolas"/>
-                <w:b/>
+                <w:rFonts w:ascii="Times New Roman" w:hAnsi="Times New Roman"/>
+                <w:b w:val="0"/>
                 <w:i w:val="0"/>
-                <w:color w:val="1B365D"/>
-                <w:sz w:val="18"/>
-                <w:rFonts w:ascii="Consolas" w:hAnsi="Consolas" w:eastAsia="Consolas" w:cs="Consolas"/>
+                <w:color w:val="1E293B"/>
+                <w:sz w:val="19"/>
+                <w:rFonts w:ascii="Times New Roman" w:hAnsi="Times New Roman" w:eastAsia="Times New Roman" w:cs="Times New Roman"/>
               </w:rPr>
-              <w:t>• Đường dẫn trực tiếp: http://localhost:8501/?page=Bản+đồ+ứng+dụng+Big+Data</w:t>
-              <w:br/>
+              <w:t>2. Chỉ tay vào 4 thẻ số liệu Big Data nền tảng: HDFS (872.5 MB), Spark 4.2 (16 Cores), Kafka (Port 9092), Airflow (7 Tasks SUCCESS).</w:t>
             </w:r>
+          </w:p>
+          <w:p>
+            <w:pPr>
+              <w:spacing w:before="20" w:after="20" w:line="276" w:lineRule="auto"/>
+              <w:jc w:val="left"/>
+            </w:pPr>
             <w:r>
               <w:rPr>
-                <w:rFonts w:ascii="Consolas" w:hAnsi="Consolas"/>
+                <w:rFonts w:ascii="Times New Roman" w:hAnsi="Times New Roman"/>
                 <w:b w:val="0"/>
                 <w:i w:val="0"/>
-                <w:color w:val="64748B"/>
-                <w:sz w:val="17"/>
-                <w:rFonts w:ascii="Consolas" w:hAnsi="Consolas" w:eastAsia="Consolas" w:cs="Consolas"/>
+                <w:color w:val="1E293B"/>
+                <w:sz w:val="19"/>
+                <w:rFonts w:ascii="Times New Roman" w:hAnsi="Times New Roman" w:eastAsia="Times New Roman" w:cs="Times New Roman"/>
               </w:rPr>
-              <w:t>• Cổng dịch vụ phụ: http://localhost:8501/?page=Quản+trị+dữ+liệu+HDFS+Data+Lake (HDFS Web UI: http://localhost:9870)</w:t>
+              <w:t>3. Cuộn nhẹ chỉ vào sơ đồ 5 lớp công nghệ Lambda Architecture.</w:t>
             </w:r>
           </w:p>
         </w:tc>
@@ -2468,24 +1675,24 @@
         <w:tblLook w:firstColumn="1" w:firstRow="1" w:lastColumn="0" w:lastRow="0" w:noHBand="0" w:noVBand="1" w:val="04A0"/>
       </w:tblPr>
       <w:tblGrid>
-        <w:gridCol w:w="10080"/>
+        <w:gridCol w:w="10224"/>
       </w:tblGrid>
       <w:tr>
         <w:tc>
           <w:tcPr>
-            <w:tcW w:type="dxa" w:w="9360"/>
-            <w:shd w:fill="EFF6FF"/>
+            <w:tcW w:type="dxa" w:w="9504"/>
+            <w:shd w:fill="F0FDF4"/>
             <w:tcMar>
-              <w:top w:w="60" w:type="dxa"/>
-              <w:bottom w:w="60" w:type="dxa"/>
-              <w:left w:w="90" w:type="dxa"/>
-              <w:right w:w="90" w:type="dxa"/>
+              <w:top w:w="50" w:type="dxa"/>
+              <w:bottom w:w="50" w:type="dxa"/>
+              <w:left w:w="80" w:type="dxa"/>
+              <w:right w:w="80" w:type="dxa"/>
             </w:tcMar>
             <w:tcBorders>
-              <w:top w:val="single" w:sz="6" w:space="0" w:color="1B365D"/>
-              <w:bottom w:val="single" w:sz="6" w:space="0" w:color="1B365D"/>
-              <w:left w:val="single" w:sz="6" w:space="0" w:color="1B365D"/>
-              <w:right w:val="single" w:sz="6" w:space="0" w:color="1B365D"/>
+              <w:top w:val="single" w:sz="6" w:space="0" w:color="0D766E"/>
+              <w:bottom w:val="single" w:sz="6" w:space="0" w:color="0D766E"/>
+              <w:left w:val="single" w:sz="6" w:space="0" w:color="0D766E"/>
+              <w:right w:val="single" w:sz="6" w:space="0" w:color="0D766E"/>
             </w:tcBorders>
           </w:tcPr>
           <w:p>
@@ -2497,62 +1704,167 @@
                 <w:rFonts w:ascii="Times New Roman" w:hAnsi="Times New Roman"/>
                 <w:b/>
                 <w:i w:val="0"/>
-                <w:color w:val="1B365D"/>
-                <w:sz w:val="20"/>
+                <w:color w:val="0D766E"/>
+                <w:sz w:val="19"/>
                 <w:rFonts w:ascii="Times New Roman" w:hAnsi="Times New Roman" w:eastAsia="Times New Roman" w:cs="Times New Roman"/>
               </w:rPr>
-              <w:t>[THAO TÁC MÀN HÌNH &amp; CHUỘT] THAO TÁC MÀN HÌNH</w:t>
+              <w:t>[LỜI THOẠI NÓI CÁI HIỂU LIỀN] LỜI THOẠI NÓI CÁI HIỂU LIỀN</w:t>
             </w:r>
           </w:p>
           <w:p>
             <w:pPr>
-              <w:spacing w:before="20" w:after="40" w:line="276" w:lineRule="auto"/>
+              <w:spacing w:before="20" w:after="20" w:line="276" w:lineRule="auto"/>
               <w:jc w:val="left"/>
             </w:pPr>
             <w:r>
               <w:rPr>
                 <w:rFonts w:ascii="Times New Roman" w:hAnsi="Times New Roman"/>
                 <w:b w:val="0"/>
-                <w:i w:val="0"/>
+                <w:i/>
                 <w:color w:val="1E293B"/>
                 <w:sz w:val="19"/>
                 <w:rFonts w:ascii="Times New Roman" w:hAnsi="Times New Roman" w:eastAsia="Times New Roman" w:cs="Times New Roman"/>
               </w:rPr>
-              <w:t>1. Trên Sidebar bên trái, bấm chọn menu: '1. Bản đồ Kiến trúc &amp; Tổng quan' -&gt; Chỉ vào 4 thẻ số liệu và sơ đồ 5 lớp công nghệ.</w:t>
+              <w:t>"Kính chào Thầy Huỳnh Thái Học và các bạn! Nhóm 5 xin báo cáo bài tập lớn môn Công nghệ Dữ liệu lớn với đề tài: Xây dựng Data Pipeline phân tích thị trường chuyển nhượng bóng đá quốc tế."</w:t>
             </w:r>
           </w:p>
           <w:p>
             <w:pPr>
-              <w:spacing w:before="20" w:after="40" w:line="276" w:lineRule="auto"/>
+              <w:spacing w:before="20" w:after="20" w:line="276" w:lineRule="auto"/>
               <w:jc w:val="left"/>
             </w:pPr>
             <w:r>
               <w:rPr>
                 <w:rFonts w:ascii="Times New Roman" w:hAnsi="Times New Roman"/>
                 <w:b w:val="0"/>
-                <w:i w:val="0"/>
+                <w:i/>
                 <w:color w:val="1E293B"/>
                 <w:sz w:val="19"/>
                 <w:rFonts w:ascii="Times New Roman" w:hAnsi="Times New Roman" w:eastAsia="Times New Roman" w:cs="Times New Roman"/>
               </w:rPr>
-              <w:t>2. Tiếp tục bấm chọn menu: '2. Quản trị dữ liệu HDFS Data Lake'.</w:t>
+              <w:t>"Bài toán thực tế nhóm giải quyết: Trước đây dữ liệu bóng đá cực kỳ rời rạc và việc định giá cầu thủ chủ yếu dựa trên cảm tính. Nhóm đã ứng dụng đầy đủ 7 công nghệ Big Data phân tán để tự động hóa trọn vẹn vòng đời dữ liệu: từ lưu trữ HDFS, tính toán phân tán Spark, bắt tin thời gian thực Kafka, điều phối Airflow đến phục vụ trực quan trên Web."</w:t>
             </w:r>
           </w:p>
           <w:p>
             <w:pPr>
-              <w:spacing w:before="20" w:after="40" w:line="276" w:lineRule="auto"/>
+              <w:spacing w:before="20" w:after="20" w:line="276" w:lineRule="auto"/>
               <w:jc w:val="left"/>
             </w:pPr>
             <w:r>
               <w:rPr>
                 <w:rFonts w:ascii="Times New Roman" w:hAnsi="Times New Roman"/>
                 <w:b w:val="0"/>
-                <w:i w:val="0"/>
+                <w:i/>
                 <w:color w:val="1E293B"/>
                 <w:sz w:val="19"/>
                 <w:rFonts w:ascii="Times New Roman" w:hAnsi="Times New Roman" w:eastAsia="Times New Roman" w:cs="Times New Roman"/>
               </w:rPr>
-              <w:t>3. Tại ô chọn bảng, lần lượt bấm chọn 'game_lineups.csv' và 'players.csv' để xem số dòng và bảng dữ liệu mẫu.</w:t>
+              <w:t>"Toàn bộ hệ thống được nhóm đóng gói 1-Click tự động khởi chạy cả 2 máy chủ Web Dashboard (8501) và HDFS NameNode (9870) qua file CHAY_WEB.bat. Sau đây nhóm xin đi sâu vào từng công nghệ cốt lõi!"</w:t>
+            </w:r>
+          </w:p>
+        </w:tc>
+      </w:tr>
+    </w:tbl>
+    <w:p>
+      <w:pPr>
+        <w:spacing w:before="0" w:after="20" w:line="276" w:lineRule="auto"/>
+        <w:jc w:val="left"/>
+      </w:pPr>
+    </w:p>
+    <w:p>
+      <w:pPr>
+        <w:keepNext/>
+        <w:spacing w:before="180" w:after="40"/>
+      </w:pPr>
+      <w:r>
+        <w:rPr>
+          <w:rFonts w:ascii="Times New Roman" w:hAnsi="Times New Roman"/>
+          <w:b/>
+          <w:i w:val="0"/>
+          <w:color w:val="0D766E"/>
+          <w:sz w:val="23"/>
+          <w:rFonts w:ascii="Times New Roman" w:hAnsi="Times New Roman" w:eastAsia="Times New Roman" w:cs="Times New Roman"/>
+        </w:rPr>
+        <w:t>Bước 2: Giải trình HDFS NameNode &amp; DataNode (1.5 phút | Đặng Duy Lợi)</w:t>
+      </w:r>
+    </w:p>
+    <w:tbl>
+      <w:tblPr>
+        <w:tblW w:type="auto" w:w="0"/>
+        <w:jc w:val="center"/>
+        <w:tblLook w:firstColumn="1" w:firstRow="1" w:lastColumn="0" w:lastRow="0" w:noHBand="0" w:noVBand="1" w:val="04A0"/>
+      </w:tblPr>
+      <w:tblGrid>
+        <w:gridCol w:w="10224"/>
+      </w:tblGrid>
+      <w:tr>
+        <w:tc>
+          <w:tcPr>
+            <w:tcW w:type="dxa" w:w="9504"/>
+            <w:shd w:fill="F1F5F9"/>
+            <w:tcMar>
+              <w:top w:w="45" w:type="dxa"/>
+              <w:bottom w:w="45" w:type="dxa"/>
+              <w:left w:w="80" w:type="dxa"/>
+              <w:right w:w="80" w:type="dxa"/>
+            </w:tcMar>
+            <w:tcBorders>
+              <w:top w:val="single" w:sz="6" w:space="0" w:color="1B365D"/>
+              <w:bottom w:val="single" w:sz="6" w:space="0" w:color="1B365D"/>
+              <w:left w:val="single" w:sz="6" w:space="0" w:color="1B365D"/>
+              <w:right w:val="single" w:sz="6" w:space="0" w:color="1B365D"/>
+            </w:tcBorders>
+          </w:tcPr>
+          <w:p>
+            <w:pPr>
+              <w:spacing w:before="0" w:after="20" w:line="276" w:lineRule="auto"/>
+            </w:pPr>
+            <w:r>
+              <w:rPr>
+                <w:rFonts w:ascii="Times New Roman" w:hAnsi="Times New Roman"/>
+                <w:b/>
+                <w:i w:val="0"/>
+                <w:color w:val="1B365D"/>
+                <w:sz w:val="18"/>
+                <w:rFonts w:ascii="Times New Roman" w:hAnsi="Times New Roman" w:eastAsia="Times New Roman" w:cs="Times New Roman"/>
+              </w:rPr>
+              <w:t>[ĐỊNH VỊ GIAO DIỆN &amp; URL TRUY CẬP]</w:t>
+              <w:br/>
+            </w:r>
+            <w:r>
+              <w:rPr>
+                <w:rFonts w:ascii="Times New Roman" w:hAnsi="Times New Roman"/>
+                <w:b/>
+                <w:i w:val="0"/>
+                <w:color w:val="0D766E"/>
+                <w:sz w:val="20"/>
+                <w:rFonts w:ascii="Times New Roman" w:hAnsi="Times New Roman" w:eastAsia="Times New Roman" w:cs="Times New Roman"/>
+              </w:rPr>
+              <w:t>• Bấm Tab trên Sidebar: "2. Quản trị dữ liệu HDFS Data Lake"</w:t>
+              <w:br/>
+            </w:r>
+            <w:r>
+              <w:rPr>
+                <w:rFonts w:ascii="Consolas" w:hAnsi="Consolas"/>
+                <w:b/>
+                <w:i w:val="0"/>
+                <w:color w:val="1B365D"/>
+                <w:sz w:val="18"/>
+                <w:rFonts w:ascii="Consolas" w:hAnsi="Consolas" w:eastAsia="Consolas" w:cs="Consolas"/>
+              </w:rPr>
+              <w:t>• URL Web Dashboard: http://localhost:8501/?page=Quản+trị+dữ+liệu+HDFS+Data+Lake</w:t>
+              <w:br/>
+            </w:r>
+            <w:r>
+              <w:rPr>
+                <w:rFonts w:ascii="Consolas" w:hAnsi="Consolas"/>
+                <w:b w:val="0"/>
+                <w:i w:val="0"/>
+                <w:color w:val="64748B"/>
+                <w:sz w:val="17"/>
+                <w:rFonts w:ascii="Consolas" w:hAnsi="Consolas" w:eastAsia="Consolas" w:cs="Consolas"/>
+              </w:rPr>
+              <w:t>• Cổng dịch vụ hạ tầng liên kết: Giao diện độc lập: http://localhost:9870/#tab-datanode</w:t>
             </w:r>
           </w:p>
         </w:tc>
@@ -2571,224 +1883,18 @@
         <w:tblLook w:firstColumn="1" w:firstRow="1" w:lastColumn="0" w:lastRow="0" w:noHBand="0" w:noVBand="1" w:val="04A0"/>
       </w:tblPr>
       <w:tblGrid>
-        <w:gridCol w:w="10080"/>
+        <w:gridCol w:w="10224"/>
       </w:tblGrid>
       <w:tr>
         <w:tc>
           <w:tcPr>
-            <w:tcW w:type="dxa" w:w="9360"/>
-            <w:shd w:fill="F0FDF4"/>
-            <w:tcMar>
-              <w:top w:w="60" w:type="dxa"/>
-              <w:bottom w:w="60" w:type="dxa"/>
-              <w:left w:w="90" w:type="dxa"/>
-              <w:right w:w="90" w:type="dxa"/>
-            </w:tcMar>
-            <w:tcBorders>
-              <w:top w:val="single" w:sz="6" w:space="0" w:color="0D766E"/>
-              <w:bottom w:val="single" w:sz="6" w:space="0" w:color="0D766E"/>
-              <w:left w:val="single" w:sz="6" w:space="0" w:color="0D766E"/>
-              <w:right w:val="single" w:sz="6" w:space="0" w:color="0D766E"/>
-            </w:tcBorders>
-          </w:tcPr>
-          <w:p>
-            <w:pPr>
-              <w:spacing w:before="0" w:after="40" w:line="276" w:lineRule="auto"/>
-            </w:pPr>
-            <w:r>
-              <w:rPr>
-                <w:rFonts w:ascii="Times New Roman" w:hAnsi="Times New Roman"/>
-                <w:b/>
-                <w:i w:val="0"/>
-                <w:color w:val="0D766E"/>
-                <w:sz w:val="20"/>
-                <w:rFonts w:ascii="Times New Roman" w:hAnsi="Times New Roman" w:eastAsia="Times New Roman" w:cs="Times New Roman"/>
-              </w:rPr>
-              <w:t>[LỜI THOẠI NÓI CÁI HIỂU LIỀN] LỜI THOẠI MẪU (NÓI CÁI HIỂU LIỀN)</w:t>
-            </w:r>
-          </w:p>
-          <w:p>
-            <w:pPr>
-              <w:spacing w:before="20" w:after="40" w:line="276" w:lineRule="auto"/>
-              <w:jc w:val="left"/>
-            </w:pPr>
-            <w:r>
-              <w:rPr>
-                <w:rFonts w:ascii="Times New Roman" w:hAnsi="Times New Roman"/>
-                <w:b w:val="0"/>
-                <w:i/>
-                <w:color w:val="1E293B"/>
-                <w:sz w:val="19"/>
-                <w:rFonts w:ascii="Times New Roman" w:hAnsi="Times New Roman" w:eastAsia="Times New Roman" w:cs="Times New Roman"/>
-              </w:rPr>
-              <w:t>"Thưa Thầy và các bạn, hệ thống của nhóm được thiết kế theo đúng kiến trúc Lambda 5 lớp chuẩn trong Big Data: Tầng 1 Lưu trữ HDFS -&gt; Tầng 2 Xử lý mẻ Spark -&gt; Tầng 3 Xử lý luồng Kafka -&gt; Tầng 4 Điều phối Airflow -&gt; Tầng 5 Web Data Mart."</w:t>
-            </w:r>
-          </w:p>
-          <w:p>
-            <w:pPr>
-              <w:spacing w:before="20" w:after="40" w:line="276" w:lineRule="auto"/>
-              <w:jc w:val="left"/>
-            </w:pPr>
-            <w:r>
-              <w:rPr>
-                <w:rFonts w:ascii="Times New Roman" w:hAnsi="Times New Roman"/>
-                <w:b w:val="0"/>
-                <w:i/>
-                <w:color w:val="1E293B"/>
-                <w:sz w:val="19"/>
-                <w:rFonts w:ascii="Times New Roman" w:hAnsi="Times New Roman" w:eastAsia="Times New Roman" w:cs="Times New Roman"/>
-              </w:rPr>
-              <w:t>"Tại Tầng lưu trữ HDFS: Nhóm lưu trữ trọn vẹn 12 bảng dữ liệu thô với hơn 7.49 triệu dòng, tổng dung lượng 872.5 MB, cấu hình Block size 128MB và nhân bản 3 lần an toàn."</w:t>
-            </w:r>
-          </w:p>
-          <w:p>
-            <w:pPr>
-              <w:spacing w:before="20" w:after="40" w:line="276" w:lineRule="auto"/>
-              <w:jc w:val="left"/>
-            </w:pPr>
-            <w:r>
-              <w:rPr>
-                <w:rFonts w:ascii="Times New Roman" w:hAnsi="Times New Roman"/>
-                <w:b w:val="0"/>
-                <w:i/>
-                <w:color w:val="1E293B"/>
-                <w:sz w:val="19"/>
-                <w:rFonts w:ascii="Times New Roman" w:hAnsi="Times New Roman" w:eastAsia="Times New Roman" w:cs="Times New Roman"/>
-              </w:rPr>
-              <w:t>"Như Thầy và các bạn thấy trên màn hình: bảng game_lineups chứa gần 3.2 triệu dòng lịch sử thi đấu, và bảng trung tâm players gồm hơn 50 nghìn cầu thủ với 26 cột thông tin. Toàn bộ dữ liệu lớn này đã nằm sẵn trên HDFS để cấp phát cho tầng tính toán phía sau!"</w:t>
-            </w:r>
-          </w:p>
-        </w:tc>
-      </w:tr>
-    </w:tbl>
-    <w:p>
-      <w:pPr>
-        <w:spacing w:before="0" w:after="20" w:line="276" w:lineRule="auto"/>
-        <w:jc w:val="left"/>
-      </w:pPr>
-    </w:p>
-    <w:tbl>
-      <w:tblPr>
-        <w:tblW w:type="auto" w:w="0"/>
-        <w:jc w:val="center"/>
-        <w:tblLook w:firstColumn="1" w:firstRow="1" w:lastColumn="0" w:lastRow="0" w:noHBand="0" w:noVBand="1" w:val="04A0"/>
-      </w:tblPr>
-      <w:tblGrid>
-        <w:gridCol w:w="10080"/>
-      </w:tblGrid>
-      <w:tr>
-        <w:tc>
-          <w:tcPr>
-            <w:tcW w:type="dxa" w:w="9360"/>
-            <w:shd w:fill="FEF3C7"/>
-            <w:tcMar>
-              <w:top w:w="60" w:type="dxa"/>
-              <w:bottom w:w="60" w:type="dxa"/>
-              <w:left w:w="90" w:type="dxa"/>
-              <w:right w:w="90" w:type="dxa"/>
-            </w:tcMar>
-            <w:tcBorders>
-              <w:top w:val="single" w:sz="6" w:space="0" w:color="D97706"/>
-              <w:bottom w:val="single" w:sz="6" w:space="0" w:color="D97706"/>
-              <w:left w:val="single" w:sz="6" w:space="0" w:color="D97706"/>
-              <w:right w:val="single" w:sz="6" w:space="0" w:color="D97706"/>
-            </w:tcBorders>
-          </w:tcPr>
-          <w:p>
-            <w:pPr>
-              <w:spacing w:before="0" w:after="40" w:line="276" w:lineRule="auto"/>
-            </w:pPr>
-            <w:r>
-              <w:rPr>
-                <w:rFonts w:ascii="Times New Roman" w:hAnsi="Times New Roman"/>
-                <w:b/>
-                <w:i w:val="0"/>
-                <w:color w:val="B45309"/>
-                <w:sz w:val="20"/>
-                <w:rFonts w:ascii="Times New Roman" w:hAnsi="Times New Roman" w:eastAsia="Times New Roman" w:cs="Times New Roman"/>
-              </w:rPr>
-              <w:t>[TỪ KHÓA BIG DATA ĂN ĐIỂM] Ý CHÍNH CẦN NHỚ</w:t>
-            </w:r>
-          </w:p>
-          <w:p>
-            <w:pPr>
-              <w:spacing w:before="20" w:after="40" w:line="276" w:lineRule="auto"/>
-              <w:jc w:val="left"/>
-            </w:pPr>
-            <w:r>
-              <w:rPr>
-                <w:rFonts w:ascii="Times New Roman" w:hAnsi="Times New Roman"/>
-                <w:b w:val="0"/>
-                <w:i w:val="0"/>
-                <w:color w:val="1E293B"/>
-                <w:sz w:val="19"/>
-                <w:rFonts w:ascii="Times New Roman" w:hAnsi="Times New Roman" w:eastAsia="Times New Roman" w:cs="Times New Roman"/>
-              </w:rPr>
-              <w:t>• Quy mô dữ liệu: 12 file CSV, 7.497.433 bản ghi thô, 872.5 MB.</w:t>
-            </w:r>
-          </w:p>
-          <w:p>
-            <w:pPr>
-              <w:spacing w:before="20" w:after="40" w:line="276" w:lineRule="auto"/>
-              <w:jc w:val="left"/>
-            </w:pPr>
-            <w:r>
-              <w:rPr>
-                <w:rFonts w:ascii="Times New Roman" w:hAnsi="Times New Roman"/>
-                <w:b w:val="0"/>
-                <w:i w:val="0"/>
-                <w:color w:val="1E293B"/>
-                <w:sz w:val="19"/>
-                <w:rFonts w:ascii="Times New Roman" w:hAnsi="Times New Roman" w:eastAsia="Times New Roman" w:cs="Times New Roman"/>
-              </w:rPr>
-              <w:t>• Kiến trúc: Lambda 5 tầng, HDFS Block size 128MB, Replication factor 3.</w:t>
-            </w:r>
-          </w:p>
-        </w:tc>
-      </w:tr>
-    </w:tbl>
-    <w:p>
-      <w:pPr>
-        <w:spacing w:before="0" w:after="20" w:line="276" w:lineRule="auto"/>
-        <w:jc w:val="left"/>
-      </w:pPr>
-    </w:p>
-    <w:p>
-      <w:pPr>
-        <w:keepNext/>
-        <w:spacing w:before="180" w:after="60"/>
-      </w:pPr>
-      <w:r>
-        <w:rPr>
-          <w:rFonts w:ascii="Times New Roman" w:hAnsi="Times New Roman"/>
-          <w:b/>
-          <w:i w:val="0"/>
-          <w:color w:val="0D766E"/>
-          <w:sz w:val="23"/>
-          <w:rFonts w:ascii="Times New Roman" w:hAnsi="Times New Roman" w:eastAsia="Times New Roman" w:cs="Times New Roman"/>
-        </w:rPr>
-        <w:t>Phần 3: Benchmark Spark 4.2 vs Pandas - Trả lời: Sao phải dùng Big Data? (1.5 phút | Đặng Duy Lợi)</w:t>
-      </w:r>
-    </w:p>
-    <w:tbl>
-      <w:tblPr>
-        <w:tblW w:type="auto" w:w="0"/>
-        <w:jc w:val="center"/>
-        <w:tblLook w:firstColumn="1" w:firstRow="1" w:lastColumn="0" w:lastRow="0" w:noHBand="0" w:noVBand="1" w:val="04A0"/>
-      </w:tblPr>
-      <w:tblGrid>
-        <w:gridCol w:w="10080"/>
-      </w:tblGrid>
-      <w:tr>
-        <w:tc>
-          <w:tcPr>
-            <w:tcW w:type="dxa" w:w="9360"/>
-            <w:shd w:fill="F1F5F9"/>
+            <w:tcW w:type="dxa" w:w="9504"/>
+            <w:shd w:fill="EFF6FF"/>
             <w:tcMar>
               <w:top w:w="50" w:type="dxa"/>
               <w:bottom w:w="50" w:type="dxa"/>
-              <w:left w:w="90" w:type="dxa"/>
-              <w:right w:w="90" w:type="dxa"/>
+              <w:left w:w="80" w:type="dxa"/>
+              <w:right w:w="80" w:type="dxa"/>
             </w:tcMar>
             <w:tcBorders>
               <w:top w:val="single" w:sz="6" w:space="0" w:color="1B365D"/>
@@ -2808,6 +1914,452 @@
                 <w:i w:val="0"/>
                 <w:color w:val="1B365D"/>
                 <w:sz w:val="19"/>
+                <w:rFonts w:ascii="Times New Roman" w:hAnsi="Times New Roman" w:eastAsia="Times New Roman" w:cs="Times New Roman"/>
+              </w:rPr>
+              <w:t>[THAO TÁC MÀN HÌNH] THAO TÁC MÀN HÌNH</w:t>
+            </w:r>
+          </w:p>
+          <w:p>
+            <w:pPr>
+              <w:spacing w:before="20" w:after="20" w:line="276" w:lineRule="auto"/>
+              <w:jc w:val="left"/>
+            </w:pPr>
+            <w:r>
+              <w:rPr>
+                <w:rFonts w:ascii="Times New Roman" w:hAnsi="Times New Roman"/>
+                <w:b w:val="0"/>
+                <w:i w:val="0"/>
+                <w:color w:val="1E293B"/>
+                <w:sz w:val="19"/>
+                <w:rFonts w:ascii="Times New Roman" w:hAnsi="Times New Roman" w:eastAsia="Times New Roman" w:cs="Times New Roman"/>
+              </w:rPr>
+              <w:t>1. Trên Sidebar, bấm chọn menu: '2. Quản trị dữ liệu HDFS Data Lake'.</w:t>
+            </w:r>
+          </w:p>
+          <w:p>
+            <w:pPr>
+              <w:spacing w:before="20" w:after="20" w:line="276" w:lineRule="auto"/>
+              <w:jc w:val="left"/>
+            </w:pPr>
+            <w:r>
+              <w:rPr>
+                <w:rFonts w:ascii="Times New Roman" w:hAnsi="Times New Roman"/>
+                <w:b w:val="0"/>
+                <w:i w:val="0"/>
+                <w:color w:val="1E293B"/>
+                <w:sz w:val="19"/>
+                <w:rFonts w:ascii="Times New Roman" w:hAnsi="Times New Roman" w:eastAsia="Times New Roman" w:cs="Times New Roman"/>
+              </w:rPr>
+              <w:t>2. Bấm vào tab con: 'Giám sát Cụm 3 DataNodes (Live Cluster)' -&gt; Chỉ vào 3 thẻ xanh lá của 3 DataNodes và sơ đồ phân bổ 18 khối dữ liệu.</w:t>
+            </w:r>
+          </w:p>
+          <w:p>
+            <w:pPr>
+              <w:spacing w:before="20" w:after="20" w:line="276" w:lineRule="auto"/>
+              <w:jc w:val="left"/>
+            </w:pPr>
+            <w:r>
+              <w:rPr>
+                <w:rFonts w:ascii="Times New Roman" w:hAnsi="Times New Roman"/>
+                <w:b w:val="0"/>
+                <w:i w:val="0"/>
+                <w:color w:val="1E293B"/>
+                <w:sz w:val="19"/>
+                <w:rFonts w:ascii="Times New Roman" w:hAnsi="Times New Roman" w:eastAsia="Times New Roman" w:cs="Times New Roman"/>
+              </w:rPr>
+              <w:t>3. (Nếu Thầy yêu cầu mở cổng 9870): Bấm vào nút 'Mở http://localhost:9870' để chuyển sang giao diện gốc NameNode Web UI.</w:t>
+            </w:r>
+          </w:p>
+          <w:p>
+            <w:pPr>
+              <w:spacing w:before="20" w:after="20" w:line="276" w:lineRule="auto"/>
+              <w:jc w:val="left"/>
+            </w:pPr>
+            <w:r>
+              <w:rPr>
+                <w:rFonts w:ascii="Times New Roman" w:hAnsi="Times New Roman"/>
+                <w:b w:val="0"/>
+                <w:i w:val="0"/>
+                <w:color w:val="1E293B"/>
+                <w:sz w:val="19"/>
+                <w:rFonts w:ascii="Times New Roman" w:hAnsi="Times New Roman" w:eastAsia="Times New Roman" w:cs="Times New Roman"/>
+              </w:rPr>
+              <w:t>4. Bấm sang tab con: 'Trích xuất Schema &amp; Khối Dữ liệu Mẫu' -&gt; Chọn bảng game_lineups.csv (3.18 Triệu dòng).</w:t>
+            </w:r>
+          </w:p>
+        </w:tc>
+      </w:tr>
+    </w:tbl>
+    <w:p>
+      <w:pPr>
+        <w:spacing w:before="0" w:after="20" w:line="276" w:lineRule="auto"/>
+        <w:jc w:val="left"/>
+      </w:pPr>
+    </w:p>
+    <w:tbl>
+      <w:tblPr>
+        <w:tblW w:type="auto" w:w="0"/>
+        <w:jc w:val="center"/>
+        <w:tblLook w:firstColumn="1" w:firstRow="1" w:lastColumn="0" w:lastRow="0" w:noHBand="0" w:noVBand="1" w:val="04A0"/>
+      </w:tblPr>
+      <w:tblGrid>
+        <w:gridCol w:w="10224"/>
+      </w:tblGrid>
+      <w:tr>
+        <w:tc>
+          <w:tcPr>
+            <w:tcW w:type="dxa" w:w="9504"/>
+            <w:shd w:fill="FEF3C7"/>
+            <w:tcMar>
+              <w:top w:w="50" w:type="dxa"/>
+              <w:bottom w:w="50" w:type="dxa"/>
+              <w:left w:w="80" w:type="dxa"/>
+              <w:right w:w="80" w:type="dxa"/>
+            </w:tcMar>
+            <w:tcBorders>
+              <w:top w:val="single" w:sz="6" w:space="0" w:color="D97706"/>
+              <w:bottom w:val="single" w:sz="6" w:space="0" w:color="D97706"/>
+              <w:left w:val="single" w:sz="6" w:space="0" w:color="D97706"/>
+              <w:right w:val="single" w:sz="6" w:space="0" w:color="D97706"/>
+            </w:tcBorders>
+          </w:tcPr>
+          <w:p>
+            <w:pPr>
+              <w:spacing w:before="0" w:after="40" w:line="276" w:lineRule="auto"/>
+            </w:pPr>
+            <w:r>
+              <w:rPr>
+                <w:rFonts w:ascii="Times New Roman" w:hAnsi="Times New Roman"/>
+                <w:b/>
+                <w:i w:val="0"/>
+                <w:color w:val="B45309"/>
+                <w:sz w:val="19"/>
+                <w:rFonts w:ascii="Times New Roman" w:hAnsi="Times New Roman" w:eastAsia="Times New Roman" w:cs="Times New Roman"/>
+              </w:rPr>
+              <w:t>[BẢN CHẤT CÔNG NGHỆ &amp; CÁCH ÁP DỤNG] BẢN CHẤT CÔNG NGHỆ: HIỂU GÌ VỀ NAMENODE &amp; DATANODE?</w:t>
+            </w:r>
+          </w:p>
+          <w:p>
+            <w:pPr>
+              <w:spacing w:before="20" w:after="20" w:line="276" w:lineRule="auto"/>
+              <w:jc w:val="left"/>
+            </w:pPr>
+            <w:r>
+              <w:rPr>
+                <w:rFonts w:ascii="Times New Roman" w:hAnsi="Times New Roman"/>
+                <w:b w:val="0"/>
+                <w:i w:val="0"/>
+                <w:color w:val="1E293B"/>
+                <w:sz w:val="19"/>
+                <w:rFonts w:ascii="Times New Roman" w:hAnsi="Times New Roman" w:eastAsia="Times New Roman" w:cs="Times New Roman"/>
+              </w:rPr>
+              <w:t>• NameNode (Master Node, cổng 9820 / Web UI 9870): Là 'Bộ não chỉ huy', chỉ lưu trữ Siêu dữ liệu (Metadata) trong bộ nhớ RAM: quản lý cây thư mục /football_project/, lưu bảng ánh xạ xem khối dữ liệu nào nằm ở DataNode nào, và liên tục lắng nghe nhịp tim (Heartbeat) của các DataNode.</w:t>
+            </w:r>
+          </w:p>
+          <w:p>
+            <w:pPr>
+              <w:spacing w:before="20" w:after="20" w:line="276" w:lineRule="auto"/>
+              <w:jc w:val="left"/>
+            </w:pPr>
+            <w:r>
+              <w:rPr>
+                <w:rFonts w:ascii="Times New Roman" w:hAnsi="Times New Roman"/>
+                <w:b w:val="0"/>
+                <w:i w:val="0"/>
+                <w:color w:val="1E293B"/>
+                <w:sz w:val="19"/>
+                <w:rFonts w:ascii="Times New Roman" w:hAnsi="Times New Roman" w:eastAsia="Times New Roman" w:cs="Times New Roman"/>
+              </w:rPr>
+              <w:t>• DataNode (Worker Nodes, cổng 9864-9866): Là 'Kho chứa dữ liệu vật lý', không lưu file thông thường mà lưu các khối nhị phân (Binary Blocks) kích thước 128 MB (như blk_1073741825) kèm tệp kiểm tra toàn vẹn .meta.</w:t>
+            </w:r>
+          </w:p>
+          <w:p>
+            <w:pPr>
+              <w:spacing w:before="20" w:after="20" w:line="276" w:lineRule="auto"/>
+              <w:jc w:val="left"/>
+            </w:pPr>
+            <w:r>
+              <w:rPr>
+                <w:rFonts w:ascii="Times New Roman" w:hAnsi="Times New Roman"/>
+                <w:b w:val="0"/>
+                <w:i w:val="0"/>
+                <w:color w:val="1E293B"/>
+                <w:sz w:val="19"/>
+                <w:rFonts w:ascii="Times New Roman" w:hAnsi="Times New Roman" w:eastAsia="Times New Roman" w:cs="Times New Roman"/>
+              </w:rPr>
+              <w:t>• Áp dụng trong project: Cụm gồm 1 NameNode và 3 Live DataNodes, lưu trữ trọn vẹn 12 tệp CSV Transfermarkt (872.5 MB, 7.5 triệu dòng) được chia thành 18 Blocks với Replication factor = 3 (Tổng dung lượng lưu trên 3 DataNode là ~2.58 GB).</w:t>
+            </w:r>
+          </w:p>
+        </w:tc>
+      </w:tr>
+    </w:tbl>
+    <w:p>
+      <w:pPr>
+        <w:spacing w:before="0" w:after="20" w:line="276" w:lineRule="auto"/>
+        <w:jc w:val="left"/>
+      </w:pPr>
+    </w:p>
+    <w:tbl>
+      <w:tblPr>
+        <w:tblW w:type="auto" w:w="0"/>
+        <w:jc w:val="center"/>
+        <w:tblLook w:firstColumn="1" w:firstRow="1" w:lastColumn="0" w:lastRow="0" w:noHBand="0" w:noVBand="1" w:val="04A0"/>
+      </w:tblPr>
+      <w:tblGrid>
+        <w:gridCol w:w="10224"/>
+      </w:tblGrid>
+      <w:tr>
+        <w:tc>
+          <w:tcPr>
+            <w:tcW w:type="dxa" w:w="9504"/>
+            <w:shd w:fill="FEF2F2"/>
+            <w:tcMar>
+              <w:top w:w="50" w:type="dxa"/>
+              <w:bottom w:w="50" w:type="dxa"/>
+              <w:left w:w="80" w:type="dxa"/>
+              <w:right w:w="80" w:type="dxa"/>
+            </w:tcMar>
+            <w:tcBorders>
+              <w:top w:val="single" w:sz="6" w:space="0" w:color="DC2626"/>
+              <w:bottom w:val="single" w:sz="6" w:space="0" w:color="DC2626"/>
+              <w:left w:val="single" w:sz="6" w:space="0" w:color="DC2626"/>
+              <w:right w:val="single" w:sz="6" w:space="0" w:color="DC2626"/>
+            </w:tcBorders>
+          </w:tcPr>
+          <w:p>
+            <w:pPr>
+              <w:spacing w:before="0" w:after="40" w:line="276" w:lineRule="auto"/>
+            </w:pPr>
+            <w:r>
+              <w:rPr>
+                <w:rFonts w:ascii="Times New Roman" w:hAnsi="Times New Roman"/>
+                <w:b/>
+                <w:i w:val="0"/>
+                <w:color w:val="B91C1C"/>
+                <w:sz w:val="19"/>
+                <w:rFonts w:ascii="Times New Roman" w:hAnsi="Times New Roman" w:eastAsia="Times New Roman" w:cs="Times New Roman"/>
+              </w:rPr>
+              <w:t>[GIẢI QUYẾT VẤN ĐỀ GÌ TRONG BÀI TOÁN?] GIẢI QUYẾT VẤN ĐỀ GÌ TRONG BÀI TOÁN?</w:t>
+            </w:r>
+          </w:p>
+          <w:p>
+            <w:pPr>
+              <w:spacing w:before="20" w:after="20" w:line="276" w:lineRule="auto"/>
+              <w:jc w:val="left"/>
+            </w:pPr>
+            <w:r>
+              <w:rPr>
+                <w:rFonts w:ascii="Times New Roman" w:hAnsi="Times New Roman"/>
+                <w:b w:val="0"/>
+                <w:i w:val="0"/>
+                <w:color w:val="1E293B"/>
+                <w:sz w:val="19"/>
+                <w:rFonts w:ascii="Times New Roman" w:hAnsi="Times New Roman" w:eastAsia="Times New Roman" w:cs="Times New Roman"/>
+              </w:rPr>
+              <w:t>1. Chống mất mát dữ liệu (Fault Tolerance): Ổ cứng máy chủ có thể hỏng bất cứ lúc nào. Nhờ cơ chế nhân bản 3 lần trên 3 DataNode độc lập, nếu lỡ có 1 hoặc 2 DataNode bị mất điện hay hỏng ổ cứng, dữ liệu giải đấu và cầu thủ vẫn nguyên vẹn 100%!</w:t>
+            </w:r>
+          </w:p>
+          <w:p>
+            <w:pPr>
+              <w:spacing w:before="20" w:after="20" w:line="276" w:lineRule="auto"/>
+              <w:jc w:val="left"/>
+            </w:pPr>
+            <w:r>
+              <w:rPr>
+                <w:rFonts w:ascii="Times New Roman" w:hAnsi="Times New Roman"/>
+                <w:b w:val="0"/>
+                <w:i w:val="0"/>
+                <w:color w:val="1E293B"/>
+                <w:sz w:val="19"/>
+                <w:rFonts w:ascii="Times New Roman" w:hAnsi="Times New Roman" w:eastAsia="Times New Roman" w:cs="Times New Roman"/>
+              </w:rPr>
+              <w:t>2. Xóa bỏ nghẽn cổ chai I/O đĩa cứng (Storage Bottleneck): Thay vì bắt 1 ổ cứng đơn lẻ phải đọc tuần tự 872 MB, NameNode phân bổ các khối cho 3 DataNode cấp phát đồng thời cho cụm Spark đọc song song (Data Locality).</w:t>
+            </w:r>
+          </w:p>
+          <w:p>
+            <w:pPr>
+              <w:spacing w:before="20" w:after="20" w:line="276" w:lineRule="auto"/>
+              <w:jc w:val="left"/>
+            </w:pPr>
+            <w:r>
+              <w:rPr>
+                <w:rFonts w:ascii="Times New Roman" w:hAnsi="Times New Roman"/>
+                <w:b w:val="0"/>
+                <w:i w:val="0"/>
+                <w:color w:val="1E293B"/>
+                <w:sz w:val="19"/>
+                <w:rFonts w:ascii="Times New Roman" w:hAnsi="Times New Roman" w:eastAsia="Times New Roman" w:cs="Times New Roman"/>
+              </w:rPr>
+              <w:t>3. Khả năng mở rộng ngang (Horizontal Scalability): Khi bổ sung dữ liệu các mùa giải mới lên hàng chục triệu dòng, nhóm chỉ cần cắm thêm DataNode mới vào mạng mà không phải đập đi xây lại hệ thống.</w:t>
+            </w:r>
+          </w:p>
+        </w:tc>
+      </w:tr>
+    </w:tbl>
+    <w:p>
+      <w:pPr>
+        <w:spacing w:before="0" w:after="20" w:line="276" w:lineRule="auto"/>
+        <w:jc w:val="left"/>
+      </w:pPr>
+    </w:p>
+    <w:tbl>
+      <w:tblPr>
+        <w:tblW w:type="auto" w:w="0"/>
+        <w:jc w:val="center"/>
+        <w:tblLook w:firstColumn="1" w:firstRow="1" w:lastColumn="0" w:lastRow="0" w:noHBand="0" w:noVBand="1" w:val="04A0"/>
+      </w:tblPr>
+      <w:tblGrid>
+        <w:gridCol w:w="10224"/>
+      </w:tblGrid>
+      <w:tr>
+        <w:tc>
+          <w:tcPr>
+            <w:tcW w:type="dxa" w:w="9504"/>
+            <w:shd w:fill="F0FDF4"/>
+            <w:tcMar>
+              <w:top w:w="50" w:type="dxa"/>
+              <w:bottom w:w="50" w:type="dxa"/>
+              <w:left w:w="80" w:type="dxa"/>
+              <w:right w:w="80" w:type="dxa"/>
+            </w:tcMar>
+            <w:tcBorders>
+              <w:top w:val="single" w:sz="6" w:space="0" w:color="0D766E"/>
+              <w:bottom w:val="single" w:sz="6" w:space="0" w:color="0D766E"/>
+              <w:left w:val="single" w:sz="6" w:space="0" w:color="0D766E"/>
+              <w:right w:val="single" w:sz="6" w:space="0" w:color="0D766E"/>
+            </w:tcBorders>
+          </w:tcPr>
+          <w:p>
+            <w:pPr>
+              <w:spacing w:before="0" w:after="40" w:line="276" w:lineRule="auto"/>
+            </w:pPr>
+            <w:r>
+              <w:rPr>
+                <w:rFonts w:ascii="Times New Roman" w:hAnsi="Times New Roman"/>
+                <w:b/>
+                <w:i w:val="0"/>
+                <w:color w:val="0D766E"/>
+                <w:sz w:val="19"/>
+                <w:rFonts w:ascii="Times New Roman" w:hAnsi="Times New Roman" w:eastAsia="Times New Roman" w:cs="Times New Roman"/>
+              </w:rPr>
+              <w:t>[LỜI THOẠI NÓI CÁI HIỂU LIỀN] LỜI THOẠI NÓI CÁI HIỂU LIỀN</w:t>
+            </w:r>
+          </w:p>
+          <w:p>
+            <w:pPr>
+              <w:spacing w:before="20" w:after="20" w:line="276" w:lineRule="auto"/>
+              <w:jc w:val="left"/>
+            </w:pPr>
+            <w:r>
+              <w:rPr>
+                <w:rFonts w:ascii="Times New Roman" w:hAnsi="Times New Roman"/>
+                <w:b w:val="0"/>
+                <w:i/>
+                <w:color w:val="1E293B"/>
+                <w:sz w:val="19"/>
+                <w:rFonts w:ascii="Times New Roman" w:hAnsi="Times New Roman" w:eastAsia="Times New Roman" w:cs="Times New Roman"/>
+              </w:rPr>
+              <w:t>"Thưa Thầy, ở tầng Data Lake, nhóm ứng dụng mô hình phân tán của Hadoop HDFS gồm 1 NameNode và 3 DataNode:"</w:t>
+            </w:r>
+          </w:p>
+          <w:p>
+            <w:pPr>
+              <w:spacing w:before="20" w:after="20" w:line="276" w:lineRule="auto"/>
+              <w:jc w:val="left"/>
+            </w:pPr>
+            <w:r>
+              <w:rPr>
+                <w:rFonts w:ascii="Times New Roman" w:hAnsi="Times New Roman"/>
+                <w:b w:val="0"/>
+                <w:i/>
+                <w:color w:val="1E293B"/>
+                <w:sz w:val="19"/>
+                <w:rFonts w:ascii="Times New Roman" w:hAnsi="Times New Roman" w:eastAsia="Times New Roman" w:cs="Times New Roman"/>
+              </w:rPr>
+              <w:t>"NameNode chạy ở cổng 9820 đóng vai trò bộ não, giữ metadata trong RAM để điều phối. Còn 3 DataNode đóng vai trò kho chứa, lưu trữ trực tiếp các khối nhị phân 128MB. Toàn bộ 12 tệp CSV nặng 872.5 MB được chia thành 18 blocks và nhân bản 3 lần sang cả 3 DataNode."</w:t>
+            </w:r>
+          </w:p>
+          <w:p>
+            <w:pPr>
+              <w:spacing w:before="20" w:after="20" w:line="276" w:lineRule="auto"/>
+              <w:jc w:val="left"/>
+            </w:pPr>
+            <w:r>
+              <w:rPr>
+                <w:rFonts w:ascii="Times New Roman" w:hAnsi="Times New Roman"/>
+                <w:b w:val="0"/>
+                <w:i/>
+                <w:color w:val="1E293B"/>
+                <w:sz w:val="19"/>
+                <w:rFonts w:ascii="Times New Roman" w:hAnsi="Times New Roman" w:eastAsia="Times New Roman" w:cs="Times New Roman"/>
+              </w:rPr>
+              <w:t>"Kiến trúc này giải quyết 2 vấn đề sống còn: Thứ nhất là chống mất dữ liệu — nếu 1-2 DataNode bị sập ổ cứng thì dữ liệu vẫn còn nguyên. Thứ hai là xóa bỏ nghẽn I/O — 3 DataNode sẽ phát dữ liệu đồng thời cho Spark xử lý song song thay vì bắt 1 ổ cứng phải đọc tuần tự!"</w:t>
+            </w:r>
+          </w:p>
+        </w:tc>
+      </w:tr>
+    </w:tbl>
+    <w:p>
+      <w:pPr>
+        <w:spacing w:before="0" w:after="20" w:line="276" w:lineRule="auto"/>
+        <w:jc w:val="left"/>
+      </w:pPr>
+    </w:p>
+    <w:p>
+      <w:pPr>
+        <w:keepNext/>
+        <w:spacing w:before="180" w:after="40"/>
+      </w:pPr>
+      <w:r>
+        <w:rPr>
+          <w:rFonts w:ascii="Times New Roman" w:hAnsi="Times New Roman"/>
+          <w:b/>
+          <w:i w:val="0"/>
+          <w:color w:val="0D766E"/>
+          <w:sz w:val="23"/>
+          <w:rFonts w:ascii="Times New Roman" w:hAnsi="Times New Roman" w:eastAsia="Times New Roman" w:cs="Times New Roman"/>
+        </w:rPr>
+        <w:t>Bước 3: Giải trình Apache Spark &amp; Benchmark vs Pandas (1.5 phút | Đặng Duy Lợi)</w:t>
+      </w:r>
+    </w:p>
+    <w:tbl>
+      <w:tblPr>
+        <w:tblW w:type="auto" w:w="0"/>
+        <w:jc w:val="center"/>
+        <w:tblLook w:firstColumn="1" w:firstRow="1" w:lastColumn="0" w:lastRow="0" w:noHBand="0" w:noVBand="1" w:val="04A0"/>
+      </w:tblPr>
+      <w:tblGrid>
+        <w:gridCol w:w="10224"/>
+      </w:tblGrid>
+      <w:tr>
+        <w:tc>
+          <w:tcPr>
+            <w:tcW w:type="dxa" w:w="9504"/>
+            <w:shd w:fill="F1F5F9"/>
+            <w:tcMar>
+              <w:top w:w="45" w:type="dxa"/>
+              <w:bottom w:w="45" w:type="dxa"/>
+              <w:left w:w="80" w:type="dxa"/>
+              <w:right w:w="80" w:type="dxa"/>
+            </w:tcMar>
+            <w:tcBorders>
+              <w:top w:val="single" w:sz="6" w:space="0" w:color="1B365D"/>
+              <w:bottom w:val="single" w:sz="6" w:space="0" w:color="1B365D"/>
+              <w:left w:val="single" w:sz="6" w:space="0" w:color="1B365D"/>
+              <w:right w:val="single" w:sz="6" w:space="0" w:color="1B365D"/>
+            </w:tcBorders>
+          </w:tcPr>
+          <w:p>
+            <w:pPr>
+              <w:spacing w:before="0" w:after="20" w:line="276" w:lineRule="auto"/>
+            </w:pPr>
+            <w:r>
+              <w:rPr>
+                <w:rFonts w:ascii="Times New Roman" w:hAnsi="Times New Roman"/>
+                <w:b/>
+                <w:i w:val="0"/>
+                <w:color w:val="1B365D"/>
+                <w:sz w:val="18"/>
                 <w:rFonts w:ascii="Times New Roman" w:hAnsi="Times New Roman" w:eastAsia="Times New Roman" w:cs="Times New Roman"/>
               </w:rPr>
               <w:t>[ĐỊNH VỊ GIAO DIỆN &amp; URL TRUY CẬP]</w:t>
@@ -2834,7 +2386,7 @@
                 <w:sz w:val="18"/>
                 <w:rFonts w:ascii="Consolas" w:hAnsi="Consolas" w:eastAsia="Consolas" w:cs="Consolas"/>
               </w:rPr>
-              <w:t>• Đường dẫn trực tiếp: http://localhost:8501/?page=Benchmark+hiệu+năng+Spark+vs+Pandas</w:t>
+              <w:t>• URL Web Dashboard: http://localhost:8501/?page=Benchmark+hiệu+năng+Spark+vs+Pandas</w:t>
               <w:br/>
             </w:r>
           </w:p>
@@ -2854,344 +2406,18 @@
         <w:tblLook w:firstColumn="1" w:firstRow="1" w:lastColumn="0" w:lastRow="0" w:noHBand="0" w:noVBand="1" w:val="04A0"/>
       </w:tblPr>
       <w:tblGrid>
-        <w:gridCol w:w="10080"/>
+        <w:gridCol w:w="10224"/>
       </w:tblGrid>
       <w:tr>
         <w:tc>
           <w:tcPr>
-            <w:tcW w:type="dxa" w:w="9360"/>
+            <w:tcW w:type="dxa" w:w="9504"/>
             <w:shd w:fill="EFF6FF"/>
-            <w:tcMar>
-              <w:top w:w="60" w:type="dxa"/>
-              <w:bottom w:w="60" w:type="dxa"/>
-              <w:left w:w="90" w:type="dxa"/>
-              <w:right w:w="90" w:type="dxa"/>
-            </w:tcMar>
-            <w:tcBorders>
-              <w:top w:val="single" w:sz="6" w:space="0" w:color="1B365D"/>
-              <w:bottom w:val="single" w:sz="6" w:space="0" w:color="1B365D"/>
-              <w:left w:val="single" w:sz="6" w:space="0" w:color="1B365D"/>
-              <w:right w:val="single" w:sz="6" w:space="0" w:color="1B365D"/>
-            </w:tcBorders>
-          </w:tcPr>
-          <w:p>
-            <w:pPr>
-              <w:spacing w:before="0" w:after="40" w:line="276" w:lineRule="auto"/>
-            </w:pPr>
-            <w:r>
-              <w:rPr>
-                <w:rFonts w:ascii="Times New Roman" w:hAnsi="Times New Roman"/>
-                <w:b/>
-                <w:i w:val="0"/>
-                <w:color w:val="1B365D"/>
-                <w:sz w:val="20"/>
-                <w:rFonts w:ascii="Times New Roman" w:hAnsi="Times New Roman" w:eastAsia="Times New Roman" w:cs="Times New Roman"/>
-              </w:rPr>
-              <w:t>[THAO TÁC MÀN HÌNH &amp; CHUỘT] THAO TÁC MÀN HÌNH</w:t>
-            </w:r>
-          </w:p>
-          <w:p>
-            <w:pPr>
-              <w:spacing w:before="20" w:after="40" w:line="276" w:lineRule="auto"/>
-              <w:jc w:val="left"/>
-            </w:pPr>
-            <w:r>
-              <w:rPr>
-                <w:rFonts w:ascii="Times New Roman" w:hAnsi="Times New Roman"/>
-                <w:b w:val="0"/>
-                <w:i w:val="0"/>
-                <w:color w:val="1E293B"/>
-                <w:sz w:val="19"/>
-                <w:rFonts w:ascii="Times New Roman" w:hAnsi="Times New Roman" w:eastAsia="Times New Roman" w:cs="Times New Roman"/>
-              </w:rPr>
-              <w:t>1. Bấm chọn menu: '3. Benchmark hiệu năng Spark vs Pandas'.</w:t>
-            </w:r>
-          </w:p>
-          <w:p>
-            <w:pPr>
-              <w:spacing w:before="20" w:after="40" w:line="276" w:lineRule="auto"/>
-              <w:jc w:val="left"/>
-            </w:pPr>
-            <w:r>
-              <w:rPr>
-                <w:rFonts w:ascii="Times New Roman" w:hAnsi="Times New Roman"/>
-                <w:b w:val="0"/>
-                <w:i w:val="0"/>
-                <w:color w:val="1E293B"/>
-                <w:sz w:val="19"/>
-                <w:rFonts w:ascii="Times New Roman" w:hAnsi="Times New Roman" w:eastAsia="Times New Roman" w:cs="Times New Roman"/>
-              </w:rPr>
-              <w:t>2. Bấm chuột vào nút màu đỏ: 'Chạy kiểm tra tốc độ đọc 200,000 bản ghi'.</w:t>
-            </w:r>
-          </w:p>
-          <w:p>
-            <w:pPr>
-              <w:spacing w:before="20" w:after="40" w:line="276" w:lineRule="auto"/>
-              <w:jc w:val="left"/>
-            </w:pPr>
-            <w:r>
-              <w:rPr>
-                <w:rFonts w:ascii="Times New Roman" w:hAnsi="Times New Roman"/>
-                <w:b w:val="0"/>
-                <w:i w:val="0"/>
-                <w:color w:val="1E293B"/>
-                <w:sz w:val="19"/>
-                <w:rFonts w:ascii="Times New Roman" w:hAnsi="Times New Roman" w:eastAsia="Times New Roman" w:cs="Times New Roman"/>
-              </w:rPr>
-              <w:t>3. Đợi 1 giây thanh tiến trình chạy xong, chỉ tay vào biểu đồ cột so sánh thời gian.</w:t>
-            </w:r>
-          </w:p>
-        </w:tc>
-      </w:tr>
-    </w:tbl>
-    <w:p>
-      <w:pPr>
-        <w:spacing w:before="0" w:after="20" w:line="276" w:lineRule="auto"/>
-        <w:jc w:val="left"/>
-      </w:pPr>
-    </w:p>
-    <w:tbl>
-      <w:tblPr>
-        <w:tblW w:type="auto" w:w="0"/>
-        <w:jc w:val="center"/>
-        <w:tblLook w:firstColumn="1" w:firstRow="1" w:lastColumn="0" w:lastRow="0" w:noHBand="0" w:noVBand="1" w:val="04A0"/>
-      </w:tblPr>
-      <w:tblGrid>
-        <w:gridCol w:w="10080"/>
-      </w:tblGrid>
-      <w:tr>
-        <w:tc>
-          <w:tcPr>
-            <w:tcW w:type="dxa" w:w="9360"/>
-            <w:shd w:fill="F0FDF4"/>
-            <w:tcMar>
-              <w:top w:w="60" w:type="dxa"/>
-              <w:bottom w:w="60" w:type="dxa"/>
-              <w:left w:w="90" w:type="dxa"/>
-              <w:right w:w="90" w:type="dxa"/>
-            </w:tcMar>
-            <w:tcBorders>
-              <w:top w:val="single" w:sz="6" w:space="0" w:color="0D766E"/>
-              <w:bottom w:val="single" w:sz="6" w:space="0" w:color="0D766E"/>
-              <w:left w:val="single" w:sz="6" w:space="0" w:color="0D766E"/>
-              <w:right w:val="single" w:sz="6" w:space="0" w:color="0D766E"/>
-            </w:tcBorders>
-          </w:tcPr>
-          <w:p>
-            <w:pPr>
-              <w:spacing w:before="0" w:after="40" w:line="276" w:lineRule="auto"/>
-            </w:pPr>
-            <w:r>
-              <w:rPr>
-                <w:rFonts w:ascii="Times New Roman" w:hAnsi="Times New Roman"/>
-                <w:b/>
-                <w:i w:val="0"/>
-                <w:color w:val="0D766E"/>
-                <w:sz w:val="20"/>
-                <w:rFonts w:ascii="Times New Roman" w:hAnsi="Times New Roman" w:eastAsia="Times New Roman" w:cs="Times New Roman"/>
-              </w:rPr>
-              <w:t>[LỜI THOẠI NÓI CÁI HIỂU LIỀN] LỜI THOẠI MẪU (NÓI CÁI HIỂU LIỀN)</w:t>
-            </w:r>
-          </w:p>
-          <w:p>
-            <w:pPr>
-              <w:spacing w:before="20" w:after="40" w:line="276" w:lineRule="auto"/>
-              <w:jc w:val="left"/>
-            </w:pPr>
-            <w:r>
-              <w:rPr>
-                <w:rFonts w:ascii="Times New Roman" w:hAnsi="Times New Roman"/>
-                <w:b w:val="0"/>
-                <w:i/>
-                <w:color w:val="1E293B"/>
-                <w:sz w:val="19"/>
-                <w:rFonts w:ascii="Times New Roman" w:hAnsi="Times New Roman" w:eastAsia="Times New Roman" w:cs="Times New Roman"/>
-              </w:rPr>
-              <w:t>"Nhiều bạn sẽ thắc mắc: 'Dữ liệu chưa tới 1GB thì sao không dùng thư viện Pandas cho tiện, cần chi cài đặt Hadoop với Spark phức tạp?'. Nhóm em xin trả lời bằng thực nghiệm đo đạc trực tiếp trên máy:"</w:t>
-            </w:r>
-          </w:p>
-          <w:p>
-            <w:pPr>
-              <w:spacing w:before="20" w:after="40" w:line="276" w:lineRule="auto"/>
-              <w:jc w:val="left"/>
-            </w:pPr>
-            <w:r>
-              <w:rPr>
-                <w:rFonts w:ascii="Times New Roman" w:hAnsi="Times New Roman"/>
-                <w:b w:val="0"/>
-                <w:i/>
-                <w:color w:val="1E293B"/>
-                <w:sz w:val="19"/>
-                <w:rFonts w:ascii="Times New Roman" w:hAnsi="Times New Roman" w:eastAsia="Times New Roman" w:cs="Times New Roman"/>
-              </w:rPr>
-              <w:t>"Khi quét và tính toán trên 200,000 dòng dữ liệu của bảng game_lineups: Thư viện Pandas chỉ chạy được trên 1 lõi CPU duy nhất và mất tận 12.45 giây."</w:t>
-            </w:r>
-          </w:p>
-          <w:p>
-            <w:pPr>
-              <w:spacing w:before="20" w:after="40" w:line="276" w:lineRule="auto"/>
-              <w:jc w:val="left"/>
-            </w:pPr>
-            <w:r>
-              <w:rPr>
-                <w:rFonts w:ascii="Times New Roman" w:hAnsi="Times New Roman"/>
-                <w:b w:val="0"/>
-                <w:i/>
-                <w:color w:val="1E293B"/>
-                <w:sz w:val="19"/>
-                <w:rFonts w:ascii="Times New Roman" w:hAnsi="Times New Roman" w:eastAsia="Times New Roman" w:cs="Times New Roman"/>
-              </w:rPr>
-              <w:t>"Trong khi đó, Apache Spark 4.2 tự động chia nhỏ dữ liệu thành 16 phân vùng, tận dụng song song 16 luồng CPU phần cứng, hoàn thành chỉ trong 0.78 giây — tức là Spark chạy nhanh gấp 16 lần so với Pandas!"</w:t>
-            </w:r>
-          </w:p>
-          <w:p>
-            <w:pPr>
-              <w:spacing w:before="20" w:after="40" w:line="276" w:lineRule="auto"/>
-              <w:jc w:val="left"/>
-            </w:pPr>
-            <w:r>
-              <w:rPr>
-                <w:rFonts w:ascii="Times New Roman" w:hAnsi="Times New Roman"/>
-                <w:b w:val="0"/>
-                <w:i/>
-                <w:color w:val="1E293B"/>
-                <w:sz w:val="19"/>
-                <w:rFonts w:ascii="Times New Roman" w:hAnsi="Times New Roman" w:eastAsia="Times New Roman" w:cs="Times New Roman"/>
-              </w:rPr>
-              <w:t>"Điều cốt lõi là: Khi dữ liệu tăng lên 10 triệu hay 50 triệu dòng, Pandas sẽ bị tràn RAM và sập máy, còn Spark chỉ cần gắn thêm máy (mở rộng ngang) là chạy bình thường!"</w:t>
-            </w:r>
-          </w:p>
-        </w:tc>
-      </w:tr>
-    </w:tbl>
-    <w:p>
-      <w:pPr>
-        <w:spacing w:before="0" w:after="20" w:line="276" w:lineRule="auto"/>
-        <w:jc w:val="left"/>
-      </w:pPr>
-    </w:p>
-    <w:tbl>
-      <w:tblPr>
-        <w:tblW w:type="auto" w:w="0"/>
-        <w:jc w:val="center"/>
-        <w:tblLook w:firstColumn="1" w:firstRow="1" w:lastColumn="0" w:lastRow="0" w:noHBand="0" w:noVBand="1" w:val="04A0"/>
-      </w:tblPr>
-      <w:tblGrid>
-        <w:gridCol w:w="10080"/>
-      </w:tblGrid>
-      <w:tr>
-        <w:tc>
-          <w:tcPr>
-            <w:tcW w:type="dxa" w:w="9360"/>
-            <w:shd w:fill="FEF3C7"/>
-            <w:tcMar>
-              <w:top w:w="60" w:type="dxa"/>
-              <w:bottom w:w="60" w:type="dxa"/>
-              <w:left w:w="90" w:type="dxa"/>
-              <w:right w:w="90" w:type="dxa"/>
-            </w:tcMar>
-            <w:tcBorders>
-              <w:top w:val="single" w:sz="6" w:space="0" w:color="D97706"/>
-              <w:bottom w:val="single" w:sz="6" w:space="0" w:color="D97706"/>
-              <w:left w:val="single" w:sz="6" w:space="0" w:color="D97706"/>
-              <w:right w:val="single" w:sz="6" w:space="0" w:color="D97706"/>
-            </w:tcBorders>
-          </w:tcPr>
-          <w:p>
-            <w:pPr>
-              <w:spacing w:before="0" w:after="40" w:line="276" w:lineRule="auto"/>
-            </w:pPr>
-            <w:r>
-              <w:rPr>
-                <w:rFonts w:ascii="Times New Roman" w:hAnsi="Times New Roman"/>
-                <w:b/>
-                <w:i w:val="0"/>
-                <w:color w:val="B45309"/>
-                <w:sz w:val="20"/>
-                <w:rFonts w:ascii="Times New Roman" w:hAnsi="Times New Roman" w:eastAsia="Times New Roman" w:cs="Times New Roman"/>
-              </w:rPr>
-              <w:t>[TỪ KHÓA BIG DATA ĂN ĐIỂM] Ý CHÍNH CẦN NHỚ</w:t>
-            </w:r>
-          </w:p>
-          <w:p>
-            <w:pPr>
-              <w:spacing w:before="20" w:after="40" w:line="276" w:lineRule="auto"/>
-              <w:jc w:val="left"/>
-            </w:pPr>
-            <w:r>
-              <w:rPr>
-                <w:rFonts w:ascii="Times New Roman" w:hAnsi="Times New Roman"/>
-                <w:b w:val="0"/>
-                <w:i w:val="0"/>
-                <w:color w:val="1E293B"/>
-                <w:sz w:val="19"/>
-                <w:rFonts w:ascii="Times New Roman" w:hAnsi="Times New Roman" w:eastAsia="Times New Roman" w:cs="Times New Roman"/>
-              </w:rPr>
-              <w:t>• Pandas: Chạy đơn luồng (1 core), tốn 12.45 giây.</w:t>
-            </w:r>
-          </w:p>
-          <w:p>
-            <w:pPr>
-              <w:spacing w:before="20" w:after="40" w:line="276" w:lineRule="auto"/>
-              <w:jc w:val="left"/>
-            </w:pPr>
-            <w:r>
-              <w:rPr>
-                <w:rFonts w:ascii="Times New Roman" w:hAnsi="Times New Roman"/>
-                <w:b w:val="0"/>
-                <w:i w:val="0"/>
-                <w:color w:val="1E293B"/>
-                <w:sz w:val="19"/>
-                <w:rFonts w:ascii="Times New Roman" w:hAnsi="Times New Roman" w:eastAsia="Times New Roman" w:cs="Times New Roman"/>
-              </w:rPr>
-              <w:t>• Spark 4.2: Chạy song song 16 partitions trên 16 cores, chỉ tốn 0.78 giây (Nhanh gấp 16 lần).</w:t>
-            </w:r>
-          </w:p>
-        </w:tc>
-      </w:tr>
-    </w:tbl>
-    <w:p>
-      <w:pPr>
-        <w:spacing w:before="0" w:after="20" w:line="276" w:lineRule="auto"/>
-        <w:jc w:val="left"/>
-      </w:pPr>
-    </w:p>
-    <w:p>
-      <w:pPr>
-        <w:keepNext/>
-        <w:spacing w:before="180" w:after="60"/>
-      </w:pPr>
-      <w:r>
-        <w:rPr>
-          <w:rFonts w:ascii="Times New Roman" w:hAnsi="Times New Roman"/>
-          <w:b/>
-          <w:i w:val="0"/>
-          <w:color w:val="0D766E"/>
-          <w:sz w:val="23"/>
-          <w:rFonts w:ascii="Times New Roman" w:hAnsi="Times New Roman" w:eastAsia="Times New Roman" w:cs="Times New Roman"/>
-        </w:rPr>
-        <w:t>Phần 4: PySpark ETL, Bộ lọc Niên độ &amp; Spark SQL (1.5 phút | Chu Văn Quốc Trung)</w:t>
-      </w:r>
-    </w:p>
-    <w:tbl>
-      <w:tblPr>
-        <w:tblW w:type="auto" w:w="0"/>
-        <w:jc w:val="center"/>
-        <w:tblLook w:firstColumn="1" w:firstRow="1" w:lastColumn="0" w:lastRow="0" w:noHBand="0" w:noVBand="1" w:val="04A0"/>
-      </w:tblPr>
-      <w:tblGrid>
-        <w:gridCol w:w="10080"/>
-      </w:tblGrid>
-      <w:tr>
-        <w:tc>
-          <w:tcPr>
-            <w:tcW w:type="dxa" w:w="9360"/>
-            <w:shd w:fill="F1F5F9"/>
             <w:tcMar>
               <w:top w:w="50" w:type="dxa"/>
               <w:bottom w:w="50" w:type="dxa"/>
-              <w:left w:w="90" w:type="dxa"/>
-              <w:right w:w="90" w:type="dxa"/>
+              <w:left w:w="80" w:type="dxa"/>
+              <w:right w:w="80" w:type="dxa"/>
             </w:tcMar>
             <w:tcBorders>
               <w:top w:val="single" w:sz="6" w:space="0" w:color="1B365D"/>
@@ -3211,6 +2437,298 @@
                 <w:i w:val="0"/>
                 <w:color w:val="1B365D"/>
                 <w:sz w:val="19"/>
+                <w:rFonts w:ascii="Times New Roman" w:hAnsi="Times New Roman" w:eastAsia="Times New Roman" w:cs="Times New Roman"/>
+              </w:rPr>
+              <w:t>[THAO TÁC MÀN HÌNH] THAO TÁC MÀN HÌNH</w:t>
+            </w:r>
+          </w:p>
+          <w:p>
+            <w:pPr>
+              <w:spacing w:before="20" w:after="20" w:line="276" w:lineRule="auto"/>
+              <w:jc w:val="left"/>
+            </w:pPr>
+            <w:r>
+              <w:rPr>
+                <w:rFonts w:ascii="Times New Roman" w:hAnsi="Times New Roman"/>
+                <w:b w:val="0"/>
+                <w:i w:val="0"/>
+                <w:color w:val="1E293B"/>
+                <w:sz w:val="19"/>
+                <w:rFonts w:ascii="Times New Roman" w:hAnsi="Times New Roman" w:eastAsia="Times New Roman" w:cs="Times New Roman"/>
+              </w:rPr>
+              <w:t>1. Bấm menu: '3. Benchmark hiệu năng Spark vs Pandas'.</w:t>
+            </w:r>
+          </w:p>
+          <w:p>
+            <w:pPr>
+              <w:spacing w:before="20" w:after="20" w:line="276" w:lineRule="auto"/>
+              <w:jc w:val="left"/>
+            </w:pPr>
+            <w:r>
+              <w:rPr>
+                <w:rFonts w:ascii="Times New Roman" w:hAnsi="Times New Roman"/>
+                <w:b w:val="0"/>
+                <w:i w:val="0"/>
+                <w:color w:val="1E293B"/>
+                <w:sz w:val="19"/>
+                <w:rFonts w:ascii="Times New Roman" w:hAnsi="Times New Roman" w:eastAsia="Times New Roman" w:cs="Times New Roman"/>
+              </w:rPr>
+              <w:t>2. Bấm nút màu đỏ: 'Chạy kiểm tra tốc độ đọc 200,000 bản ghi'.</w:t>
+            </w:r>
+          </w:p>
+          <w:p>
+            <w:pPr>
+              <w:spacing w:before="20" w:after="20" w:line="276" w:lineRule="auto"/>
+              <w:jc w:val="left"/>
+            </w:pPr>
+            <w:r>
+              <w:rPr>
+                <w:rFonts w:ascii="Times New Roman" w:hAnsi="Times New Roman"/>
+                <w:b w:val="0"/>
+                <w:i w:val="0"/>
+                <w:color w:val="1E293B"/>
+                <w:sz w:val="19"/>
+                <w:rFonts w:ascii="Times New Roman" w:hAnsi="Times New Roman" w:eastAsia="Times New Roman" w:cs="Times New Roman"/>
+              </w:rPr>
+              <w:t>3. Chỉ tay vào biểu đồ cột so sánh: Spark (0.78s) vs Pandas (12.45s).</w:t>
+            </w:r>
+          </w:p>
+        </w:tc>
+      </w:tr>
+    </w:tbl>
+    <w:p>
+      <w:pPr>
+        <w:spacing w:before="0" w:after="20" w:line="276" w:lineRule="auto"/>
+        <w:jc w:val="left"/>
+      </w:pPr>
+    </w:p>
+    <w:tbl>
+      <w:tblPr>
+        <w:tblW w:type="auto" w:w="0"/>
+        <w:jc w:val="center"/>
+        <w:tblLook w:firstColumn="1" w:firstRow="1" w:lastColumn="0" w:lastRow="0" w:noHBand="0" w:noVBand="1" w:val="04A0"/>
+      </w:tblPr>
+      <w:tblGrid>
+        <w:gridCol w:w="10224"/>
+      </w:tblGrid>
+      <w:tr>
+        <w:tc>
+          <w:tcPr>
+            <w:tcW w:type="dxa" w:w="9504"/>
+            <w:shd w:fill="FEF2F2"/>
+            <w:tcMar>
+              <w:top w:w="50" w:type="dxa"/>
+              <w:bottom w:w="50" w:type="dxa"/>
+              <w:left w:w="80" w:type="dxa"/>
+              <w:right w:w="80" w:type="dxa"/>
+            </w:tcMar>
+            <w:tcBorders>
+              <w:top w:val="single" w:sz="6" w:space="0" w:color="DC2626"/>
+              <w:bottom w:val="single" w:sz="6" w:space="0" w:color="DC2626"/>
+              <w:left w:val="single" w:sz="6" w:space="0" w:color="DC2626"/>
+              <w:right w:val="single" w:sz="6" w:space="0" w:color="DC2626"/>
+            </w:tcBorders>
+          </w:tcPr>
+          <w:p>
+            <w:pPr>
+              <w:spacing w:before="0" w:after="40" w:line="276" w:lineRule="auto"/>
+            </w:pPr>
+            <w:r>
+              <w:rPr>
+                <w:rFonts w:ascii="Times New Roman" w:hAnsi="Times New Roman"/>
+                <w:b/>
+                <w:i w:val="0"/>
+                <w:color w:val="B91C1C"/>
+                <w:sz w:val="19"/>
+                <w:rFonts w:ascii="Times New Roman" w:hAnsi="Times New Roman" w:eastAsia="Times New Roman" w:cs="Times New Roman"/>
+              </w:rPr>
+              <w:t>[GIẢI QUYẾT VẤN ĐỀ GÌ TRONG BÀI TOÁN?] BẢN CHẤT CÔNG NGHỆ &amp; GIẢI QUYẾT VẤN ĐỀ</w:t>
+            </w:r>
+          </w:p>
+          <w:p>
+            <w:pPr>
+              <w:spacing w:before="20" w:after="20" w:line="276" w:lineRule="auto"/>
+              <w:jc w:val="left"/>
+            </w:pPr>
+            <w:r>
+              <w:rPr>
+                <w:rFonts w:ascii="Times New Roman" w:hAnsi="Times New Roman"/>
+                <w:b w:val="0"/>
+                <w:i w:val="0"/>
+                <w:color w:val="1E293B"/>
+                <w:sz w:val="19"/>
+                <w:rFonts w:ascii="Times New Roman" w:hAnsi="Times New Roman" w:eastAsia="Times New Roman" w:cs="Times New Roman"/>
+              </w:rPr>
+              <w:t>• Bản chất: Apache Spark 4.2 sử dụng cơ chế tính toán trong bộ nhớ RAM (In-Memory Computing) thông qua RDD/DataFrame và bộ tối ưu hóa truy vấn Catalyst Optimizer.</w:t>
+            </w:r>
+          </w:p>
+          <w:p>
+            <w:pPr>
+              <w:spacing w:before="20" w:after="20" w:line="276" w:lineRule="auto"/>
+              <w:jc w:val="left"/>
+            </w:pPr>
+            <w:r>
+              <w:rPr>
+                <w:rFonts w:ascii="Times New Roman" w:hAnsi="Times New Roman"/>
+                <w:b w:val="0"/>
+                <w:i w:val="0"/>
+                <w:color w:val="1E293B"/>
+                <w:sz w:val="19"/>
+                <w:rFonts w:ascii="Times New Roman" w:hAnsi="Times New Roman" w:eastAsia="Times New Roman" w:cs="Times New Roman"/>
+              </w:rPr>
+              <w:t>• Vấn đề giải quyết: Thư viện Pandas truyền thống chỉ chạy đơn luồng (1 core CPU duy nhất) nên mất tận 12.45 giây trên 200,000 dòng và sẽ bị tràn RAM (Out-Of-Memory) khi quét bảng lớn 3.2 triệu dòng. Trong khi đó, Spark tự chia dữ liệu thành 16 phân vùng, chạy song song trên 16 luồng CPU chỉ tốn 0.78 giây (nhanh gấp 16 lần) và không bao giờ bị nghẽn RAM.</w:t>
+            </w:r>
+          </w:p>
+        </w:tc>
+      </w:tr>
+    </w:tbl>
+    <w:p>
+      <w:pPr>
+        <w:spacing w:before="0" w:after="20" w:line="276" w:lineRule="auto"/>
+        <w:jc w:val="left"/>
+      </w:pPr>
+    </w:p>
+    <w:tbl>
+      <w:tblPr>
+        <w:tblW w:type="auto" w:w="0"/>
+        <w:jc w:val="center"/>
+        <w:tblLook w:firstColumn="1" w:firstRow="1" w:lastColumn="0" w:lastRow="0" w:noHBand="0" w:noVBand="1" w:val="04A0"/>
+      </w:tblPr>
+      <w:tblGrid>
+        <w:gridCol w:w="10224"/>
+      </w:tblGrid>
+      <w:tr>
+        <w:tc>
+          <w:tcPr>
+            <w:tcW w:type="dxa" w:w="9504"/>
+            <w:shd w:fill="F0FDF4"/>
+            <w:tcMar>
+              <w:top w:w="50" w:type="dxa"/>
+              <w:bottom w:w="50" w:type="dxa"/>
+              <w:left w:w="80" w:type="dxa"/>
+              <w:right w:w="80" w:type="dxa"/>
+            </w:tcMar>
+            <w:tcBorders>
+              <w:top w:val="single" w:sz="6" w:space="0" w:color="0D766E"/>
+              <w:bottom w:val="single" w:sz="6" w:space="0" w:color="0D766E"/>
+              <w:left w:val="single" w:sz="6" w:space="0" w:color="0D766E"/>
+              <w:right w:val="single" w:sz="6" w:space="0" w:color="0D766E"/>
+            </w:tcBorders>
+          </w:tcPr>
+          <w:p>
+            <w:pPr>
+              <w:spacing w:before="0" w:after="40" w:line="276" w:lineRule="auto"/>
+            </w:pPr>
+            <w:r>
+              <w:rPr>
+                <w:rFonts w:ascii="Times New Roman" w:hAnsi="Times New Roman"/>
+                <w:b/>
+                <w:i w:val="0"/>
+                <w:color w:val="0D766E"/>
+                <w:sz w:val="19"/>
+                <w:rFonts w:ascii="Times New Roman" w:hAnsi="Times New Roman" w:eastAsia="Times New Roman" w:cs="Times New Roman"/>
+              </w:rPr>
+              <w:t>[LỜI THOẠI NÓI CÁI HIỂU LIỀN] LỜI THOẠI NÓI CÁI HIỂU LIỀN</w:t>
+            </w:r>
+          </w:p>
+          <w:p>
+            <w:pPr>
+              <w:spacing w:before="20" w:after="20" w:line="276" w:lineRule="auto"/>
+              <w:jc w:val="left"/>
+            </w:pPr>
+            <w:r>
+              <w:rPr>
+                <w:rFonts w:ascii="Times New Roman" w:hAnsi="Times New Roman"/>
+                <w:b w:val="0"/>
+                <w:i/>
+                <w:color w:val="1E293B"/>
+                <w:sz w:val="19"/>
+                <w:rFonts w:ascii="Times New Roman" w:hAnsi="Times New Roman" w:eastAsia="Times New Roman" w:cs="Times New Roman"/>
+              </w:rPr>
+              <w:t>"Tại sao nhóm phải dùng Spark mà không dùng Pandas? Thực nghiệm trực tiếp cho thấy: Trên 200 nghìn dòng dữ liệu, Pandas chạy đơn luồng mất 12.45 giây, trong khi Spark tận dụng 16 luồng CPU chạy song song chỉ mất 0.78 giây — nhanh gấp 16 lần!"</w:t>
+            </w:r>
+          </w:p>
+          <w:p>
+            <w:pPr>
+              <w:spacing w:before="20" w:after="20" w:line="276" w:lineRule="auto"/>
+              <w:jc w:val="left"/>
+            </w:pPr>
+            <w:r>
+              <w:rPr>
+                <w:rFonts w:ascii="Times New Roman" w:hAnsi="Times New Roman"/>
+                <w:b w:val="0"/>
+                <w:i/>
+                <w:color w:val="1E293B"/>
+                <w:sz w:val="19"/>
+                <w:rFonts w:ascii="Times New Roman" w:hAnsi="Times New Roman" w:eastAsia="Times New Roman" w:cs="Times New Roman"/>
+              </w:rPr>
+              <w:t>"Quan trọng hơn, khi dữ liệu tăng lên hàng chục triệu dòng, Pandas sẽ bị tràn RAM sập máy, còn Spark nhờ kiến trúc phân tán In-Memory sẽ chia nhỏ ra xử lý mượt mà!"</w:t>
+            </w:r>
+          </w:p>
+        </w:tc>
+      </w:tr>
+    </w:tbl>
+    <w:p>
+      <w:pPr>
+        <w:spacing w:before="0" w:after="20" w:line="276" w:lineRule="auto"/>
+        <w:jc w:val="left"/>
+      </w:pPr>
+    </w:p>
+    <w:p>
+      <w:pPr>
+        <w:keepNext/>
+        <w:spacing w:before="180" w:after="40"/>
+      </w:pPr>
+      <w:r>
+        <w:rPr>
+          <w:rFonts w:ascii="Times New Roman" w:hAnsi="Times New Roman"/>
+          <w:b/>
+          <w:i w:val="0"/>
+          <w:color w:val="0D766E"/>
+          <w:sz w:val="23"/>
+          <w:rFonts w:ascii="Times New Roman" w:hAnsi="Times New Roman" w:eastAsia="Times New Roman" w:cs="Times New Roman"/>
+        </w:rPr>
+        <w:t>Bước 4 &amp; 5: PySpark ETL, Định dạng Parquet &amp; Spark SQL (1.5 phút | Chu Văn Quốc Trung)</w:t>
+      </w:r>
+    </w:p>
+    <w:tbl>
+      <w:tblPr>
+        <w:tblW w:type="auto" w:w="0"/>
+        <w:jc w:val="center"/>
+        <w:tblLook w:firstColumn="1" w:firstRow="1" w:lastColumn="0" w:lastRow="0" w:noHBand="0" w:noVBand="1" w:val="04A0"/>
+      </w:tblPr>
+      <w:tblGrid>
+        <w:gridCol w:w="10224"/>
+      </w:tblGrid>
+      <w:tr>
+        <w:tc>
+          <w:tcPr>
+            <w:tcW w:type="dxa" w:w="9504"/>
+            <w:shd w:fill="F1F5F9"/>
+            <w:tcMar>
+              <w:top w:w="45" w:type="dxa"/>
+              <w:bottom w:w="45" w:type="dxa"/>
+              <w:left w:w="80" w:type="dxa"/>
+              <w:right w:w="80" w:type="dxa"/>
+            </w:tcMar>
+            <w:tcBorders>
+              <w:top w:val="single" w:sz="6" w:space="0" w:color="1B365D"/>
+              <w:bottom w:val="single" w:sz="6" w:space="0" w:color="1B365D"/>
+              <w:left w:val="single" w:sz="6" w:space="0" w:color="1B365D"/>
+              <w:right w:val="single" w:sz="6" w:space="0" w:color="1B365D"/>
+            </w:tcBorders>
+          </w:tcPr>
+          <w:p>
+            <w:pPr>
+              <w:spacing w:before="0" w:after="20" w:line="276" w:lineRule="auto"/>
+            </w:pPr>
+            <w:r>
+              <w:rPr>
+                <w:rFonts w:ascii="Times New Roman" w:hAnsi="Times New Roman"/>
+                <w:b/>
+                <w:i w:val="0"/>
+                <w:color w:val="1B365D"/>
+                <w:sz w:val="18"/>
                 <w:rFonts w:ascii="Times New Roman" w:hAnsi="Times New Roman" w:eastAsia="Times New Roman" w:cs="Times New Roman"/>
               </w:rPr>
               <w:t>[ĐỊNH VỊ GIAO DIỆN &amp; URL TRUY CẬP]</w:t>
@@ -3237,7 +2755,7 @@
                 <w:sz w:val="18"/>
                 <w:rFonts w:ascii="Consolas" w:hAnsi="Consolas" w:eastAsia="Consolas" w:cs="Consolas"/>
               </w:rPr>
-              <w:t>• Đường dẫn trực tiếp: http://localhost:8501/?page=Tổng+quan+thị+trường</w:t>
+              <w:t>• URL Web Dashboard: http://localhost:8501/?page=Tổng+quan+thị+trường</w:t>
               <w:br/>
             </w:r>
             <w:r>
@@ -3249,7 +2767,7 @@
                 <w:sz w:val="17"/>
                 <w:rFonts w:ascii="Consolas" w:hAnsi="Consolas" w:eastAsia="Consolas" w:cs="Consolas"/>
               </w:rPr>
-              <w:t>• Cổng dịch vụ phụ: http://localhost:8501/?page=Phân+tích+Spark+SQL</w:t>
+              <w:t>• Cổng dịch vụ hạ tầng liên kết: http://localhost:8501/?page=Phân+tích+Spark+SQL</w:t>
             </w:r>
           </w:p>
         </w:tc>
@@ -3268,344 +2786,18 @@
         <w:tblLook w:firstColumn="1" w:firstRow="1" w:lastColumn="0" w:lastRow="0" w:noHBand="0" w:noVBand="1" w:val="04A0"/>
       </w:tblPr>
       <w:tblGrid>
-        <w:gridCol w:w="10080"/>
+        <w:gridCol w:w="10224"/>
       </w:tblGrid>
       <w:tr>
         <w:tc>
           <w:tcPr>
-            <w:tcW w:type="dxa" w:w="9360"/>
+            <w:tcW w:type="dxa" w:w="9504"/>
             <w:shd w:fill="EFF6FF"/>
-            <w:tcMar>
-              <w:top w:w="60" w:type="dxa"/>
-              <w:bottom w:w="60" w:type="dxa"/>
-              <w:left w:w="90" w:type="dxa"/>
-              <w:right w:w="90" w:type="dxa"/>
-            </w:tcMar>
-            <w:tcBorders>
-              <w:top w:val="single" w:sz="6" w:space="0" w:color="1B365D"/>
-              <w:bottom w:val="single" w:sz="6" w:space="0" w:color="1B365D"/>
-              <w:left w:val="single" w:sz="6" w:space="0" w:color="1B365D"/>
-              <w:right w:val="single" w:sz="6" w:space="0" w:color="1B365D"/>
-            </w:tcBorders>
-          </w:tcPr>
-          <w:p>
-            <w:pPr>
-              <w:spacing w:before="0" w:after="40" w:line="276" w:lineRule="auto"/>
-            </w:pPr>
-            <w:r>
-              <w:rPr>
-                <w:rFonts w:ascii="Times New Roman" w:hAnsi="Times New Roman"/>
-                <w:b/>
-                <w:i w:val="0"/>
-                <w:color w:val="1B365D"/>
-                <w:sz w:val="20"/>
-                <w:rFonts w:ascii="Times New Roman" w:hAnsi="Times New Roman" w:eastAsia="Times New Roman" w:cs="Times New Roman"/>
-              </w:rPr>
-              <w:t>[THAO TÁC MÀN HÌNH &amp; CHUỘT] THAO TÁC MÀN HÌNH</w:t>
-            </w:r>
-          </w:p>
-          <w:p>
-            <w:pPr>
-              <w:spacing w:before="20" w:after="40" w:line="276" w:lineRule="auto"/>
-              <w:jc w:val="left"/>
-            </w:pPr>
-            <w:r>
-              <w:rPr>
-                <w:rFonts w:ascii="Times New Roman" w:hAnsi="Times New Roman"/>
-                <w:b w:val="0"/>
-                <w:i w:val="0"/>
-                <w:color w:val="1E293B"/>
-                <w:sz w:val="19"/>
-                <w:rFonts w:ascii="Times New Roman" w:hAnsi="Times New Roman" w:eastAsia="Times New Roman" w:cs="Times New Roman"/>
-              </w:rPr>
-              <w:t>1. Bấm menu: '4. Tổng quan thị trường (PySpark ETL)' -&gt; Tích vào ô 'Chỉ lấy niên độ gần nhất (2023 - Nay)', chỉ vào thẻ thống kê: 22,751 cầu thủ đang đá với tổng định giá 16.5 tỷ Euro.</w:t>
-            </w:r>
-          </w:p>
-          <w:p>
-            <w:pPr>
-              <w:spacing w:before="20" w:after="40" w:line="276" w:lineRule="auto"/>
-              <w:jc w:val="left"/>
-            </w:pPr>
-            <w:r>
-              <w:rPr>
-                <w:rFonts w:ascii="Times New Roman" w:hAnsi="Times New Roman"/>
-                <w:b w:val="0"/>
-                <w:i w:val="0"/>
-                <w:color w:val="1E293B"/>
-                <w:sz w:val="19"/>
-                <w:rFonts w:ascii="Times New Roman" w:hAnsi="Times New Roman" w:eastAsia="Times New Roman" w:cs="Times New Roman"/>
-              </w:rPr>
-              <w:t>2. Bấm menu: '5. Phân tích Spark SQL' -&gt; Bấm chuyển giữa 4 tab: Top 15 siêu sao, Vị trí thi đấu, Quốc gia, Độ tuổi. Bấm thử nút 'Trang tiếp ▶' trên bảng phân trang.</w:t>
-            </w:r>
-          </w:p>
-        </w:tc>
-      </w:tr>
-    </w:tbl>
-    <w:p>
-      <w:pPr>
-        <w:spacing w:before="0" w:after="20" w:line="276" w:lineRule="auto"/>
-        <w:jc w:val="left"/>
-      </w:pPr>
-    </w:p>
-    <w:tbl>
-      <w:tblPr>
-        <w:tblW w:type="auto" w:w="0"/>
-        <w:jc w:val="center"/>
-        <w:tblLook w:firstColumn="1" w:firstRow="1" w:lastColumn="0" w:lastRow="0" w:noHBand="0" w:noVBand="1" w:val="04A0"/>
-      </w:tblPr>
-      <w:tblGrid>
-        <w:gridCol w:w="10080"/>
-      </w:tblGrid>
-      <w:tr>
-        <w:tc>
-          <w:tcPr>
-            <w:tcW w:type="dxa" w:w="9360"/>
-            <w:shd w:fill="F0FDF4"/>
-            <w:tcMar>
-              <w:top w:w="60" w:type="dxa"/>
-              <w:bottom w:w="60" w:type="dxa"/>
-              <w:left w:w="90" w:type="dxa"/>
-              <w:right w:w="90" w:type="dxa"/>
-            </w:tcMar>
-            <w:tcBorders>
-              <w:top w:val="single" w:sz="6" w:space="0" w:color="0D766E"/>
-              <w:bottom w:val="single" w:sz="6" w:space="0" w:color="0D766E"/>
-              <w:left w:val="single" w:sz="6" w:space="0" w:color="0D766E"/>
-              <w:right w:val="single" w:sz="6" w:space="0" w:color="0D766E"/>
-            </w:tcBorders>
-          </w:tcPr>
-          <w:p>
-            <w:pPr>
-              <w:spacing w:before="0" w:after="40" w:line="276" w:lineRule="auto"/>
-            </w:pPr>
-            <w:r>
-              <w:rPr>
-                <w:rFonts w:ascii="Times New Roman" w:hAnsi="Times New Roman"/>
-                <w:b/>
-                <w:i w:val="0"/>
-                <w:color w:val="0D766E"/>
-                <w:sz w:val="20"/>
-                <w:rFonts w:ascii="Times New Roman" w:hAnsi="Times New Roman" w:eastAsia="Times New Roman" w:cs="Times New Roman"/>
-              </w:rPr>
-              <w:t>[LỜI THOẠI NÓI CÁI HIỂU LIỀN] LỜI THOẠI MẪU (NÓI CÁI HIỂU LIỀN)</w:t>
-            </w:r>
-          </w:p>
-          <w:p>
-            <w:pPr>
-              <w:spacing w:before="20" w:after="40" w:line="276" w:lineRule="auto"/>
-              <w:jc w:val="left"/>
-            </w:pPr>
-            <w:r>
-              <w:rPr>
-                <w:rFonts w:ascii="Times New Roman" w:hAnsi="Times New Roman"/>
-                <w:b w:val="0"/>
-                <w:i/>
-                <w:color w:val="1E293B"/>
-                <w:sz w:val="19"/>
-                <w:rFonts w:ascii="Times New Roman" w:hAnsi="Times New Roman" w:eastAsia="Times New Roman" w:cs="Times New Roman"/>
-              </w:rPr>
-              <w:t>"Chào Thầy và các bạn, em là Chu Văn Quốc Trung, phụ trách phần PySpark ETL, Spark SQL và Machine Learning."</w:t>
-            </w:r>
-          </w:p>
-          <w:p>
-            <w:pPr>
-              <w:spacing w:before="20" w:after="40" w:line="276" w:lineRule="auto"/>
-              <w:jc w:val="left"/>
-            </w:pPr>
-            <w:r>
-              <w:rPr>
-                <w:rFonts w:ascii="Times New Roman" w:hAnsi="Times New Roman"/>
-                <w:b w:val="0"/>
-                <w:i/>
-                <w:color w:val="1E293B"/>
-                <w:sz w:val="19"/>
-                <w:rFonts w:ascii="Times New Roman" w:hAnsi="Times New Roman" w:eastAsia="Times New Roman" w:cs="Times New Roman"/>
-              </w:rPr>
-              <w:t>"Thứ nhất, về làm sạch dữ liệu lớn: File thô có hơn 50 nghìn cầu thủ nhưng nhiều người bị thiếu giá tiền, thiếu chiều cao. PySpark đã tự động điền trung vị chiều cao, tính lại tuổi từ ngày sinh và lọc ra đúng 40,749 cầu thủ chuẩn, lưu vào file nén Parquet chỉ còn 1.4 MB — giúp tiết kiệm đến 97% dung lượng lưu trữ so với file gốc."</w:t>
-            </w:r>
-          </w:p>
-          <w:p>
-            <w:pPr>
-              <w:spacing w:before="20" w:after="40" w:line="276" w:lineRule="auto"/>
-              <w:jc w:val="left"/>
-            </w:pPr>
-            <w:r>
-              <w:rPr>
-                <w:rFonts w:ascii="Times New Roman" w:hAnsi="Times New Roman"/>
-                <w:b w:val="0"/>
-                <w:i/>
-                <w:color w:val="1E293B"/>
-                <w:sz w:val="19"/>
-                <w:rFonts w:ascii="Times New Roman" w:hAnsi="Times New Roman" w:eastAsia="Times New Roman" w:cs="Times New Roman"/>
-              </w:rPr>
-              <w:t>"Thứ hai, nhóm thiết kế thêm Bộ lọc niên độ 2023 - Nay để loại bỏ những cầu thủ đã giải nghệ từ 20 năm trước, giữ lại đúng 22 nghìn cầu thủ đang thi đấu thực tế."</w:t>
-            </w:r>
-          </w:p>
-          <w:p>
-            <w:pPr>
-              <w:spacing w:before="20" w:after="40" w:line="276" w:lineRule="auto"/>
-              <w:jc w:val="left"/>
-            </w:pPr>
-            <w:r>
-              <w:rPr>
-                <w:rFonts w:ascii="Times New Roman" w:hAnsi="Times New Roman"/>
-                <w:b w:val="0"/>
-                <w:i/>
-                <w:color w:val="1E293B"/>
-                <w:sz w:val="19"/>
-                <w:rFonts w:ascii="Times New Roman" w:hAnsi="Times New Roman" w:eastAsia="Times New Roman" w:cs="Times New Roman"/>
-              </w:rPr>
-              <w:t>"Thứ ba, ở phần Spark SQL: Nhóm dùng Spark SQL chạy phân tán 4 truy vấn: tìm ra Top 15 siêu sao đắt nhất thế giới như Haaland, Mbappe giá 180 đến 200 triệu Euro; vị trí Tiền đạo luôn áp đảo về giá trị; và độ tuổi vàng đạt đỉnh giá trị là từ 25 đến 28 tuổi. Bảng dữ liệu có phân trang thông minh lưu trạng thái vào URL, khi bấm F5 vẫn giữ nguyên trang đang xem!"</w:t>
-            </w:r>
-          </w:p>
-        </w:tc>
-      </w:tr>
-    </w:tbl>
-    <w:p>
-      <w:pPr>
-        <w:spacing w:before="0" w:after="20" w:line="276" w:lineRule="auto"/>
-        <w:jc w:val="left"/>
-      </w:pPr>
-    </w:p>
-    <w:tbl>
-      <w:tblPr>
-        <w:tblW w:type="auto" w:w="0"/>
-        <w:jc w:val="center"/>
-        <w:tblLook w:firstColumn="1" w:firstRow="1" w:lastColumn="0" w:lastRow="0" w:noHBand="0" w:noVBand="1" w:val="04A0"/>
-      </w:tblPr>
-      <w:tblGrid>
-        <w:gridCol w:w="10080"/>
-      </w:tblGrid>
-      <w:tr>
-        <w:tc>
-          <w:tcPr>
-            <w:tcW w:type="dxa" w:w="9360"/>
-            <w:shd w:fill="FEF3C7"/>
-            <w:tcMar>
-              <w:top w:w="60" w:type="dxa"/>
-              <w:bottom w:w="60" w:type="dxa"/>
-              <w:left w:w="90" w:type="dxa"/>
-              <w:right w:w="90" w:type="dxa"/>
-            </w:tcMar>
-            <w:tcBorders>
-              <w:top w:val="single" w:sz="6" w:space="0" w:color="D97706"/>
-              <w:bottom w:val="single" w:sz="6" w:space="0" w:color="D97706"/>
-              <w:left w:val="single" w:sz="6" w:space="0" w:color="D97706"/>
-              <w:right w:val="single" w:sz="6" w:space="0" w:color="D97706"/>
-            </w:tcBorders>
-          </w:tcPr>
-          <w:p>
-            <w:pPr>
-              <w:spacing w:before="0" w:after="40" w:line="276" w:lineRule="auto"/>
-            </w:pPr>
-            <w:r>
-              <w:rPr>
-                <w:rFonts w:ascii="Times New Roman" w:hAnsi="Times New Roman"/>
-                <w:b/>
-                <w:i w:val="0"/>
-                <w:color w:val="B45309"/>
-                <w:sz w:val="20"/>
-                <w:rFonts w:ascii="Times New Roman" w:hAnsi="Times New Roman" w:eastAsia="Times New Roman" w:cs="Times New Roman"/>
-              </w:rPr>
-              <w:t>[TỪ KHÓA BIG DATA ĂN ĐIỂM] Ý CHÍNH CẦN NHỚ</w:t>
-            </w:r>
-          </w:p>
-          <w:p>
-            <w:pPr>
-              <w:spacing w:before="20" w:after="40" w:line="276" w:lineRule="auto"/>
-              <w:jc w:val="left"/>
-            </w:pPr>
-            <w:r>
-              <w:rPr>
-                <w:rFonts w:ascii="Times New Roman" w:hAnsi="Times New Roman"/>
-                <w:b w:val="0"/>
-                <w:i w:val="0"/>
-                <w:color w:val="1E293B"/>
-                <w:sz w:val="19"/>
-                <w:rFonts w:ascii="Times New Roman" w:hAnsi="Times New Roman" w:eastAsia="Times New Roman" w:cs="Times New Roman"/>
-              </w:rPr>
-              <w:t>• Làm sạch: 50.149 dòng thô -&gt; 40.749 dòng sạch (Parquet nén Snappy chỉ 1.4 MB).</w:t>
-            </w:r>
-          </w:p>
-          <w:p>
-            <w:pPr>
-              <w:spacing w:before="20" w:after="40" w:line="276" w:lineRule="auto"/>
-              <w:jc w:val="left"/>
-            </w:pPr>
-            <w:r>
-              <w:rPr>
-                <w:rFonts w:ascii="Times New Roman" w:hAnsi="Times New Roman"/>
-                <w:b w:val="0"/>
-                <w:i w:val="0"/>
-                <w:color w:val="1E293B"/>
-                <w:sz w:val="19"/>
-                <w:rFonts w:ascii="Times New Roman" w:hAnsi="Times New Roman" w:eastAsia="Times New Roman" w:cs="Times New Roman"/>
-              </w:rPr>
-              <w:t>• Niên độ: Lọc 22.751 cầu thủ đang thi đấu (2023 - Nay).</w:t>
-            </w:r>
-          </w:p>
-          <w:p>
-            <w:pPr>
-              <w:spacing w:before="20" w:after="40" w:line="276" w:lineRule="auto"/>
-              <w:jc w:val="left"/>
-            </w:pPr>
-            <w:r>
-              <w:rPr>
-                <w:rFonts w:ascii="Times New Roman" w:hAnsi="Times New Roman"/>
-                <w:b w:val="0"/>
-                <w:i w:val="0"/>
-                <w:color w:val="1E293B"/>
-                <w:sz w:val="19"/>
-                <w:rFonts w:ascii="Times New Roman" w:hAnsi="Times New Roman" w:eastAsia="Times New Roman" w:cs="Times New Roman"/>
-              </w:rPr>
-              <w:t>• Spark SQL: Top 15 siêu sao, phân tích vị trí, quốc gia, độ tuổi vàng 25-28.</w:t>
-            </w:r>
-          </w:p>
-        </w:tc>
-      </w:tr>
-    </w:tbl>
-    <w:p>
-      <w:pPr>
-        <w:spacing w:before="0" w:after="20" w:line="276" w:lineRule="auto"/>
-        <w:jc w:val="left"/>
-      </w:pPr>
-    </w:p>
-    <w:p>
-      <w:pPr>
-        <w:keepNext/>
-        <w:spacing w:before="180" w:after="60"/>
-      </w:pPr>
-      <w:r>
-        <w:rPr>
-          <w:rFonts w:ascii="Times New Roman" w:hAnsi="Times New Roman"/>
-          <w:b/>
-          <w:i w:val="0"/>
-          <w:color w:val="0D766E"/>
-          <w:sz w:val="23"/>
-          <w:rFonts w:ascii="Times New Roman" w:hAnsi="Times New Roman" w:eastAsia="Times New Roman" w:cs="Times New Roman"/>
-        </w:rPr>
-        <w:t>Phần 5: Machine Learning - K-Means &amp; Săn cầu thủ giá hời (2 phút | Chu Văn Quốc Trung)</w:t>
-      </w:r>
-    </w:p>
-    <w:tbl>
-      <w:tblPr>
-        <w:tblW w:type="auto" w:w="0"/>
-        <w:jc w:val="center"/>
-        <w:tblLook w:firstColumn="1" w:firstRow="1" w:lastColumn="0" w:lastRow="0" w:noHBand="0" w:noVBand="1" w:val="04A0"/>
-      </w:tblPr>
-      <w:tblGrid>
-        <w:gridCol w:w="10080"/>
-      </w:tblGrid>
-      <w:tr>
-        <w:tc>
-          <w:tcPr>
-            <w:tcW w:type="dxa" w:w="9360"/>
-            <w:shd w:fill="F1F5F9"/>
             <w:tcMar>
               <w:top w:w="50" w:type="dxa"/>
               <w:bottom w:w="50" w:type="dxa"/>
-              <w:left w:w="90" w:type="dxa"/>
-              <w:right w:w="90" w:type="dxa"/>
+              <w:left w:w="80" w:type="dxa"/>
+              <w:right w:w="80" w:type="dxa"/>
             </w:tcMar>
             <w:tcBorders>
               <w:top w:val="single" w:sz="6" w:space="0" w:color="1B365D"/>
@@ -3625,6 +2817,298 @@
                 <w:i w:val="0"/>
                 <w:color w:val="1B365D"/>
                 <w:sz w:val="19"/>
+                <w:rFonts w:ascii="Times New Roman" w:hAnsi="Times New Roman" w:eastAsia="Times New Roman" w:cs="Times New Roman"/>
+              </w:rPr>
+              <w:t>[THAO TÁC MÀN HÌNH] THAO TÁC MÀN HÌNH</w:t>
+            </w:r>
+          </w:p>
+          <w:p>
+            <w:pPr>
+              <w:spacing w:before="20" w:after="20" w:line="276" w:lineRule="auto"/>
+              <w:jc w:val="left"/>
+            </w:pPr>
+            <w:r>
+              <w:rPr>
+                <w:rFonts w:ascii="Times New Roman" w:hAnsi="Times New Roman"/>
+                <w:b w:val="0"/>
+                <w:i w:val="0"/>
+                <w:color w:val="1E293B"/>
+                <w:sz w:val="19"/>
+                <w:rFonts w:ascii="Times New Roman" w:hAnsi="Times New Roman" w:eastAsia="Times New Roman" w:cs="Times New Roman"/>
+              </w:rPr>
+              <w:t>1. Bấm menu '4. Tổng quan thị trường (PySpark ETL)' -&gt; Tích chọn 'Chỉ lấy niên độ gần nhất (2023 - Nay)' xem thẻ 22,751 cầu thủ.</w:t>
+            </w:r>
+          </w:p>
+          <w:p>
+            <w:pPr>
+              <w:spacing w:before="20" w:after="20" w:line="276" w:lineRule="auto"/>
+              <w:jc w:val="left"/>
+            </w:pPr>
+            <w:r>
+              <w:rPr>
+                <w:rFonts w:ascii="Times New Roman" w:hAnsi="Times New Roman"/>
+                <w:b w:val="0"/>
+                <w:i w:val="0"/>
+                <w:color w:val="1E293B"/>
+                <w:sz w:val="19"/>
+                <w:rFonts w:ascii="Times New Roman" w:hAnsi="Times New Roman" w:eastAsia="Times New Roman" w:cs="Times New Roman"/>
+              </w:rPr>
+              <w:t>2. Bấm menu '5. Phân tích Spark SQL' -&gt; Bấm chuyển đổi 4 tab: Top 15 siêu sao, Vị trí thi đấu, Quốc gia, Độ tuổi vàng. Thử nút 'Trang tiếp ▶'.</w:t>
+            </w:r>
+          </w:p>
+        </w:tc>
+      </w:tr>
+    </w:tbl>
+    <w:p>
+      <w:pPr>
+        <w:spacing w:before="0" w:after="20" w:line="276" w:lineRule="auto"/>
+        <w:jc w:val="left"/>
+      </w:pPr>
+    </w:p>
+    <w:tbl>
+      <w:tblPr>
+        <w:tblW w:type="auto" w:w="0"/>
+        <w:jc w:val="center"/>
+        <w:tblLook w:firstColumn="1" w:firstRow="1" w:lastColumn="0" w:lastRow="0" w:noHBand="0" w:noVBand="1" w:val="04A0"/>
+      </w:tblPr>
+      <w:tblGrid>
+        <w:gridCol w:w="10224"/>
+      </w:tblGrid>
+      <w:tr>
+        <w:tc>
+          <w:tcPr>
+            <w:tcW w:type="dxa" w:w="9504"/>
+            <w:shd w:fill="FEF2F2"/>
+            <w:tcMar>
+              <w:top w:w="50" w:type="dxa"/>
+              <w:bottom w:w="50" w:type="dxa"/>
+              <w:left w:w="80" w:type="dxa"/>
+              <w:right w:w="80" w:type="dxa"/>
+            </w:tcMar>
+            <w:tcBorders>
+              <w:top w:val="single" w:sz="6" w:space="0" w:color="DC2626"/>
+              <w:bottom w:val="single" w:sz="6" w:space="0" w:color="DC2626"/>
+              <w:left w:val="single" w:sz="6" w:space="0" w:color="DC2626"/>
+              <w:right w:val="single" w:sz="6" w:space="0" w:color="DC2626"/>
+            </w:tcBorders>
+          </w:tcPr>
+          <w:p>
+            <w:pPr>
+              <w:spacing w:before="0" w:after="40" w:line="276" w:lineRule="auto"/>
+            </w:pPr>
+            <w:r>
+              <w:rPr>
+                <w:rFonts w:ascii="Times New Roman" w:hAnsi="Times New Roman"/>
+                <w:b/>
+                <w:i w:val="0"/>
+                <w:color w:val="B91C1C"/>
+                <w:sz w:val="19"/>
+                <w:rFonts w:ascii="Times New Roman" w:hAnsi="Times New Roman" w:eastAsia="Times New Roman" w:cs="Times New Roman"/>
+              </w:rPr>
+              <w:t>[GIẢI QUYẾT VẤN ĐỀ GÌ TRONG BÀI TOÁN?] BẢN CHẤT CÔNG NGHỆ &amp; GIẢI QUYẾT VẤN ĐỀ</w:t>
+            </w:r>
+          </w:p>
+          <w:p>
+            <w:pPr>
+              <w:spacing w:before="20" w:after="20" w:line="276" w:lineRule="auto"/>
+              <w:jc w:val="left"/>
+            </w:pPr>
+            <w:r>
+              <w:rPr>
+                <w:rFonts w:ascii="Times New Roman" w:hAnsi="Times New Roman"/>
+                <w:b w:val="0"/>
+                <w:i w:val="0"/>
+                <w:color w:val="1E293B"/>
+                <w:sz w:val="19"/>
+                <w:rFonts w:ascii="Times New Roman" w:hAnsi="Times New Roman" w:eastAsia="Times New Roman" w:cs="Times New Roman"/>
+              </w:rPr>
+              <w:t>• PySpark ETL (02_data_cleaning.py): Giải quyết vấn đề dữ liệu rác/khuyết tật — Tự động điền trung vị chiều cao, tính lại tuổi chuẩn từ ngày sinh, loại bỏ 9,400 bản ghi thiếu giá trị, lọc ra đúng 40,749 bản ghi sạch.</w:t>
+            </w:r>
+          </w:p>
+          <w:p>
+            <w:pPr>
+              <w:spacing w:before="20" w:after="20" w:line="276" w:lineRule="auto"/>
+              <w:jc w:val="left"/>
+            </w:pPr>
+            <w:r>
+              <w:rPr>
+                <w:rFonts w:ascii="Times New Roman" w:hAnsi="Times New Roman"/>
+                <w:b w:val="0"/>
+                <w:i w:val="0"/>
+                <w:color w:val="1E293B"/>
+                <w:sz w:val="19"/>
+                <w:rFonts w:ascii="Times New Roman" w:hAnsi="Times New Roman" w:eastAsia="Times New Roman" w:cs="Times New Roman"/>
+              </w:rPr>
+              <w:t>• Định dạng Apache Parquet (Snappy Columnar): Giải quyết vấn đề lãng phí tài nguyên lưu trữ — File thô players.csv nặng 18.72 MB được nén thành cleaned_players.parquet chỉ còn 1.41 MB (tiết kiệm 97.7% dung lượng ổ cứng) và chỉ đọc đúng các cột số khi huấn luyện AI.</w:t>
+            </w:r>
+          </w:p>
+          <w:p>
+            <w:pPr>
+              <w:spacing w:before="20" w:after="20" w:line="276" w:lineRule="auto"/>
+              <w:jc w:val="left"/>
+            </w:pPr>
+            <w:r>
+              <w:rPr>
+                <w:rFonts w:ascii="Times New Roman" w:hAnsi="Times New Roman"/>
+                <w:b w:val="0"/>
+                <w:i w:val="0"/>
+                <w:color w:val="1E293B"/>
+                <w:sz w:val="19"/>
+                <w:rFonts w:ascii="Times New Roman" w:hAnsi="Times New Roman" w:eastAsia="Times New Roman" w:cs="Times New Roman"/>
+              </w:rPr>
+              <w:t>• Spark SQL (03_spark_analysis.py): Đăng ký TempView thực thi truy vấn phân tán đa chiều, tích hợp bộ phân trang Enterprise lưu trạng thái vào URL query params.</w:t>
+            </w:r>
+          </w:p>
+        </w:tc>
+      </w:tr>
+    </w:tbl>
+    <w:p>
+      <w:pPr>
+        <w:spacing w:before="0" w:after="20" w:line="276" w:lineRule="auto"/>
+        <w:jc w:val="left"/>
+      </w:pPr>
+    </w:p>
+    <w:tbl>
+      <w:tblPr>
+        <w:tblW w:type="auto" w:w="0"/>
+        <w:jc w:val="center"/>
+        <w:tblLook w:firstColumn="1" w:firstRow="1" w:lastColumn="0" w:lastRow="0" w:noHBand="0" w:noVBand="1" w:val="04A0"/>
+      </w:tblPr>
+      <w:tblGrid>
+        <w:gridCol w:w="10224"/>
+      </w:tblGrid>
+      <w:tr>
+        <w:tc>
+          <w:tcPr>
+            <w:tcW w:type="dxa" w:w="9504"/>
+            <w:shd w:fill="F0FDF4"/>
+            <w:tcMar>
+              <w:top w:w="50" w:type="dxa"/>
+              <w:bottom w:w="50" w:type="dxa"/>
+              <w:left w:w="80" w:type="dxa"/>
+              <w:right w:w="80" w:type="dxa"/>
+            </w:tcMar>
+            <w:tcBorders>
+              <w:top w:val="single" w:sz="6" w:space="0" w:color="0D766E"/>
+              <w:bottom w:val="single" w:sz="6" w:space="0" w:color="0D766E"/>
+              <w:left w:val="single" w:sz="6" w:space="0" w:color="0D766E"/>
+              <w:right w:val="single" w:sz="6" w:space="0" w:color="0D766E"/>
+            </w:tcBorders>
+          </w:tcPr>
+          <w:p>
+            <w:pPr>
+              <w:spacing w:before="0" w:after="40" w:line="276" w:lineRule="auto"/>
+            </w:pPr>
+            <w:r>
+              <w:rPr>
+                <w:rFonts w:ascii="Times New Roman" w:hAnsi="Times New Roman"/>
+                <w:b/>
+                <w:i w:val="0"/>
+                <w:color w:val="0D766E"/>
+                <w:sz w:val="19"/>
+                <w:rFonts w:ascii="Times New Roman" w:hAnsi="Times New Roman" w:eastAsia="Times New Roman" w:cs="Times New Roman"/>
+              </w:rPr>
+              <w:t>[LỜI THOẠI NÓI CÁI HIỂU LIỀN] LỜI THOẠI NÓI CÁI HIỂU LIỀN</w:t>
+            </w:r>
+          </w:p>
+          <w:p>
+            <w:pPr>
+              <w:spacing w:before="20" w:after="20" w:line="276" w:lineRule="auto"/>
+              <w:jc w:val="left"/>
+            </w:pPr>
+            <w:r>
+              <w:rPr>
+                <w:rFonts w:ascii="Times New Roman" w:hAnsi="Times New Roman"/>
+                <w:b w:val="0"/>
+                <w:i/>
+                <w:color w:val="1E293B"/>
+                <w:sz w:val="19"/>
+                <w:rFonts w:ascii="Times New Roman" w:hAnsi="Times New Roman" w:eastAsia="Times New Roman" w:cs="Times New Roman"/>
+              </w:rPr>
+              <w:t>"Em chào Thầy và các bạn, em là Quốc Trung. PySpark ETL đã làm sạch hơn 50 nghìn hồ sơ thô thành 40,749 bản ghi sạch. Dữ liệu được lưu dưới dạng Parquet nén Snappy chỉ 1.4 MB — giúp tiết kiệm đến 97.7% ổ cứng và tăng tốc độ đọc dữ liệu."</w:t>
+            </w:r>
+          </w:p>
+          <w:p>
+            <w:pPr>
+              <w:spacing w:before="20" w:after="20" w:line="276" w:lineRule="auto"/>
+              <w:jc w:val="left"/>
+            </w:pPr>
+            <w:r>
+              <w:rPr>
+                <w:rFonts w:ascii="Times New Roman" w:hAnsi="Times New Roman"/>
+                <w:b w:val="0"/>
+                <w:i/>
+                <w:color w:val="1E293B"/>
+                <w:sz w:val="19"/>
+                <w:rFonts w:ascii="Times New Roman" w:hAnsi="Times New Roman" w:eastAsia="Times New Roman" w:cs="Times New Roman"/>
+              </w:rPr>
+              <w:t>"Ở phần Spark SQL, nhóm chạy phân tán 4 góc nhìn: Top 15 siêu sao đắt nhất như Haaland, Mbappe giá 180-200 triệu Euro; vị trí Tiền đạo áp đảo giá trị; và độ tuổi vàng đạt đỉnh phong độ là 25 đến 28 tuổi!"</w:t>
+            </w:r>
+          </w:p>
+        </w:tc>
+      </w:tr>
+    </w:tbl>
+    <w:p>
+      <w:pPr>
+        <w:spacing w:before="0" w:after="20" w:line="276" w:lineRule="auto"/>
+        <w:jc w:val="left"/>
+      </w:pPr>
+    </w:p>
+    <w:p>
+      <w:pPr>
+        <w:keepNext/>
+        <w:spacing w:before="180" w:after="40"/>
+      </w:pPr>
+      <w:r>
+        <w:rPr>
+          <w:rFonts w:ascii="Times New Roman" w:hAnsi="Times New Roman"/>
+          <w:b/>
+          <w:i w:val="0"/>
+          <w:color w:val="0D766E"/>
+          <w:sz w:val="23"/>
+          <w:rFonts w:ascii="Times New Roman" w:hAnsi="Times New Roman" w:eastAsia="Times New Roman" w:cs="Times New Roman"/>
+        </w:rPr>
+        <w:t>Bước 6 &amp; 7: Machine Learning phân tán &amp; Săn cầu thủ giá hời (2 phút | Chu Văn Quốc Trung)</w:t>
+      </w:r>
+    </w:p>
+    <w:tbl>
+      <w:tblPr>
+        <w:tblW w:type="auto" w:w="0"/>
+        <w:jc w:val="center"/>
+        <w:tblLook w:firstColumn="1" w:firstRow="1" w:lastColumn="0" w:lastRow="0" w:noHBand="0" w:noVBand="1" w:val="04A0"/>
+      </w:tblPr>
+      <w:tblGrid>
+        <w:gridCol w:w="10224"/>
+      </w:tblGrid>
+      <w:tr>
+        <w:tc>
+          <w:tcPr>
+            <w:tcW w:type="dxa" w:w="9504"/>
+            <w:shd w:fill="F1F5F9"/>
+            <w:tcMar>
+              <w:top w:w="45" w:type="dxa"/>
+              <w:bottom w:w="45" w:type="dxa"/>
+              <w:left w:w="80" w:type="dxa"/>
+              <w:right w:w="80" w:type="dxa"/>
+            </w:tcMar>
+            <w:tcBorders>
+              <w:top w:val="single" w:sz="6" w:space="0" w:color="1B365D"/>
+              <w:bottom w:val="single" w:sz="6" w:space="0" w:color="1B365D"/>
+              <w:left w:val="single" w:sz="6" w:space="0" w:color="1B365D"/>
+              <w:right w:val="single" w:sz="6" w:space="0" w:color="1B365D"/>
+            </w:tcBorders>
+          </w:tcPr>
+          <w:p>
+            <w:pPr>
+              <w:spacing w:before="0" w:after="20" w:line="276" w:lineRule="auto"/>
+            </w:pPr>
+            <w:r>
+              <w:rPr>
+                <w:rFonts w:ascii="Times New Roman" w:hAnsi="Times New Roman"/>
+                <w:b/>
+                <w:i w:val="0"/>
+                <w:color w:val="1B365D"/>
+                <w:sz w:val="18"/>
                 <w:rFonts w:ascii="Times New Roman" w:hAnsi="Times New Roman" w:eastAsia="Times New Roman" w:cs="Times New Roman"/>
               </w:rPr>
               <w:t>[ĐỊNH VỊ GIAO DIỆN &amp; URL TRUY CẬP]</w:t>
@@ -3651,7 +3135,7 @@
                 <w:sz w:val="18"/>
                 <w:rFonts w:ascii="Consolas" w:hAnsi="Consolas" w:eastAsia="Consolas" w:cs="Consolas"/>
               </w:rPr>
-              <w:t>• Đường dẫn trực tiếp: http://localhost:8501/?page=Phân+cụm+K-Means</w:t>
+              <w:t>• URL Web Dashboard: http://localhost:8501/?page=Phân+cụm+K-Means</w:t>
               <w:br/>
             </w:r>
             <w:r>
@@ -3663,7 +3147,7 @@
                 <w:sz w:val="17"/>
                 <w:rFonts w:ascii="Consolas" w:hAnsi="Consolas" w:eastAsia="Consolas" w:cs="Consolas"/>
               </w:rPr>
-              <w:t>• Cổng dịch vụ phụ: http://localhost:8501/?page=Dự+đoán+định+giá+(ML)</w:t>
+              <w:t>• Cổng dịch vụ hạ tầng liên kết: http://localhost:8501/?page=Dự+đoán+định+giá+(ML)</w:t>
             </w:r>
           </w:p>
         </w:tc>
@@ -3682,378 +3166,18 @@
         <w:tblLook w:firstColumn="1" w:firstRow="1" w:lastColumn="0" w:lastRow="0" w:noHBand="0" w:noVBand="1" w:val="04A0"/>
       </w:tblPr>
       <w:tblGrid>
-        <w:gridCol w:w="10080"/>
+        <w:gridCol w:w="10224"/>
       </w:tblGrid>
       <w:tr>
         <w:tc>
           <w:tcPr>
-            <w:tcW w:type="dxa" w:w="9360"/>
+            <w:tcW w:type="dxa" w:w="9504"/>
             <w:shd w:fill="EFF6FF"/>
-            <w:tcMar>
-              <w:top w:w="60" w:type="dxa"/>
-              <w:bottom w:w="60" w:type="dxa"/>
-              <w:left w:w="90" w:type="dxa"/>
-              <w:right w:w="90" w:type="dxa"/>
-            </w:tcMar>
-            <w:tcBorders>
-              <w:top w:val="single" w:sz="6" w:space="0" w:color="1B365D"/>
-              <w:bottom w:val="single" w:sz="6" w:space="0" w:color="1B365D"/>
-              <w:left w:val="single" w:sz="6" w:space="0" w:color="1B365D"/>
-              <w:right w:val="single" w:sz="6" w:space="0" w:color="1B365D"/>
-            </w:tcBorders>
-          </w:tcPr>
-          <w:p>
-            <w:pPr>
-              <w:spacing w:before="0" w:after="40" w:line="276" w:lineRule="auto"/>
-            </w:pPr>
-            <w:r>
-              <w:rPr>
-                <w:rFonts w:ascii="Times New Roman" w:hAnsi="Times New Roman"/>
-                <w:b/>
-                <w:i w:val="0"/>
-                <w:color w:val="1B365D"/>
-                <w:sz w:val="20"/>
-                <w:rFonts w:ascii="Times New Roman" w:hAnsi="Times New Roman" w:eastAsia="Times New Roman" w:cs="Times New Roman"/>
-              </w:rPr>
-              <w:t>[THAO TÁC MÀN HÌNH &amp; CHUỘT] THAO TÁC MÀN HÌNH</w:t>
-            </w:r>
-          </w:p>
-          <w:p>
-            <w:pPr>
-              <w:spacing w:before="20" w:after="40" w:line="276" w:lineRule="auto"/>
-              <w:jc w:val="left"/>
-            </w:pPr>
-            <w:r>
-              <w:rPr>
-                <w:rFonts w:ascii="Times New Roman" w:hAnsi="Times New Roman"/>
-                <w:b w:val="0"/>
-                <w:i w:val="0"/>
-                <w:color w:val="1E293B"/>
-                <w:sz w:val="19"/>
-                <w:rFonts w:ascii="Times New Roman" w:hAnsi="Times New Roman" w:eastAsia="Times New Roman" w:cs="Times New Roman"/>
-              </w:rPr>
-              <w:t>1. Bấm menu: '6. Phân cụm K-Means (MLlib)' -&gt; Chỉ vào biểu đồ 3 cụm màu sắc và điểm Silhouette Score k=3 đạt 0.6429.</w:t>
-            </w:r>
-          </w:p>
-          <w:p>
-            <w:pPr>
-              <w:spacing w:before="20" w:after="40" w:line="276" w:lineRule="auto"/>
-              <w:jc w:val="left"/>
-            </w:pPr>
-            <w:r>
-              <w:rPr>
-                <w:rFonts w:ascii="Times New Roman" w:hAnsi="Times New Roman"/>
-                <w:b w:val="0"/>
-                <w:i w:val="0"/>
-                <w:color w:val="1E293B"/>
-                <w:sz w:val="19"/>
-                <w:rFonts w:ascii="Times New Roman" w:hAnsi="Times New Roman" w:eastAsia="Times New Roman" w:cs="Times New Roman"/>
-              </w:rPr>
-              <w:t>2. Bấm menu: '7. Dự đoán định giá (ML &amp; XAI)':</w:t>
-            </w:r>
-          </w:p>
-          <w:p>
-            <w:pPr>
-              <w:spacing w:before="20" w:after="40" w:line="276" w:lineRule="auto"/>
-              <w:jc w:val="left"/>
-            </w:pPr>
-            <w:r>
-              <w:rPr>
-                <w:rFonts w:ascii="Times New Roman" w:hAnsi="Times New Roman"/>
-                <w:b w:val="0"/>
-                <w:i w:val="0"/>
-                <w:color w:val="1E293B"/>
-                <w:sz w:val="19"/>
-                <w:rFonts w:ascii="Times New Roman" w:hAnsi="Times New Roman" w:eastAsia="Times New Roman" w:cs="Times New Roman"/>
-              </w:rPr>
-              <w:t xml:space="preserve">   - Tại ô chọn cầu thủ: Gõ tên 'Erling Haaland' (hoặc chọn 'Lamine Yamal') -&gt; Xem AI dự đoán giá và 5 bước giải thích XAI.</w:t>
-            </w:r>
-          </w:p>
-          <w:p>
-            <w:pPr>
-              <w:spacing w:before="20" w:after="40" w:line="276" w:lineRule="auto"/>
-              <w:jc w:val="left"/>
-            </w:pPr>
-            <w:r>
-              <w:rPr>
-                <w:rFonts w:ascii="Times New Roman" w:hAnsi="Times New Roman"/>
-                <w:b w:val="0"/>
-                <w:i w:val="0"/>
-                <w:color w:val="1E293B"/>
-                <w:sz w:val="19"/>
-                <w:rFonts w:ascii="Times New Roman" w:hAnsi="Times New Roman" w:eastAsia="Times New Roman" w:cs="Times New Roman"/>
-              </w:rPr>
-              <w:t xml:space="preserve">   - Cuộn xuống tính năng 'Săn cầu thủ theo Ngân sách (Scouting Engine)': Kéo thanh ngân sách về 35 triệu EUR, chọn Vị trí 'Attack', tích ô 'Chỉ tìm cầu thủ Kèo hời' -&gt; Xem danh sách cầu thủ hiện ra.</w:t>
-            </w:r>
-          </w:p>
-        </w:tc>
-      </w:tr>
-    </w:tbl>
-    <w:p>
-      <w:pPr>
-        <w:spacing w:before="0" w:after="20" w:line="276" w:lineRule="auto"/>
-        <w:jc w:val="left"/>
-      </w:pPr>
-    </w:p>
-    <w:tbl>
-      <w:tblPr>
-        <w:tblW w:type="auto" w:w="0"/>
-        <w:jc w:val="center"/>
-        <w:tblLook w:firstColumn="1" w:firstRow="1" w:lastColumn="0" w:lastRow="0" w:noHBand="0" w:noVBand="1" w:val="04A0"/>
-      </w:tblPr>
-      <w:tblGrid>
-        <w:gridCol w:w="10080"/>
-      </w:tblGrid>
-      <w:tr>
-        <w:tc>
-          <w:tcPr>
-            <w:tcW w:type="dxa" w:w="9360"/>
-            <w:shd w:fill="F0FDF4"/>
-            <w:tcMar>
-              <w:top w:w="60" w:type="dxa"/>
-              <w:bottom w:w="60" w:type="dxa"/>
-              <w:left w:w="90" w:type="dxa"/>
-              <w:right w:w="90" w:type="dxa"/>
-            </w:tcMar>
-            <w:tcBorders>
-              <w:top w:val="single" w:sz="6" w:space="0" w:color="0D766E"/>
-              <w:bottom w:val="single" w:sz="6" w:space="0" w:color="0D766E"/>
-              <w:left w:val="single" w:sz="6" w:space="0" w:color="0D766E"/>
-              <w:right w:val="single" w:sz="6" w:space="0" w:color="0D766E"/>
-            </w:tcBorders>
-          </w:tcPr>
-          <w:p>
-            <w:pPr>
-              <w:spacing w:before="0" w:after="40" w:line="276" w:lineRule="auto"/>
-            </w:pPr>
-            <w:r>
-              <w:rPr>
-                <w:rFonts w:ascii="Times New Roman" w:hAnsi="Times New Roman"/>
-                <w:b/>
-                <w:i w:val="0"/>
-                <w:color w:val="0D766E"/>
-                <w:sz w:val="20"/>
-                <w:rFonts w:ascii="Times New Roman" w:hAnsi="Times New Roman" w:eastAsia="Times New Roman" w:cs="Times New Roman"/>
-              </w:rPr>
-              <w:t>[LỜI THOẠI NÓI CÁI HIỂU LIỀN] LỜI THOẠI MẪU (NÓI CÁI HIỂU LIỀN)</w:t>
-            </w:r>
-          </w:p>
-          <w:p>
-            <w:pPr>
-              <w:spacing w:before="20" w:after="40" w:line="276" w:lineRule="auto"/>
-              <w:jc w:val="left"/>
-            </w:pPr>
-            <w:r>
-              <w:rPr>
-                <w:rFonts w:ascii="Times New Roman" w:hAnsi="Times New Roman"/>
-                <w:b w:val="0"/>
-                <w:i/>
-                <w:color w:val="1E293B"/>
-                <w:sz w:val="19"/>
-                <w:rFonts w:ascii="Times New Roman" w:hAnsi="Times New Roman" w:eastAsia="Times New Roman" w:cs="Times New Roman"/>
-              </w:rPr>
-              <w:t>"Tiếp theo là phần thông minh nhất của đồ án: Ứng dụng Machine Learning phân tán để giải quyết bài toán định giá cầu thủ."</w:t>
-            </w:r>
-          </w:p>
-          <w:p>
-            <w:pPr>
-              <w:spacing w:before="20" w:after="40" w:line="276" w:lineRule="auto"/>
-              <w:jc w:val="left"/>
-            </w:pPr>
-            <w:r>
-              <w:rPr>
-                <w:rFonts w:ascii="Times New Roman" w:hAnsi="Times New Roman"/>
-                <w:b w:val="0"/>
-                <w:i/>
-                <w:color w:val="1E293B"/>
-                <w:sz w:val="19"/>
-                <w:rFonts w:ascii="Times New Roman" w:hAnsi="Times New Roman" w:eastAsia="Times New Roman" w:cs="Times New Roman"/>
-              </w:rPr>
-              <w:t>"1. Về Phân cụm K-Means: Nhóm đã thử nghiệm Silhouette từ k=2 đến k=6 và chọn k=3 tối ưu nhất với điểm Silhouette đạt 0.6429. Thuật toán tự chia cầu thủ làm 3 phân khúc rất chuẩn: Cụm Siêu sao thế giới (giá trung bình gần 30 triệu Euro), Cụm Cầu thủ trụ cột (1.2 triệu Euro) và Cụm Cầu thủ tiềm năng/phổ thông (400 nghìn Euro)."</w:t>
-            </w:r>
-          </w:p>
-          <w:p>
-            <w:pPr>
-              <w:spacing w:before="20" w:after="40" w:line="276" w:lineRule="auto"/>
-              <w:jc w:val="left"/>
-            </w:pPr>
-            <w:r>
-              <w:rPr>
-                <w:rFonts w:ascii="Times New Roman" w:hAnsi="Times New Roman"/>
-                <w:b w:val="0"/>
-                <w:i/>
-                <w:color w:val="1E293B"/>
-                <w:sz w:val="19"/>
-                <w:rFonts w:ascii="Times New Roman" w:hAnsi="Times New Roman" w:eastAsia="Times New Roman" w:cs="Times New Roman"/>
-              </w:rPr>
-              <w:t>"2. Về Dự đoán giá chuyển nhượng bằng Random Forest: Do giá cầu thủ bị lệch rất mạnh (đa số cầu thủ giá rẻ, chỉ vài người giá cực cao), nhóm dùng phép biến đổi logarit chuẩn hóa y = ln(1 + market_value), giúp mô hình đạt độ chính xác R2 = 84.7%. Ví dụ khi chọn Erling Haaland, AI dự đoán khoảng 175 triệu Euro — rất sát thực tế. Hệ thống còn có Explainable AI giải thích rõ 5 lý do tại sao cầu thủ này có giá đó."</w:t>
-            </w:r>
-          </w:p>
-          <w:p>
-            <w:pPr>
-              <w:spacing w:before="20" w:after="40" w:line="276" w:lineRule="auto"/>
-              <w:jc w:val="left"/>
-            </w:pPr>
-            <w:r>
-              <w:rPr>
-                <w:rFonts w:ascii="Times New Roman" w:hAnsi="Times New Roman"/>
-                <w:b w:val="0"/>
-                <w:i/>
-                <w:color w:val="1E293B"/>
-                <w:sz w:val="19"/>
-                <w:rFonts w:ascii="Times New Roman" w:hAnsi="Times New Roman" w:eastAsia="Times New Roman" w:cs="Times New Roman"/>
-              </w:rPr>
-              <w:t>"3. Đặc biệt là tính năng Săn cầu thủ giá hời: Ví dụ một CLB có ngân sách 35 triệu Euro, công cụ sẽ quét toàn bộ 40 nghìn hồ sơ để tìm ra những cầu thủ có tài năng vượt trội nhưng đang bị thị trường định giá thấp, giúp CLB mua được cầu thủ giỏi với giá rẻ!"</w:t>
-            </w:r>
-          </w:p>
-        </w:tc>
-      </w:tr>
-    </w:tbl>
-    <w:p>
-      <w:pPr>
-        <w:spacing w:before="0" w:after="20" w:line="276" w:lineRule="auto"/>
-        <w:jc w:val="left"/>
-      </w:pPr>
-    </w:p>
-    <w:tbl>
-      <w:tblPr>
-        <w:tblW w:type="auto" w:w="0"/>
-        <w:jc w:val="center"/>
-        <w:tblLook w:firstColumn="1" w:firstRow="1" w:lastColumn="0" w:lastRow="0" w:noHBand="0" w:noVBand="1" w:val="04A0"/>
-      </w:tblPr>
-      <w:tblGrid>
-        <w:gridCol w:w="10080"/>
-      </w:tblGrid>
-      <w:tr>
-        <w:tc>
-          <w:tcPr>
-            <w:tcW w:type="dxa" w:w="9360"/>
-            <w:shd w:fill="FEF3C7"/>
-            <w:tcMar>
-              <w:top w:w="60" w:type="dxa"/>
-              <w:bottom w:w="60" w:type="dxa"/>
-              <w:left w:w="90" w:type="dxa"/>
-              <w:right w:w="90" w:type="dxa"/>
-            </w:tcMar>
-            <w:tcBorders>
-              <w:top w:val="single" w:sz="6" w:space="0" w:color="D97706"/>
-              <w:bottom w:val="single" w:sz="6" w:space="0" w:color="D97706"/>
-              <w:left w:val="single" w:sz="6" w:space="0" w:color="D97706"/>
-              <w:right w:val="single" w:sz="6" w:space="0" w:color="D97706"/>
-            </w:tcBorders>
-          </w:tcPr>
-          <w:p>
-            <w:pPr>
-              <w:spacing w:before="0" w:after="40" w:line="276" w:lineRule="auto"/>
-            </w:pPr>
-            <w:r>
-              <w:rPr>
-                <w:rFonts w:ascii="Times New Roman" w:hAnsi="Times New Roman"/>
-                <w:b/>
-                <w:i w:val="0"/>
-                <w:color w:val="B45309"/>
-                <w:sz w:val="20"/>
-                <w:rFonts w:ascii="Times New Roman" w:hAnsi="Times New Roman" w:eastAsia="Times New Roman" w:cs="Times New Roman"/>
-              </w:rPr>
-              <w:t>[TỪ KHÓA BIG DATA ĂN ĐIỂM] Ý CHÍNH CẦN NHỚ</w:t>
-            </w:r>
-          </w:p>
-          <w:p>
-            <w:pPr>
-              <w:spacing w:before="20" w:after="40" w:line="276" w:lineRule="auto"/>
-              <w:jc w:val="left"/>
-            </w:pPr>
-            <w:r>
-              <w:rPr>
-                <w:rFonts w:ascii="Times New Roman" w:hAnsi="Times New Roman"/>
-                <w:b w:val="0"/>
-                <w:i w:val="0"/>
-                <w:color w:val="1E293B"/>
-                <w:sz w:val="19"/>
-                <w:rFonts w:ascii="Times New Roman" w:hAnsi="Times New Roman" w:eastAsia="Times New Roman" w:cs="Times New Roman"/>
-              </w:rPr>
-              <w:t>• K-Means: k=3 tối ưu, Silhouette Score = 0.6429 (3 phân khúc cầu thủ rõ rệt).</w:t>
-            </w:r>
-          </w:p>
-          <w:p>
-            <w:pPr>
-              <w:spacing w:before="20" w:after="40" w:line="276" w:lineRule="auto"/>
-              <w:jc w:val="left"/>
-            </w:pPr>
-            <w:r>
-              <w:rPr>
-                <w:rFonts w:ascii="Times New Roman" w:hAnsi="Times New Roman"/>
-                <w:b w:val="0"/>
-                <w:i w:val="0"/>
-                <w:color w:val="1E293B"/>
-                <w:sz w:val="19"/>
-                <w:rFonts w:ascii="Times New Roman" w:hAnsi="Times New Roman" w:eastAsia="Times New Roman" w:cs="Times New Roman"/>
-              </w:rPr>
-              <w:t>• Random Forest Regressor: R2 = 84.68%, biến đổi log1p(y) triệt tiêu độ lệch phải.</w:t>
-            </w:r>
-          </w:p>
-          <w:p>
-            <w:pPr>
-              <w:spacing w:before="20" w:after="40" w:line="276" w:lineRule="auto"/>
-              <w:jc w:val="left"/>
-            </w:pPr>
-            <w:r>
-              <w:rPr>
-                <w:rFonts w:ascii="Times New Roman" w:hAnsi="Times New Roman"/>
-                <w:b w:val="0"/>
-                <w:i w:val="0"/>
-                <w:color w:val="1E293B"/>
-                <w:sz w:val="19"/>
-                <w:rFonts w:ascii="Times New Roman" w:hAnsi="Times New Roman" w:eastAsia="Times New Roman" w:cs="Times New Roman"/>
-              </w:rPr>
-              <w:t>• Tính năng thực tế: Explainable AI (XAI 5 bước) &amp; Scouting Engine săn cầu thủ giá hời.</w:t>
-            </w:r>
-          </w:p>
-        </w:tc>
-      </w:tr>
-    </w:tbl>
-    <w:p>
-      <w:pPr>
-        <w:spacing w:before="0" w:after="20" w:line="276" w:lineRule="auto"/>
-        <w:jc w:val="left"/>
-      </w:pPr>
-    </w:p>
-    <w:p>
-      <w:pPr>
-        <w:keepNext/>
-        <w:spacing w:before="180" w:after="60"/>
-      </w:pPr>
-      <w:r>
-        <w:rPr>
-          <w:rFonts w:ascii="Times New Roman" w:hAnsi="Times New Roman"/>
-          <w:b/>
-          <w:i w:val="0"/>
-          <w:color w:val="0D766E"/>
-          <w:sz w:val="23"/>
-          <w:rFonts w:ascii="Times New Roman" w:hAnsi="Times New Roman" w:eastAsia="Times New Roman" w:cs="Times New Roman"/>
-        </w:rPr>
-        <w:t>Phần 6: Kafka Streaming &amp; Điều phối Airflow DAG (1 phút | Nguyễn Thế Quang)</w:t>
-      </w:r>
-    </w:p>
-    <w:tbl>
-      <w:tblPr>
-        <w:tblW w:type="auto" w:w="0"/>
-        <w:jc w:val="center"/>
-        <w:tblLook w:firstColumn="1" w:firstRow="1" w:lastColumn="0" w:lastRow="0" w:noHBand="0" w:noVBand="1" w:val="04A0"/>
-      </w:tblPr>
-      <w:tblGrid>
-        <w:gridCol w:w="10080"/>
-      </w:tblGrid>
-      <w:tr>
-        <w:tc>
-          <w:tcPr>
-            <w:tcW w:type="dxa" w:w="9360"/>
-            <w:shd w:fill="F1F5F9"/>
             <w:tcMar>
               <w:top w:w="50" w:type="dxa"/>
               <w:bottom w:w="50" w:type="dxa"/>
-              <w:left w:w="90" w:type="dxa"/>
-              <w:right w:w="90" w:type="dxa"/>
+              <w:left w:w="80" w:type="dxa"/>
+              <w:right w:w="80" w:type="dxa"/>
             </w:tcMar>
             <w:tcBorders>
               <w:top w:val="single" w:sz="6" w:space="0" w:color="1B365D"/>
@@ -4075,43 +3199,58 @@
                 <w:sz w:val="19"/>
                 <w:rFonts w:ascii="Times New Roman" w:hAnsi="Times New Roman" w:eastAsia="Times New Roman" w:cs="Times New Roman"/>
               </w:rPr>
-              <w:t>[ĐỊNH VỊ GIAO DIỆN &amp; URL TRUY CẬP]</w:t>
-              <w:br/>
+              <w:t>[THAO TÁC MÀN HÌNH] THAO TÁC MÀN HÌNH</w:t>
             </w:r>
+          </w:p>
+          <w:p>
+            <w:pPr>
+              <w:spacing w:before="20" w:after="20" w:line="276" w:lineRule="auto"/>
+              <w:jc w:val="left"/>
+            </w:pPr>
             <w:r>
               <w:rPr>
                 <w:rFonts w:ascii="Times New Roman" w:hAnsi="Times New Roman"/>
-                <w:b/>
+                <w:b w:val="0"/>
                 <w:i w:val="0"/>
-                <w:color w:val="0D766E"/>
-                <w:sz w:val="20"/>
+                <w:color w:val="1E293B"/>
+                <w:sz w:val="19"/>
                 <w:rFonts w:ascii="Times New Roman" w:hAnsi="Times New Roman" w:eastAsia="Times New Roman" w:cs="Times New Roman"/>
               </w:rPr>
-              <w:t>• Bấm Tab trên Sidebar: "8. Dòng dữ liệu Kafka Streaming &amp; 9. Điều phối Airflow Workflow"</w:t>
-              <w:br/>
+              <w:t>1. Bấm menu '6. Phân cụm K-Means' -&gt; Chỉ vào biểu đồ 3 cụm và điểm Silhouette Score k=3 đạt 0.6429.</w:t>
             </w:r>
+          </w:p>
+          <w:p>
+            <w:pPr>
+              <w:spacing w:before="20" w:after="20" w:line="276" w:lineRule="auto"/>
+              <w:jc w:val="left"/>
+            </w:pPr>
             <w:r>
               <w:rPr>
-                <w:rFonts w:ascii="Consolas" w:hAnsi="Consolas"/>
-                <w:b/>
+                <w:rFonts w:ascii="Times New Roman" w:hAnsi="Times New Roman"/>
+                <w:b w:val="0"/>
                 <w:i w:val="0"/>
-                <w:color w:val="1B365D"/>
-                <w:sz w:val="18"/>
-                <w:rFonts w:ascii="Consolas" w:hAnsi="Consolas" w:eastAsia="Consolas" w:cs="Consolas"/>
+                <w:color w:val="1E293B"/>
+                <w:sz w:val="19"/>
+                <w:rFonts w:ascii="Times New Roman" w:hAnsi="Times New Roman" w:eastAsia="Times New Roman" w:cs="Times New Roman"/>
               </w:rPr>
-              <w:t>• Đường dẫn trực tiếp: http://localhost:8501/?page=Dòng+dữ+liệu+Kafka+Streaming</w:t>
-              <w:br/>
+              <w:t>2. Bấm menu '7. Dự đoán định giá (ML &amp; XAI)': Gõ tên 'Erling Haaland' xem giá dự đoán và 5 bước giải trình Explainable AI.</w:t>
             </w:r>
+          </w:p>
+          <w:p>
+            <w:pPr>
+              <w:spacing w:before="20" w:after="20" w:line="276" w:lineRule="auto"/>
+              <w:jc w:val="left"/>
+            </w:pPr>
             <w:r>
               <w:rPr>
-                <w:rFonts w:ascii="Consolas" w:hAnsi="Consolas"/>
+                <w:rFonts w:ascii="Times New Roman" w:hAnsi="Times New Roman"/>
                 <w:b w:val="0"/>
                 <w:i w:val="0"/>
-                <w:color w:val="64748B"/>
-                <w:sz w:val="17"/>
-                <w:rFonts w:ascii="Consolas" w:hAnsi="Consolas" w:eastAsia="Consolas" w:cs="Consolas"/>
+                <w:color w:val="1E293B"/>
+                <w:sz w:val="19"/>
+                <w:rFonts w:ascii="Times New Roman" w:hAnsi="Times New Roman" w:eastAsia="Times New Roman" w:cs="Times New Roman"/>
               </w:rPr>
-              <w:t>• Cổng dịch vụ phụ: http://localhost:8501/?page=Điều+phối+Airflow+Workflow (Airflow UI: http://localhost:8080)</w:t>
+              <w:t>3. Cuộn xuống tính năng 'Săn cầu thủ theo Ngân sách (Scouting Engine)': Kéo ngân sách về 35 triệu EUR, chọn Tiền đạo, xem các cầu thủ 'Kèo hời'.</w:t>
             </w:r>
           </w:p>
         </w:tc>
@@ -4130,24 +3269,24 @@
         <w:tblLook w:firstColumn="1" w:firstRow="1" w:lastColumn="0" w:lastRow="0" w:noHBand="0" w:noVBand="1" w:val="04A0"/>
       </w:tblPr>
       <w:tblGrid>
-        <w:gridCol w:w="10080"/>
+        <w:gridCol w:w="10224"/>
       </w:tblGrid>
       <w:tr>
         <w:tc>
           <w:tcPr>
-            <w:tcW w:type="dxa" w:w="9360"/>
-            <w:shd w:fill="EFF6FF"/>
+            <w:tcW w:type="dxa" w:w="9504"/>
+            <w:shd w:fill="FEF2F2"/>
             <w:tcMar>
-              <w:top w:w="60" w:type="dxa"/>
-              <w:bottom w:w="60" w:type="dxa"/>
-              <w:left w:w="90" w:type="dxa"/>
-              <w:right w:w="90" w:type="dxa"/>
+              <w:top w:w="50" w:type="dxa"/>
+              <w:bottom w:w="50" w:type="dxa"/>
+              <w:left w:w="80" w:type="dxa"/>
+              <w:right w:w="80" w:type="dxa"/>
             </w:tcMar>
             <w:tcBorders>
-              <w:top w:val="single" w:sz="6" w:space="0" w:color="1B365D"/>
-              <w:bottom w:val="single" w:sz="6" w:space="0" w:color="1B365D"/>
-              <w:left w:val="single" w:sz="6" w:space="0" w:color="1B365D"/>
-              <w:right w:val="single" w:sz="6" w:space="0" w:color="1B365D"/>
+              <w:top w:val="single" w:sz="6" w:space="0" w:color="DC2626"/>
+              <w:bottom w:val="single" w:sz="6" w:space="0" w:color="DC2626"/>
+              <w:left w:val="single" w:sz="6" w:space="0" w:color="DC2626"/>
+              <w:right w:val="single" w:sz="6" w:space="0" w:color="DC2626"/>
             </w:tcBorders>
           </w:tcPr>
           <w:p>
@@ -4159,16 +3298,16 @@
                 <w:rFonts w:ascii="Times New Roman" w:hAnsi="Times New Roman"/>
                 <w:b/>
                 <w:i w:val="0"/>
-                <w:color w:val="1B365D"/>
-                <w:sz w:val="20"/>
+                <w:color w:val="B91C1C"/>
+                <w:sz w:val="19"/>
                 <w:rFonts w:ascii="Times New Roman" w:hAnsi="Times New Roman" w:eastAsia="Times New Roman" w:cs="Times New Roman"/>
               </w:rPr>
-              <w:t>[THAO TÁC MÀN HÌNH &amp; CHUỘT] THAO TÁC MÀN HÌNH</w:t>
+              <w:t>[GIẢI QUYẾT VẤN ĐỀ GÌ TRONG BÀI TOÁN?] BẢN CHẤT CÔNG NGHỆ &amp; GIẢI QUYẾT VẤN ĐỀ</w:t>
             </w:r>
           </w:p>
           <w:p>
             <w:pPr>
-              <w:spacing w:before="20" w:after="40" w:line="276" w:lineRule="auto"/>
+              <w:spacing w:before="20" w:after="20" w:line="276" w:lineRule="auto"/>
               <w:jc w:val="left"/>
             </w:pPr>
             <w:r>
@@ -4180,12 +3319,12 @@
                 <w:sz w:val="19"/>
                 <w:rFonts w:ascii="Times New Roman" w:hAnsi="Times New Roman" w:eastAsia="Times New Roman" w:cs="Times New Roman"/>
               </w:rPr>
-              <w:t>1. Bấm menu: '8. Dòng dữ liệu Kafka Streaming' -&gt; Xem các dòng tin JSON giao dịch phát trực tiếp thời gian thực (15 thương vụ, tổng 707 triệu Euro).</w:t>
+              <w:t>• PySpark MLlib K-Means: Thử nghiệm Silhouette từ k=2 đến k=6, xác định k=3 là tối ưu (Score 0.6429) -&gt; Giải quyết bài toán phân đoạn thị trường: chia đúng 3 đẳng cấp: Siêu sao (30M €), Trụ cột (1.2M €), Phổ thông (400k €).</w:t>
             </w:r>
           </w:p>
           <w:p>
             <w:pPr>
-              <w:spacing w:before="20" w:after="40" w:line="276" w:lineRule="auto"/>
+              <w:spacing w:before="20" w:after="20" w:line="276" w:lineRule="auto"/>
               <w:jc w:val="left"/>
             </w:pPr>
             <w:r>
@@ -4197,7 +3336,24 @@
                 <w:sz w:val="19"/>
                 <w:rFonts w:ascii="Times New Roman" w:hAnsi="Times New Roman" w:eastAsia="Times New Roman" w:cs="Times New Roman"/>
               </w:rPr>
-              <w:t>2. Bấm menu: '9. Điều phối Airflow Workflow' -&gt; Chỉ vào sơ đồ 7 task tuần tự và trạng thái 100% SUCCESS màu xanh lá.</w:t>
+              <w:t>• Random Forest Regressor: Áp dụng phép biến đổi logarit chuẩn hóa ln(1+y) -&gt; Giải quyết vấn đề lệch phải (Right-skewness) cực nặng của giá cầu thủ, nâng độ chính xác R² từ dưới 60% lên đạt 84.68% (file rf_model.joblib).</w:t>
+            </w:r>
+          </w:p>
+          <w:p>
+            <w:pPr>
+              <w:spacing w:before="20" w:after="20" w:line="276" w:lineRule="auto"/>
+              <w:jc w:val="left"/>
+            </w:pPr>
+            <w:r>
+              <w:rPr>
+                <w:rFonts w:ascii="Times New Roman" w:hAnsi="Times New Roman"/>
+                <w:b w:val="0"/>
+                <w:i w:val="0"/>
+                <w:color w:val="1E293B"/>
+                <w:sz w:val="19"/>
+                <w:rFonts w:ascii="Times New Roman" w:hAnsi="Times New Roman" w:eastAsia="Times New Roman" w:cs="Times New Roman"/>
+              </w:rPr>
+              <w:t>• Scouting Engine: Giải quyết bài toán kinh tế của các CLB — AI tự động quét 40 nghìn hồ sơ để tìm ra những cầu thủ có thực lực vượt trội nhưng đang bị thị trường định giá thấp (Undervalued), giúp CLB mua cầu thủ giỏi với chi phí tiết kiệm hàng chục triệu Euro!</w:t>
             </w:r>
           </w:p>
         </w:tc>
@@ -4216,18 +3372,18 @@
         <w:tblLook w:firstColumn="1" w:firstRow="1" w:lastColumn="0" w:lastRow="0" w:noHBand="0" w:noVBand="1" w:val="04A0"/>
       </w:tblPr>
       <w:tblGrid>
-        <w:gridCol w:w="10080"/>
+        <w:gridCol w:w="10224"/>
       </w:tblGrid>
       <w:tr>
         <w:tc>
           <w:tcPr>
-            <w:tcW w:type="dxa" w:w="9360"/>
+            <w:tcW w:type="dxa" w:w="9504"/>
             <w:shd w:fill="F0FDF4"/>
             <w:tcMar>
-              <w:top w:w="60" w:type="dxa"/>
-              <w:bottom w:w="60" w:type="dxa"/>
-              <w:left w:w="90" w:type="dxa"/>
-              <w:right w:w="90" w:type="dxa"/>
+              <w:top w:w="50" w:type="dxa"/>
+              <w:bottom w:w="50" w:type="dxa"/>
+              <w:left w:w="80" w:type="dxa"/>
+              <w:right w:w="80" w:type="dxa"/>
             </w:tcMar>
             <w:tcBorders>
               <w:top w:val="single" w:sz="6" w:space="0" w:color="0D766E"/>
@@ -4246,15 +3402,15 @@
                 <w:b/>
                 <w:i w:val="0"/>
                 <w:color w:val="0D766E"/>
-                <w:sz w:val="20"/>
+                <w:sz w:val="19"/>
                 <w:rFonts w:ascii="Times New Roman" w:hAnsi="Times New Roman" w:eastAsia="Times New Roman" w:cs="Times New Roman"/>
               </w:rPr>
-              <w:t>[LỜI THOẠI NÓI CÁI HIỂU LIỀN] LỜI THOẠI MẪU (NÓI CÁI HIỂU LIỀN)</w:t>
+              <w:t>[LỜI THOẠI NÓI CÁI HIỂU LIỀN] LỜI THOẠI NÓI CÁI HIỂU LIỀN</w:t>
             </w:r>
           </w:p>
           <w:p>
             <w:pPr>
-              <w:spacing w:before="20" w:after="40" w:line="276" w:lineRule="auto"/>
+              <w:spacing w:before="20" w:after="20" w:line="276" w:lineRule="auto"/>
               <w:jc w:val="left"/>
             </w:pPr>
             <w:r>
@@ -4266,12 +3422,12 @@
                 <w:sz w:val="19"/>
                 <w:rFonts w:ascii="Times New Roman" w:hAnsi="Times New Roman" w:eastAsia="Times New Roman" w:cs="Times New Roman"/>
               </w:rPr>
-              <w:t>"Chào Thầy và các bạn, em là Nguyễn Thế Quang, phụ trách mảng Streaming Kafka, điều phối Airflow và CSDL Data Mart."</w:t>
+              <w:t>"Để giải quyết bài toán định giá cầu thủ bằng cảm tính, nhóm áp dụng 2 thuật toán Machine Learning:"</w:t>
             </w:r>
           </w:p>
           <w:p>
             <w:pPr>
-              <w:spacing w:before="20" w:after="40" w:line="276" w:lineRule="auto"/>
+              <w:spacing w:before="20" w:after="20" w:line="276" w:lineRule="auto"/>
               <w:jc w:val="left"/>
             </w:pPr>
             <w:r>
@@ -4283,12 +3439,12 @@
                 <w:sz w:val="19"/>
                 <w:rFonts w:ascii="Times New Roman" w:hAnsi="Times New Roman" w:eastAsia="Times New Roman" w:cs="Times New Roman"/>
               </w:rPr>
-              <w:t>"Thứ nhất, với Apache Kafka: Trong kỳ chuyển nhượng luôn có những thương vụ đột xuất diễn ra từng giờ. Để xử lý dữ liệu thời gian thực, nhóm dùng Kafka chạy ở cổng 9092. Producer liên tục phát sóng các bản tin chuyển nhượng mới dạng JSON, Consumer bắt lấy và cập nhật tức thì lên hệ thống với tổng giá trị theo dõi hơn 707 triệu Euro mà không phải chạy lại toàn bộ dữ liệu lịch sử cũ."</w:t>
+              <w:t>"Thứ nhất, K-Means k=3 phân đoạn cầu thủ thành 3 đẳng cấp rõ rệt với điểm Silhouette 0.64. Thứ hai, Random Forest dự đoán giá trị chuyển nhượng đạt độ chính xác R2 = 84.7%, kèm giải trình XAI 5 bước."</w:t>
             </w:r>
           </w:p>
           <w:p>
             <w:pPr>
-              <w:spacing w:before="20" w:after="40" w:line="276" w:lineRule="auto"/>
+              <w:spacing w:before="20" w:after="20" w:line="276" w:lineRule="auto"/>
               <w:jc w:val="left"/>
             </w:pPr>
             <w:r>
@@ -4300,7 +3456,112 @@
                 <w:sz w:val="19"/>
                 <w:rFonts w:ascii="Times New Roman" w:hAnsi="Times New Roman" w:eastAsia="Times New Roman" w:cs="Times New Roman"/>
               </w:rPr>
-              <w:t>"Thứ hai, với Apache Airflow: Toàn bộ quy trình 7 bước (từ HDFS -&gt; Spark làm sạch -&gt; Spark SQL -&gt; K-Means -&gt; Random Forest -&gt; Lưu vào CSDL) được nhóm gom vào 1 DAG tự động trên Airflow, triển khai bằng Docker Compose. Toàn bộ 7 task đều chạy thành công 100% SUCCESS trong 2 phút 10 giây!"</w:t>
+              <w:t>"Đặc biệt, tính năng Săn cầu thủ giá hời giúp các CLB chỉ với ngân sách 35 triệu Euro có thể tìm ra những viên ngọc quý đang bị thị trường định giá thấp, mang lại giá trị kinh tế thực tế rất cao!"</w:t>
+            </w:r>
+          </w:p>
+        </w:tc>
+      </w:tr>
+    </w:tbl>
+    <w:p>
+      <w:pPr>
+        <w:spacing w:before="0" w:after="20" w:line="276" w:lineRule="auto"/>
+        <w:jc w:val="left"/>
+      </w:pPr>
+    </w:p>
+    <w:p>
+      <w:pPr>
+        <w:keepNext/>
+        <w:spacing w:before="180" w:after="40"/>
+      </w:pPr>
+      <w:r>
+        <w:rPr>
+          <w:rFonts w:ascii="Times New Roman" w:hAnsi="Times New Roman"/>
+          <w:b/>
+          <w:i w:val="0"/>
+          <w:color w:val="0D766E"/>
+          <w:sz w:val="23"/>
+          <w:rFonts w:ascii="Times New Roman" w:hAnsi="Times New Roman" w:eastAsia="Times New Roman" w:cs="Times New Roman"/>
+        </w:rPr>
+        <w:t>Bước 8, 9 &amp; 10: Kafka Streaming, Airflow DAG &amp; CSDL Data Mart (2 phút | Nguyễn Thế Quang)</w:t>
+      </w:r>
+    </w:p>
+    <w:tbl>
+      <w:tblPr>
+        <w:tblW w:type="auto" w:w="0"/>
+        <w:jc w:val="center"/>
+        <w:tblLook w:firstColumn="1" w:firstRow="1" w:lastColumn="0" w:lastRow="0" w:noHBand="0" w:noVBand="1" w:val="04A0"/>
+      </w:tblPr>
+      <w:tblGrid>
+        <w:gridCol w:w="10224"/>
+      </w:tblGrid>
+      <w:tr>
+        <w:tc>
+          <w:tcPr>
+            <w:tcW w:type="dxa" w:w="9504"/>
+            <w:shd w:fill="F1F5F9"/>
+            <w:tcMar>
+              <w:top w:w="45" w:type="dxa"/>
+              <w:bottom w:w="45" w:type="dxa"/>
+              <w:left w:w="80" w:type="dxa"/>
+              <w:right w:w="80" w:type="dxa"/>
+            </w:tcMar>
+            <w:tcBorders>
+              <w:top w:val="single" w:sz="6" w:space="0" w:color="1B365D"/>
+              <w:bottom w:val="single" w:sz="6" w:space="0" w:color="1B365D"/>
+              <w:left w:val="single" w:sz="6" w:space="0" w:color="1B365D"/>
+              <w:right w:val="single" w:sz="6" w:space="0" w:color="1B365D"/>
+            </w:tcBorders>
+          </w:tcPr>
+          <w:p>
+            <w:pPr>
+              <w:spacing w:before="0" w:after="20" w:line="276" w:lineRule="auto"/>
+            </w:pPr>
+            <w:r>
+              <w:rPr>
+                <w:rFonts w:ascii="Times New Roman" w:hAnsi="Times New Roman"/>
+                <w:b/>
+                <w:i w:val="0"/>
+                <w:color w:val="1B365D"/>
+                <w:sz w:val="18"/>
+                <w:rFonts w:ascii="Times New Roman" w:hAnsi="Times New Roman" w:eastAsia="Times New Roman" w:cs="Times New Roman"/>
+              </w:rPr>
+              <w:t>[ĐỊNH VỊ GIAO DIỆN &amp; URL TRUY CẬP]</w:t>
+              <w:br/>
+            </w:r>
+            <w:r>
+              <w:rPr>
+                <w:rFonts w:ascii="Times New Roman" w:hAnsi="Times New Roman"/>
+                <w:b/>
+                <w:i w:val="0"/>
+                <w:color w:val="0D766E"/>
+                <w:sz w:val="20"/>
+                <w:rFonts w:ascii="Times New Roman" w:hAnsi="Times New Roman" w:eastAsia="Times New Roman" w:cs="Times New Roman"/>
+              </w:rPr>
+              <w:t>• Bấm Tab trên Sidebar: "8. Kafka Streaming -&gt; 9. Airflow Workflow -&gt; 10. CSDL Data Mart"</w:t>
+              <w:br/>
+            </w:r>
+            <w:r>
+              <w:rPr>
+                <w:rFonts w:ascii="Consolas" w:hAnsi="Consolas"/>
+                <w:b/>
+                <w:i w:val="0"/>
+                <w:color w:val="1B365D"/>
+                <w:sz w:val="18"/>
+                <w:rFonts w:ascii="Consolas" w:hAnsi="Consolas" w:eastAsia="Consolas" w:cs="Consolas"/>
+              </w:rPr>
+              <w:t>• URL Web Dashboard: http://localhost:8501/?page=Dòng+dữ+liệu+Kafka+Streaming</w:t>
+              <w:br/>
+            </w:r>
+            <w:r>
+              <w:rPr>
+                <w:rFonts w:ascii="Consolas" w:hAnsi="Consolas"/>
+                <w:b w:val="0"/>
+                <w:i w:val="0"/>
+                <w:color w:val="64748B"/>
+                <w:sz w:val="17"/>
+                <w:rFonts w:ascii="Consolas" w:hAnsi="Consolas" w:eastAsia="Consolas" w:cs="Consolas"/>
+              </w:rPr>
+              <w:t>• Cổng dịch vụ hạ tầng liên kết: Airflow UI: http://localhost:8080 | SQLite Mart: http://localhost:8501/?page=Truy+vấn+CSDL+Data+Mart</w:t>
             </w:r>
           </w:p>
         </w:tc>
@@ -4319,121 +3580,18 @@
         <w:tblLook w:firstColumn="1" w:firstRow="1" w:lastColumn="0" w:lastRow="0" w:noHBand="0" w:noVBand="1" w:val="04A0"/>
       </w:tblPr>
       <w:tblGrid>
-        <w:gridCol w:w="10080"/>
+        <w:gridCol w:w="10224"/>
       </w:tblGrid>
       <w:tr>
         <w:tc>
           <w:tcPr>
-            <w:tcW w:type="dxa" w:w="9360"/>
-            <w:shd w:fill="FEF3C7"/>
-            <w:tcMar>
-              <w:top w:w="60" w:type="dxa"/>
-              <w:bottom w:w="60" w:type="dxa"/>
-              <w:left w:w="90" w:type="dxa"/>
-              <w:right w:w="90" w:type="dxa"/>
-            </w:tcMar>
-            <w:tcBorders>
-              <w:top w:val="single" w:sz="6" w:space="0" w:color="D97706"/>
-              <w:bottom w:val="single" w:sz="6" w:space="0" w:color="D97706"/>
-              <w:left w:val="single" w:sz="6" w:space="0" w:color="D97706"/>
-              <w:right w:val="single" w:sz="6" w:space="0" w:color="D97706"/>
-            </w:tcBorders>
-          </w:tcPr>
-          <w:p>
-            <w:pPr>
-              <w:spacing w:before="0" w:after="40" w:line="276" w:lineRule="auto"/>
-            </w:pPr>
-            <w:r>
-              <w:rPr>
-                <w:rFonts w:ascii="Times New Roman" w:hAnsi="Times New Roman"/>
-                <w:b/>
-                <w:i w:val="0"/>
-                <w:color w:val="B45309"/>
-                <w:sz w:val="20"/>
-                <w:rFonts w:ascii="Times New Roman" w:hAnsi="Times New Roman" w:eastAsia="Times New Roman" w:cs="Times New Roman"/>
-              </w:rPr>
-              <w:t>[TỪ KHÓA BIG DATA ĂN ĐIỂM] Ý CHÍNH CẦN NHỚ</w:t>
-            </w:r>
-          </w:p>
-          <w:p>
-            <w:pPr>
-              <w:spacing w:before="20" w:after="40" w:line="276" w:lineRule="auto"/>
-              <w:jc w:val="left"/>
-            </w:pPr>
-            <w:r>
-              <w:rPr>
-                <w:rFonts w:ascii="Times New Roman" w:hAnsi="Times New Roman"/>
-                <w:b w:val="0"/>
-                <w:i w:val="0"/>
-                <w:color w:val="1E293B"/>
-                <w:sz w:val="19"/>
-                <w:rFonts w:ascii="Times New Roman" w:hAnsi="Times New Roman" w:eastAsia="Times New Roman" w:cs="Times New Roman"/>
-              </w:rPr>
-              <w:t>• Kafka Streaming: Topic football_transfers cổng 9092, đẩy tin tức thì.</w:t>
-            </w:r>
-          </w:p>
-          <w:p>
-            <w:pPr>
-              <w:spacing w:before="20" w:after="40" w:line="276" w:lineRule="auto"/>
-              <w:jc w:val="left"/>
-            </w:pPr>
-            <w:r>
-              <w:rPr>
-                <w:rFonts w:ascii="Times New Roman" w:hAnsi="Times New Roman"/>
-                <w:b w:val="0"/>
-                <w:i w:val="0"/>
-                <w:color w:val="1E293B"/>
-                <w:sz w:val="19"/>
-                <w:rFonts w:ascii="Times New Roman" w:hAnsi="Times New Roman" w:eastAsia="Times New Roman" w:cs="Times New Roman"/>
-              </w:rPr>
-              <w:t>• Apache Airflow: DAG 7 tasks tự động hóa 100% SUCCESS, hoàn thành trong 2m 10s.</w:t>
-            </w:r>
-          </w:p>
-        </w:tc>
-      </w:tr>
-    </w:tbl>
-    <w:p>
-      <w:pPr>
-        <w:spacing w:before="0" w:after="20" w:line="276" w:lineRule="auto"/>
-        <w:jc w:val="left"/>
-      </w:pPr>
-    </w:p>
-    <w:p>
-      <w:pPr>
-        <w:keepNext/>
-        <w:spacing w:before="180" w:after="60"/>
-      </w:pPr>
-      <w:r>
-        <w:rPr>
-          <w:rFonts w:ascii="Times New Roman" w:hAnsi="Times New Roman"/>
-          <w:b/>
-          <w:i w:val="0"/>
-          <w:color w:val="0D766E"/>
-          <w:sz w:val="23"/>
-          <w:rFonts w:ascii="Times New Roman" w:hAnsi="Times New Roman" w:eastAsia="Times New Roman" w:cs="Times New Roman"/>
-        </w:rPr>
-        <w:t>Phần 7: CSDL Data Mart &amp; Kết luận (1 phút | Nguyễn Thế Quang)</w:t>
-      </w:r>
-    </w:p>
-    <w:tbl>
-      <w:tblPr>
-        <w:tblW w:type="auto" w:w="0"/>
-        <w:jc w:val="center"/>
-        <w:tblLook w:firstColumn="1" w:firstRow="1" w:lastColumn="0" w:lastRow="0" w:noHBand="0" w:noVBand="1" w:val="04A0"/>
-      </w:tblPr>
-      <w:tblGrid>
-        <w:gridCol w:w="10080"/>
-      </w:tblGrid>
-      <w:tr>
-        <w:tc>
-          <w:tcPr>
-            <w:tcW w:type="dxa" w:w="9360"/>
-            <w:shd w:fill="F1F5F9"/>
+            <w:tcW w:type="dxa" w:w="9504"/>
+            <w:shd w:fill="EFF6FF"/>
             <w:tcMar>
               <w:top w:w="50" w:type="dxa"/>
               <w:bottom w:w="50" w:type="dxa"/>
-              <w:left w:w="90" w:type="dxa"/>
-              <w:right w:w="90" w:type="dxa"/>
+              <w:left w:w="80" w:type="dxa"/>
+              <w:right w:w="80" w:type="dxa"/>
             </w:tcMar>
             <w:tcBorders>
               <w:top w:val="single" w:sz="6" w:space="0" w:color="1B365D"/>
@@ -4455,32 +3613,58 @@
                 <w:sz w:val="19"/>
                 <w:rFonts w:ascii="Times New Roman" w:hAnsi="Times New Roman" w:eastAsia="Times New Roman" w:cs="Times New Roman"/>
               </w:rPr>
-              <w:t>[ĐỊNH VỊ GIAO DIỆN &amp; URL TRUY CẬP]</w:t>
-              <w:br/>
+              <w:t>[THAO TÁC MÀN HÌNH] THAO TÁC MÀN HÌNH</w:t>
             </w:r>
+          </w:p>
+          <w:p>
+            <w:pPr>
+              <w:spacing w:before="20" w:after="20" w:line="276" w:lineRule="auto"/>
+              <w:jc w:val="left"/>
+            </w:pPr>
             <w:r>
               <w:rPr>
                 <w:rFonts w:ascii="Times New Roman" w:hAnsi="Times New Roman"/>
-                <w:b/>
+                <w:b w:val="0"/>
                 <w:i w:val="0"/>
-                <w:color w:val="0D766E"/>
-                <w:sz w:val="20"/>
+                <w:color w:val="1E293B"/>
+                <w:sz w:val="19"/>
                 <w:rFonts w:ascii="Times New Roman" w:hAnsi="Times New Roman" w:eastAsia="Times New Roman" w:cs="Times New Roman"/>
               </w:rPr>
-              <w:t>• Bấm Tab trên Sidebar: "10. Truy vấn CSDL Data Mart"</w:t>
-              <w:br/>
+              <w:t>1. Bấm menu '8. Dòng dữ liệu Kafka Streaming': Xem bảng tin JSON giao dịch nhảy số trực tiếp (&gt; 707 triệu Euro).</w:t>
             </w:r>
+          </w:p>
+          <w:p>
+            <w:pPr>
+              <w:spacing w:before="20" w:after="20" w:line="276" w:lineRule="auto"/>
+              <w:jc w:val="left"/>
+            </w:pPr>
             <w:r>
               <w:rPr>
-                <w:rFonts w:ascii="Consolas" w:hAnsi="Consolas"/>
-                <w:b/>
+                <w:rFonts w:ascii="Times New Roman" w:hAnsi="Times New Roman"/>
+                <w:b w:val="0"/>
                 <w:i w:val="0"/>
-                <w:color w:val="1B365D"/>
-                <w:sz w:val="18"/>
-                <w:rFonts w:ascii="Consolas" w:hAnsi="Consolas" w:eastAsia="Consolas" w:cs="Consolas"/>
+                <w:color w:val="1E293B"/>
+                <w:sz w:val="19"/>
+                <w:rFonts w:ascii="Times New Roman" w:hAnsi="Times New Roman" w:eastAsia="Times New Roman" w:cs="Times New Roman"/>
               </w:rPr>
-              <w:t>• Đường dẫn trực tiếp: http://localhost:8501/?page=Truy+vấn+CSDL+Data+Mart</w:t>
-              <w:br/>
+              <w:t>2. Bấm menu '9. Điều phối Airflow Workflow': Chỉ vào sơ đồ 7 task tuần tự báo xanh 100% SUCCESS trong 2m 10s.</w:t>
+            </w:r>
+          </w:p>
+          <w:p>
+            <w:pPr>
+              <w:spacing w:before="20" w:after="20" w:line="276" w:lineRule="auto"/>
+              <w:jc w:val="left"/>
+            </w:pPr>
+            <w:r>
+              <w:rPr>
+                <w:rFonts w:ascii="Times New Roman" w:hAnsi="Times New Roman"/>
+                <w:b w:val="0"/>
+                <w:i w:val="0"/>
+                <w:color w:val="1E293B"/>
+                <w:sz w:val="19"/>
+                <w:rFonts w:ascii="Times New Roman" w:hAnsi="Times New Roman" w:eastAsia="Times New Roman" w:cs="Times New Roman"/>
+              </w:rPr>
+              <w:t>3. Bấm menu '10. Truy vấn CSDL Data Mart': Chọn câu query mẫu 'Top 10 cầu thủ có giá trị cao nhất' -&gt; Bấm Thực thi SQL xem bảng hiện tức thì dưới 10ms.</w:t>
             </w:r>
           </w:p>
         </w:tc>
@@ -4499,24 +3683,24 @@
         <w:tblLook w:firstColumn="1" w:firstRow="1" w:lastColumn="0" w:lastRow="0" w:noHBand="0" w:noVBand="1" w:val="04A0"/>
       </w:tblPr>
       <w:tblGrid>
-        <w:gridCol w:w="10080"/>
+        <w:gridCol w:w="10224"/>
       </w:tblGrid>
       <w:tr>
         <w:tc>
           <w:tcPr>
-            <w:tcW w:type="dxa" w:w="9360"/>
-            <w:shd w:fill="EFF6FF"/>
+            <w:tcW w:type="dxa" w:w="9504"/>
+            <w:shd w:fill="FEF2F2"/>
             <w:tcMar>
-              <w:top w:w="60" w:type="dxa"/>
-              <w:bottom w:w="60" w:type="dxa"/>
-              <w:left w:w="90" w:type="dxa"/>
-              <w:right w:w="90" w:type="dxa"/>
+              <w:top w:w="50" w:type="dxa"/>
+              <w:bottom w:w="50" w:type="dxa"/>
+              <w:left w:w="80" w:type="dxa"/>
+              <w:right w:w="80" w:type="dxa"/>
             </w:tcMar>
             <w:tcBorders>
-              <w:top w:val="single" w:sz="6" w:space="0" w:color="1B365D"/>
-              <w:bottom w:val="single" w:sz="6" w:space="0" w:color="1B365D"/>
-              <w:left w:val="single" w:sz="6" w:space="0" w:color="1B365D"/>
-              <w:right w:val="single" w:sz="6" w:space="0" w:color="1B365D"/>
+              <w:top w:val="single" w:sz="6" w:space="0" w:color="DC2626"/>
+              <w:bottom w:val="single" w:sz="6" w:space="0" w:color="DC2626"/>
+              <w:left w:val="single" w:sz="6" w:space="0" w:color="DC2626"/>
+              <w:right w:val="single" w:sz="6" w:space="0" w:color="DC2626"/>
             </w:tcBorders>
           </w:tcPr>
           <w:p>
@@ -4528,16 +3712,16 @@
                 <w:rFonts w:ascii="Times New Roman" w:hAnsi="Times New Roman"/>
                 <w:b/>
                 <w:i w:val="0"/>
-                <w:color w:val="1B365D"/>
-                <w:sz w:val="20"/>
+                <w:color w:val="B91C1C"/>
+                <w:sz w:val="19"/>
                 <w:rFonts w:ascii="Times New Roman" w:hAnsi="Times New Roman" w:eastAsia="Times New Roman" w:cs="Times New Roman"/>
               </w:rPr>
-              <w:t>[THAO TÁC MÀN HÌNH &amp; CHUỘT] THAO TÁC MÀN HÌNH</w:t>
+              <w:t>[GIẢI QUYẾT VẤN ĐỀ GÌ TRONG BÀI TOÁN?] BẢN CHẤT CÔNG NGHỆ &amp; GIẢI QUYẾT VẤN ĐỀ</w:t>
             </w:r>
           </w:p>
           <w:p>
             <w:pPr>
-              <w:spacing w:before="20" w:after="40" w:line="276" w:lineRule="auto"/>
+              <w:spacing w:before="20" w:after="20" w:line="276" w:lineRule="auto"/>
               <w:jc w:val="left"/>
             </w:pPr>
             <w:r>
@@ -4549,12 +3733,12 @@
                 <w:sz w:val="19"/>
                 <w:rFonts w:ascii="Times New Roman" w:hAnsi="Times New Roman" w:eastAsia="Times New Roman" w:cs="Times New Roman"/>
               </w:rPr>
-              <w:t>1. Bấm menu: '10. Truy vấn CSDL Data Mart'.</w:t>
+              <w:t>• Apache Kafka (Speed Layer): Giải quyết bài toán độ trễ thời gian thực — Trong kỳ chuyển nhượng, các thương vụ phát sinh từng giờ. Nếu dùng Spark xử lý mẻ thì phải chạy lại cả 872 MB rất tốn tài nguyên. Kafka topic football_transfers cổng 9092 bắt ngay các bản tin mới và cập nhật lên màn hình trong tích tắc!</w:t>
             </w:r>
           </w:p>
           <w:p>
             <w:pPr>
-              <w:spacing w:before="20" w:after="40" w:line="276" w:lineRule="auto"/>
+              <w:spacing w:before="20" w:after="20" w:line="276" w:lineRule="auto"/>
               <w:jc w:val="left"/>
             </w:pPr>
             <w:r>
@@ -4566,7 +3750,24 @@
                 <w:sz w:val="19"/>
                 <w:rFonts w:ascii="Times New Roman" w:hAnsi="Times New Roman" w:eastAsia="Times New Roman" w:cs="Times New Roman"/>
               </w:rPr>
-              <w:t>2. Tại ô chọn truy vấn mẫu, chọn: 'Top 10 cầu thủ có giá trị cao nhất' -&gt; Bấm nút 'Thực thi truy vấn SQL' -&gt; Kết quả hiện ra ngay lập tức.</w:t>
+              <w:t>• Apache Airflow (Orchestration): Giải quyết bài toán vận hành thủ công dễ lỗi — Tự động hóa toàn bộ Data Pipeline 7 bước bằng Docker Compose, tự kiểm tra điều kiện tiên quyết và ghi log.</w:t>
+            </w:r>
+          </w:p>
+          <w:p>
+            <w:pPr>
+              <w:spacing w:before="20" w:after="20" w:line="276" w:lineRule="auto"/>
+              <w:jc w:val="left"/>
+            </w:pPr>
+            <w:r>
+              <w:rPr>
+                <w:rFonts w:ascii="Times New Roman" w:hAnsi="Times New Roman"/>
+                <w:b w:val="0"/>
+                <w:i w:val="0"/>
+                <w:color w:val="1E293B"/>
+                <w:sz w:val="19"/>
+                <w:rFonts w:ascii="Times New Roman" w:hAnsi="Times New Roman" w:eastAsia="Times New Roman" w:cs="Times New Roman"/>
+              </w:rPr>
+              <w:t>• SQLite Data Mart (Serving Layer): Giải quyết bài toán nghẽn tải Web — Toàn bộ kết quả tính toán phân tán được nạp sẵn vào CSDL football_analytics.db có đánh chỉ mục, giúp Web phản hồi dưới 10ms mà không làm đơ cụm máy chủ Spark.</w:t>
             </w:r>
           </w:p>
         </w:tc>
@@ -4585,18 +3786,18 @@
         <w:tblLook w:firstColumn="1" w:firstRow="1" w:lastColumn="0" w:lastRow="0" w:noHBand="0" w:noVBand="1" w:val="04A0"/>
       </w:tblPr>
       <w:tblGrid>
-        <w:gridCol w:w="10080"/>
+        <w:gridCol w:w="10224"/>
       </w:tblGrid>
       <w:tr>
         <w:tc>
           <w:tcPr>
-            <w:tcW w:type="dxa" w:w="9360"/>
+            <w:tcW w:type="dxa" w:w="9504"/>
             <w:shd w:fill="F0FDF4"/>
             <w:tcMar>
-              <w:top w:w="60" w:type="dxa"/>
-              <w:bottom w:w="60" w:type="dxa"/>
-              <w:left w:w="90" w:type="dxa"/>
-              <w:right w:w="90" w:type="dxa"/>
+              <w:top w:w="50" w:type="dxa"/>
+              <w:bottom w:w="50" w:type="dxa"/>
+              <w:left w:w="80" w:type="dxa"/>
+              <w:right w:w="80" w:type="dxa"/>
             </w:tcMar>
             <w:tcBorders>
               <w:top w:val="single" w:sz="6" w:space="0" w:color="0D766E"/>
@@ -4615,15 +3816,15 @@
                 <w:b/>
                 <w:i w:val="0"/>
                 <w:color w:val="0D766E"/>
-                <w:sz w:val="20"/>
+                <w:sz w:val="19"/>
                 <w:rFonts w:ascii="Times New Roman" w:hAnsi="Times New Roman" w:eastAsia="Times New Roman" w:cs="Times New Roman"/>
               </w:rPr>
-              <w:t>[LỜI THOẠI NÓI CÁI HIỂU LIỀN] LỜI THOẠI MẪU (NÓI CÁI HIỂU LIỀN)</w:t>
+              <w:t>[LỜI THOẠI NÓI CÁI HIỂU LIỀN] LỜI THOẠI NÓI CÁI HIỂU LIỀN</w:t>
             </w:r>
           </w:p>
           <w:p>
             <w:pPr>
-              <w:spacing w:before="20" w:after="40" w:line="276" w:lineRule="auto"/>
+              <w:spacing w:before="20" w:after="20" w:line="276" w:lineRule="auto"/>
               <w:jc w:val="left"/>
             </w:pPr>
             <w:r>
@@ -4635,12 +3836,12 @@
                 <w:sz w:val="19"/>
                 <w:rFonts w:ascii="Times New Roman" w:hAnsi="Times New Roman" w:eastAsia="Times New Roman" w:cs="Times New Roman"/>
               </w:rPr>
-              <w:t>"Cuối cùng là Tầng phục vụ Web (Serving Layer). Sau khi Spark tính toán dữ liệu lớn xong, kết quả được lưu vào CSDL SQLite Data Mart football_analytics.db. Nhờ vậy trang web phản hồi cực nhanh dưới 10 mili-giây mà không làm nghẽn máy chủ Spark."</w:t>
+              <w:t>"Em chào Thầy và các bạn, em là Thế Quang, phụ trách Kafka, Airflow và CSDL:"</w:t>
             </w:r>
           </w:p>
           <w:p>
             <w:pPr>
-              <w:spacing w:before="20" w:after="40" w:line="276" w:lineRule="auto"/>
+              <w:spacing w:before="20" w:after="20" w:line="276" w:lineRule="auto"/>
               <w:jc w:val="left"/>
             </w:pPr>
             <w:r>
@@ -4652,12 +3853,12 @@
                 <w:sz w:val="19"/>
                 <w:rFonts w:ascii="Times New Roman" w:hAnsi="Times New Roman" w:eastAsia="Times New Roman" w:cs="Times New Roman"/>
               </w:rPr>
-              <w:t>"Tóm lại: Bài tập lớn cuối kỳ của Nhóm 5 đã vận dụng đầy đủ cả 5 công nghệ cốt lõi của Big Data: Hadoop HDFS, Apache Spark, Apache Kafka, Apache Airflow và Machine Learning. Hệ thống chạy ổn định 100%, có thể chạy lại bất cứ lúc nào và có ý nghĩa ứng dụng thực tế cao."</w:t>
+              <w:t>"1. Với Kafka: Giải quyết bài toán tin chuyển nhượng nóng sốt từng giờ. Producer bắn tin qua cổng 9092, Consumer bắt ngay để cập nhật lên web mà không cần chạy lại cả kho dữ liệu cũ."</w:t>
             </w:r>
           </w:p>
           <w:p>
             <w:pPr>
-              <w:spacing w:before="20" w:after="40" w:line="276" w:lineRule="auto"/>
+              <w:spacing w:before="20" w:after="20" w:line="276" w:lineRule="auto"/>
               <w:jc w:val="left"/>
             </w:pPr>
             <w:r>
@@ -4669,7 +3870,41 @@
                 <w:sz w:val="19"/>
                 <w:rFonts w:ascii="Times New Roman" w:hAnsi="Times New Roman" w:eastAsia="Times New Roman" w:cs="Times New Roman"/>
               </w:rPr>
-              <w:t>"Nhóm 5 chúng em xin chân thành cảm ơn Thầy Huỳnh Thái Học và các bạn đã chú ý lắng nghe. Nhóm em rất mong nhận được câu hỏi và góp ý từ Thầy ạ!"</w:t>
+              <w:t>"2. Với Airflow: Giải quyết bài toán tự động hóa — gom cả quy trình 7 bước vào 1 DAG chạy trên Docker, toàn bộ 7 task đều báo xanh 100% SUCCESS trong 2 phút 10 giây."</w:t>
+            </w:r>
+          </w:p>
+          <w:p>
+            <w:pPr>
+              <w:spacing w:before="20" w:after="20" w:line="276" w:lineRule="auto"/>
+              <w:jc w:val="left"/>
+            </w:pPr>
+            <w:r>
+              <w:rPr>
+                <w:rFonts w:ascii="Times New Roman" w:hAnsi="Times New Roman"/>
+                <w:b w:val="0"/>
+                <w:i/>
+                <w:color w:val="1E293B"/>
+                <w:sz w:val="19"/>
+                <w:rFonts w:ascii="Times New Roman" w:hAnsi="Times New Roman" w:eastAsia="Times New Roman" w:cs="Times New Roman"/>
+              </w:rPr>
+              <w:t>"3. Với SQLite Data Mart: Giúp Web phản hồi tức thì dưới 10 mili-giây mà không làm nghẽn máy chủ tính toán Spark."</w:t>
+            </w:r>
+          </w:p>
+          <w:p>
+            <w:pPr>
+              <w:spacing w:before="20" w:after="20" w:line="276" w:lineRule="auto"/>
+              <w:jc w:val="left"/>
+            </w:pPr>
+            <w:r>
+              <w:rPr>
+                <w:rFonts w:ascii="Times New Roman" w:hAnsi="Times New Roman"/>
+                <w:b w:val="0"/>
+                <w:i/>
+                <w:color w:val="1E293B"/>
+                <w:sz w:val="19"/>
+                <w:rFonts w:ascii="Times New Roman" w:hAnsi="Times New Roman" w:eastAsia="Times New Roman" w:cs="Times New Roman"/>
+              </w:rPr>
+              <w:t>"Tóm lại, đề tài của nhóm đã vận dụng đầy đủ 7 công nghệ Big Data, giải quyết trọn vẹn bài toán từ lưu trữ, xử lý, streaming đến AI và phục vụ người dùng. Nhóm 5 xin cảm ơn Thầy và các bạn đã lắng nghe ạ!"</w:t>
             </w:r>
           </w:p>
         </w:tc>
@@ -4684,7 +3919,7 @@
     <w:p>
       <w:pPr>
         <w:keepNext/>
-        <w:spacing w:before="260" w:after="80"/>
+        <w:spacing w:before="240" w:after="60"/>
       </w:pPr>
       <w:r>
         <w:rPr>
@@ -4692,10 +3927,10 @@
           <w:b/>
           <w:i w:val="0"/>
           <w:color w:val="1B365D"/>
-          <w:sz w:val="26"/>
+          <w:sz w:val="25"/>
           <w:rFonts w:ascii="Times New Roman" w:hAnsi="Times New Roman" w:eastAsia="Times New Roman" w:cs="Times New Roman"/>
         </w:rPr>
-        <w:t>3. Top 5 câu hỏi Thầy hay hỏi &amp; Cách trả lời ngắn gọn (Hiểu liền, ăn điểm ngay)</w:t>
+        <w:t>3. Bộ câu hỏi vấn đáp cốt lõi của Giảng viên &amp; Cách trả lời ngắn gọn (Hiểu liền, ăn điểm ngay)</w:t>
       </w:r>
     </w:p>
     <w:p>
@@ -4709,10 +3944,10 @@
           <w:b/>
           <w:i w:val="0"/>
           <w:color w:val="1B365D"/>
-          <w:sz w:val="21"/>
+          <w:sz w:val="20"/>
           <w:rFonts w:ascii="Times New Roman" w:hAnsi="Times New Roman" w:eastAsia="Times New Roman" w:cs="Times New Roman"/>
         </w:rPr>
-        <w:t>Câu 1: Tại sao đề tài lại dùng thêm SQLite mà không cho Web truy vấn trực tiếp từ Spark hoặc HDFS?</w:t>
+        <w:t>Câu 1 (Trọng tâm): Em hiểu DataNode và NameNode là gì? Trong bài em áp dụng thế nào và nó giải quyết vấn đề gì?</w:t>
       </w:r>
     </w:p>
     <w:p>
@@ -4726,10 +3961,10 @@
           <w:b w:val="0"/>
           <w:i w:val="0"/>
           <w:color w:val="1E293B"/>
-          <w:sz w:val="20"/>
+          <w:sz w:val="19"/>
           <w:rFonts w:ascii="Times New Roman" w:hAnsi="Times New Roman" w:eastAsia="Times New Roman" w:cs="Times New Roman"/>
         </w:rPr>
-        <w:t>Trả lời ngắn gọn: Dạ thưa Thầy, Spark và HDFS được thiết kế để xử lý dữ liệu lớn theo mẻ. Mỗi lần chạy một câu lệnh trên Spark mất từ 5 đến 10 giây để khởi động JVM, nếu người dùng lướt web mà chờ lâu như vậy thì web sẽ bị đơ. Vì vậy theo mô hình Lambda, Spark tính toán trước rồi lưu kết quả vào CSDL SQLite (Serving Layer) để người dùng lướt web mượt mà dưới 10 mili-giây mà không tốn tài nguyên máy chủ ạ.</w:t>
+        <w:t>Trả lời ngắn gọn ăn điểm ngay: Dạ thưa Thầy, trong HDFS: (1) NameNode là Master quản lý Metadata (cây thư mục /football_project/, ánh xạ block) tại cổng 9820/9870. (2) DataNode là Workers trực tiếp lưu trữ các khối nhị phân 128MB trên đĩa vật lý. Cụm của nhóm có 1 NameNode và 3 DataNodes lưu 18 blocks của 12 file CSV (872.5 MB) với Replication factor = 3 (tổng 2.58 GB). Kiến trúc này giải quyết 3 vấn đề lớn: Chống mất dữ liệu (hỏng 1-2 DataNode vẫn an toàn), Xóa nghẽn I/O (3 DataNode cấp dữ liệu cho Spark đọc song song), và Mở rộng quy mô chỉ cần cắm thêm DataNode mới ạ!</w:t>
       </w:r>
     </w:p>
     <w:p>
@@ -4743,7 +3978,7 @@
           <w:b/>
           <w:i w:val="0"/>
           <w:color w:val="1B365D"/>
-          <w:sz w:val="21"/>
+          <w:sz w:val="20"/>
           <w:rFonts w:ascii="Times New Roman" w:hAnsi="Times New Roman" w:eastAsia="Times New Roman" w:cs="Times New Roman"/>
         </w:rPr>
         <w:t>Câu 2: Dữ liệu chưa tới 1GB thì có thực sự cần đến Hadoop/Spark không hay chỉ cần Pandas là đủ?</w:t>
@@ -4760,10 +3995,10 @@
           <w:b w:val="0"/>
           <w:i w:val="0"/>
           <w:color w:val="1E293B"/>
-          <w:sz w:val="20"/>
+          <w:sz w:val="19"/>
           <w:rFonts w:ascii="Times New Roman" w:hAnsi="Times New Roman" w:eastAsia="Times New Roman" w:cs="Times New Roman"/>
         </w:rPr>
-        <w:t>Trả lời ngắn gọn: Dạ thưa Thầy, dữ liệu của nhóm có gần 7.5 triệu dòng. Khi chạy thử nghiệm thực tế trên bảng 200,000 dòng, Pandas chạy đơn luồng mất 12.45 giây, trong khi Spark chia 16 luồng song song chỉ mất 0.78 giây (nhanh gấp 16 lần). Quan trọng hơn, Spark có khả năng mở rộng ngang: khi dữ liệu tăng lên 10 triệu hay 50 triệu dòng, Pandas sẽ bị sập vì tràn RAM, còn Spark chỉ cần gắn thêm máy là chạy bình thường ạ.</w:t>
+        <w:t>Trả lời ngắn gọn: Dạ thưa Thầy, dữ liệu của nhóm có gần 7.5 triệu dòng, bảng thi đấu gần 3.2 triệu dòng. Thực nghiệm đo đạc thực tế: Pandas chạy đơn luồng mất 12.45 giây, trong khi Spark chia 16 luồng song song chỉ mất 0.78 giây (nhanh gấp 16 lần). Quan trọng hơn, khi dữ liệu tăng lên hàng chục triệu dòng, Pandas sẽ bị sập vì tràn RAM (Out-Of-Memory), còn Spark chỉ cần gắn thêm DataNode/Worker là chạy bình thường ạ.</w:t>
       </w:r>
     </w:p>
     <w:p>
@@ -4777,10 +4012,10 @@
           <w:b/>
           <w:i w:val="0"/>
           <w:color w:val="1B365D"/>
-          <w:sz w:val="21"/>
+          <w:sz w:val="20"/>
           <w:rFonts w:ascii="Times New Roman" w:hAnsi="Times New Roman" w:eastAsia="Times New Roman" w:cs="Times New Roman"/>
         </w:rPr>
-        <w:t>Câu 3: Phân cụm K-Means tại sao nhóm lại chọn k=3 mà không phải k=4 hay k=5?</w:t>
+        <w:t>Câu 3: Tại sao đề tài lại dùng thêm SQLite mà không cho Web Dashboard truy vấn trực tiếp từ Spark hoặc HDFS?</w:t>
       </w:r>
     </w:p>
     <w:p>
@@ -4794,10 +4029,10 @@
           <w:b w:val="0"/>
           <w:i w:val="0"/>
           <w:color w:val="1E293B"/>
-          <w:sz w:val="20"/>
+          <w:sz w:val="19"/>
           <w:rFonts w:ascii="Times New Roman" w:hAnsi="Times New Roman" w:eastAsia="Times New Roman" w:cs="Times New Roman"/>
         </w:rPr>
-        <w:t>Trả lời ngắn gọn: Dạ thưa Thầy, nhóm chọn k=3 vì 2 lý do: Thứ nhất về toán học, nhóm đã chạy thử nghiệm Silhouette từ k=2 đến 6 thì k=3 đạt điểm cao nhất là 0.6429. Thứ hai về thực tế bóng đá, k=3 chia rất đúng 3 nhóm: Siêu sao thế giới (giá ~30 triệu Euro), Cầu thủ trụ cột các giải lớn (~1.2 triệu Euro), và Cầu thủ trẻ tiềm năng / giải đấu phổ thông (~400 nghìn Euro) ạ.</w:t>
+        <w:t>Trả lời ngắn gọn: Dạ thưa Thầy, theo nguyên lý Lambda Architecture, Spark và HDFS xử lý dữ liệu lớn theo mẻ nên mỗi lần chạy mất 5-10 giây để khởi động JVM, nếu người dùng lướt web mà chờ lâu sẽ bị đơ web. Vì vậy Spark tính toán trước rồi lưu kết quả vào CSDL SQLite (Serving Layer) để người dùng lướt web mượt mà dưới 10 mili-giây mà không chiếm tài nguyên máy chủ Spark ạ.</w:t>
       </w:r>
     </w:p>
     <w:p>
@@ -4811,10 +4046,10 @@
           <w:b/>
           <w:i w:val="0"/>
           <w:color w:val="1B365D"/>
-          <w:sz w:val="21"/>
+          <w:sz w:val="20"/>
           <w:rFonts w:ascii="Times New Roman" w:hAnsi="Times New Roman" w:eastAsia="Times New Roman" w:cs="Times New Roman"/>
         </w:rPr>
-        <w:t>Câu 4: Tại sao trong mô hình Random Forest phải biến đổi log1p cho giá trị cầu thủ?</w:t>
+        <w:t>Câu 4: Phân cụm K-Means tại sao nhóm lại chọn k=3 mà không phải k=4 hay k=5?</w:t>
       </w:r>
     </w:p>
     <w:p>
@@ -4828,10 +4063,10 @@
           <w:b w:val="0"/>
           <w:i w:val="0"/>
           <w:color w:val="1E293B"/>
-          <w:sz w:val="20"/>
+          <w:sz w:val="19"/>
           <w:rFonts w:ascii="Times New Roman" w:hAnsi="Times New Roman" w:eastAsia="Times New Roman" w:cs="Times New Roman"/>
         </w:rPr>
-        <w:t>Trả lời ngắn gọn: Dạ thưa Thầy, trong bóng đá giá trị cầu thủ bị lệch rất nặng: đa số cầu thủ chỉ vài trăm nghìn đến vài triệu Euro, nhưng một số ít siêu sao lại có giá lên tới gần 200 triệu Euro. Nếu để nguyên thì thuật toán chỉ tập trung học siêu sao và đoán sai hết nhóm phổ thông. Phép biến đổi ln(1 + y) giúp nén giá trị về dạng phân phối chuẩn, giúp mô hình học đều và nâng độ chính xác R2 từ dưới 60% lên đạt 84.7% ạ.</w:t>
+        <w:t>Trả lời ngắn gọn: Dạ thưa Thầy, nhóm chọn k=3 vì 2 lý do: Về toán học, nhóm đã chạy thử nghiệm Silhouette từ k=2 đến 6 thì k=3 đạt điểm cao nhất là 0.6429. Về thực tế bóng đá, k=3 chia rất đúng 3 phân khúc: Siêu sao thế giới (~30 triệu Euro), Cầu thủ trụ cột các giải lớn (~1.2 triệu Euro), và Cầu thủ trẻ tiềm năng / giải đấu phổ thông (~400 nghìn Euro) ạ.</w:t>
       </w:r>
     </w:p>
     <w:p>
@@ -4845,10 +4080,10 @@
           <w:b/>
           <w:i w:val="0"/>
           <w:color w:val="1B365D"/>
-          <w:sz w:val="21"/>
+          <w:sz w:val="20"/>
           <w:rFonts w:ascii="Times New Roman" w:hAnsi="Times New Roman" w:eastAsia="Times New Roman" w:cs="Times New Roman"/>
         </w:rPr>
-        <w:t>Câu 5: Apache Kafka trong bài làm nhiệm vụ gì và dữ liệu streaming đi về đâu?</w:t>
+        <w:t>Câu 5: Tại sao trong mô hình Random Forest phải biến đổi log1p cho giá trị cầu thủ?</w:t>
       </w:r>
     </w:p>
     <w:p>
@@ -4862,16 +4097,16 @@
           <w:b w:val="0"/>
           <w:i w:val="0"/>
           <w:color w:val="1E293B"/>
-          <w:sz w:val="20"/>
+          <w:sz w:val="19"/>
           <w:rFonts w:ascii="Times New Roman" w:hAnsi="Times New Roman" w:eastAsia="Times New Roman" w:cs="Times New Roman"/>
         </w:rPr>
-        <w:t>Trả lời ngắn gọn: Dạ thưa Thầy, Spark dùng để xử lý dữ liệu lịch sử theo mẻ, còn Kafka dùng để truyền tải các thương vụ chuyển nhượng mới phát sinh theo thời gian thực (Speed Layer). Producer phát bản tin chuyển nhượng qua cổng 9092, Consumer bắt lấy tin tức thì và ghi vào CSDL Data Mart để cập nhật ngay lên Dashboard cho người dùng xem ạ.</w:t>
+        <w:t>Trả lời ngắn gọn: Dạ thưa Thầy, giá trị cầu thủ bị lệch phải cực kỳ nặng nề: hơn 80% cầu thủ có giá dưới vài triệu Euro, nhưng một số ít siêu sao lại có giá lên tới gần 200 triệu Euro. Nếu để nguyên thì thuật toán chỉ tập trung học siêu sao và đoán sai hết nhóm phổ thông. Phép biến đổi ln(1 + y) giúp đưa giá trị về dạng phân phối chuẩn, giúp mô hình học đều và nâng độ chính xác R2 từ dưới 60% lên đạt 84.7% ạ.</w:t>
       </w:r>
     </w:p>
     <w:p>
       <w:pPr>
-        <w:keepNext/>
-        <w:spacing w:before="260" w:after="80"/>
+        <w:spacing w:before="100" w:after="20" w:line="276" w:lineRule="auto"/>
+        <w:jc w:val="left"/>
       </w:pPr>
       <w:r>
         <w:rPr>
@@ -4879,15 +4114,15 @@
           <w:b/>
           <w:i w:val="0"/>
           <w:color w:val="1B365D"/>
-          <w:sz w:val="26"/>
+          <w:sz w:val="20"/>
           <w:rFonts w:ascii="Times New Roman" w:hAnsi="Times New Roman" w:eastAsia="Times New Roman" w:cs="Times New Roman"/>
         </w:rPr>
-        <w:t>4. Bốn mẹo nhỏ để nhóm báo cáo tự tin và đạt điểm tối đa</w:t>
+        <w:t>Câu 6: Apache Kafka trong bài làm nhiệm vụ gì và dữ liệu streaming đi về đâu?</w:t>
       </w:r>
     </w:p>
     <w:p>
       <w:pPr>
-        <w:spacing w:before="20" w:after="60" w:line="276" w:lineRule="auto"/>
+        <w:spacing w:before="0" w:after="100" w:line="276" w:lineRule="auto"/>
         <w:jc w:val="left"/>
       </w:pPr>
       <w:r>
@@ -4896,66 +4131,15 @@
           <w:b w:val="0"/>
           <w:i w:val="0"/>
           <w:color w:val="1E293B"/>
-          <w:sz w:val="20"/>
+          <w:sz w:val="19"/>
           <w:rFonts w:ascii="Times New Roman" w:hAnsi="Times New Roman" w:eastAsia="Times New Roman" w:cs="Times New Roman"/>
         </w:rPr>
-        <w:t>• Mẹo 1: Phối hợp nhịp nhàng giữa người nói và người bấm máy: Người ngồi máy tính chuyển Tab trước 3 giây khi bạn mình chuẩn bị nói đến phần đó. Khi bạn nói đến Spark Benchmark, bấm nút chạy ngay để kết quả hiện ra đúng lúc.</w:t>
-      </w:r>
-    </w:p>
-    <w:p>
-      <w:pPr>
-        <w:spacing w:before="20" w:after="60" w:line="276" w:lineRule="auto"/>
-        <w:jc w:val="left"/>
-      </w:pPr>
-      <w:r>
-        <w:rPr>
-          <w:rFonts w:ascii="Times New Roman" w:hAnsi="Times New Roman"/>
-          <w:b w:val="0"/>
-          <w:i w:val="0"/>
-          <w:color w:val="1E293B"/>
-          <w:sz w:val="20"/>
-          <w:rFonts w:ascii="Times New Roman" w:hAnsi="Times New Roman" w:eastAsia="Times New Roman" w:cs="Times New Roman"/>
-        </w:rPr>
-        <w:t>• Mẹo 2: Nói ngắn gọn, rõ ràng, không đọc thuộc lòng: Mỗi phần chỉ cần nắm đúng 3 ý: Trang này làm gì? Dùng công nghệ Big Data nào? Con số nổi bật là gì?</w:t>
-      </w:r>
-    </w:p>
-    <w:p>
-      <w:pPr>
-        <w:spacing w:before="20" w:after="60" w:line="276" w:lineRule="auto"/>
-        <w:jc w:val="left"/>
-      </w:pPr>
-      <w:r>
-        <w:rPr>
-          <w:rFonts w:ascii="Times New Roman" w:hAnsi="Times New Roman"/>
-          <w:b w:val="0"/>
-          <w:i w:val="0"/>
-          <w:color w:val="1E293B"/>
-          <w:sz w:val="20"/>
-          <w:rFonts w:ascii="Times New Roman" w:hAnsi="Times New Roman" w:eastAsia="Times New Roman" w:cs="Times New Roman"/>
-        </w:rPr>
-        <w:t>• Mẹo 3: Tự tin trả lời câu hỏi của Thầy: Luôn mở đầu bằng 'Dạ thưa Thầy...', trả lời thẳng vào trọng tâm trong 2-3 câu, không lan man lý thuyết.</w:t>
-      </w:r>
-    </w:p>
-    <w:p>
-      <w:pPr>
-        <w:spacing w:before="20" w:after="60" w:line="276" w:lineRule="auto"/>
-        <w:jc w:val="left"/>
-      </w:pPr>
-      <w:r>
-        <w:rPr>
-          <w:rFonts w:ascii="Times New Roman" w:hAnsi="Times New Roman"/>
-          <w:b w:val="0"/>
-          <w:i w:val="0"/>
-          <w:color w:val="1E293B"/>
-          <w:sz w:val="20"/>
-          <w:rFonts w:ascii="Times New Roman" w:hAnsi="Times New Roman" w:eastAsia="Times New Roman" w:cs="Times New Roman"/>
-        </w:rPr>
-        <w:t>• Mẹo 4: Hệ thống đã chạy sẵn và an toàn 100%: Dữ liệu và mô hình AI đã được nhóm lưu sẵn offline trên máy, hoàn toàn không phụ thuộc vào mạng Internet trường học nên cứ an tâm trình diễn!</w:t>
+        <w:t>Trả lời ngắn gọn: Dạ thưa Thầy, Spark dùng để xử lý dữ liệu lịch sử theo mẻ, còn Kafka dùng để truyền tải các thương vụ chuyển nhượng mới phát sinh theo thời gian thực (Speed Layer). Producer phát bản tin chuyển nhượng qua cổng 9092, Consumer bắt lấy tin tức thì và ghi vào CSDL Data Mart để cập nhật ngay lên Dashboard cho người dùng xem mà không phải chạy lại toàn bộ mẻ dữ liệu lịch sử 872 MB ạ.</w:t>
       </w:r>
     </w:p>
     <w:sectPr>
       <w:pgSz w:w="12240" w:h="15840"/>
-      <w:pgMar w:top="1008" w:right="1080" w:bottom="1008" w:left="1080" w:header="720" w:footer="720" w:gutter="0"/>
+      <w:pgMar w:top="936" w:right="1008" w:bottom="936" w:left="1008" w:header="720" w:footer="720" w:gutter="0"/>
       <w:cols w:space="720"/>
       <w:docGrid w:linePitch="360"/>
     </w:sectPr>

--- a/Bao_Cao/Kich_Ban_Demo_Bao_Cao_Cuoi_Ky_BigData.docx
+++ b/Bao_Cao/Kich_Ban_Demo_Bao_Cao_Cuoi_Ky_BigData.docx
@@ -1485,7 +1485,7 @@
           <w:sz w:val="23"/>
           <w:rFonts w:ascii="Times New Roman" w:hAnsi="Times New Roman" w:eastAsia="Times New Roman" w:cs="Times New Roman"/>
         </w:rPr>
-        <w:t>Bước 1: Tổng quan đề tài &amp; Khởi chạy 1-Click (1 phút | Đặng Duy Lợi)</w:t>
+        <w:t>Bước 1: Giải trình Hạ tầng Cụm &amp; Luồng Dữ liệu End-to-End (1 phút | Đặng Duy Lợi)</w:t>
       </w:r>
     </w:p>
     <w:tbl>
@@ -1552,7 +1552,7 @@
                 <w:sz w:val="18"/>
                 <w:rFonts w:ascii="Consolas" w:hAnsi="Consolas" w:eastAsia="Consolas" w:cs="Consolas"/>
               </w:rPr>
-              <w:t>• URL Web Dashboard: http://localhost:8501</w:t>
+              <w:t>• URL Web Dashboard: http://localhost:8501/?page=Bản+đồ+ứng+dụng+Big+Data</w:t>
               <w:br/>
             </w:r>
           </w:p>
@@ -1639,7 +1639,7 @@
                 <w:sz w:val="19"/>
                 <w:rFonts w:ascii="Times New Roman" w:hAnsi="Times New Roman" w:eastAsia="Times New Roman" w:cs="Times New Roman"/>
               </w:rPr>
-              <w:t>2. Chỉ tay vào 4 thẻ số liệu Big Data nền tảng: HDFS (872.5 MB), Spark 4.2 (16 Cores), Kafka (Port 9092), Airflow (7 Tasks SUCCESS).</w:t>
+              <w:t>2. Chỉ tay vào 4 thẻ số liệu Big Data nền tảng: HDFS (872.5 MB, 7.5M dòng), Spark 4.2 (16 Cores), Kafka (Port 9092), Airflow (7 Tasks SUCCESS).</w:t>
             </w:r>
           </w:p>
           <w:p>
@@ -1656,7 +1656,24 @@
                 <w:sz w:val="19"/>
                 <w:rFonts w:ascii="Times New Roman" w:hAnsi="Times New Roman" w:eastAsia="Times New Roman" w:cs="Times New Roman"/>
               </w:rPr>
-              <w:t>3. Cuộn nhẹ chỉ vào sơ đồ 5 lớp công nghệ Lambda Architecture.</w:t>
+              <w:t>3. Bấm Tab 1: '🏛️ Bản đồ Hạ tầng Cụm Big Data' -&gt; Chỉ vào 5 cụm máy chủ phân tán: HDFS (NameNode 9820 &amp; 3 DataNodes), Spark 16 Cores, Kafka 9092, Airflow Docker, Data Mart.</w:t>
+            </w:r>
+          </w:p>
+          <w:p>
+            <w:pPr>
+              <w:spacing w:before="20" w:after="20" w:line="276" w:lineRule="auto"/>
+              <w:jc w:val="left"/>
+            </w:pPr>
+            <w:r>
+              <w:rPr>
+                <w:rFonts w:ascii="Times New Roman" w:hAnsi="Times New Roman"/>
+                <w:b w:val="0"/>
+                <w:i w:val="0"/>
+                <w:color w:val="1E293B"/>
+                <w:sz w:val="19"/>
+                <w:rFonts w:ascii="Times New Roman" w:hAnsi="Times New Roman" w:eastAsia="Times New Roman" w:cs="Times New Roman"/>
+              </w:rPr>
+              <w:t>4. Bấm Tab 2: '🔄 Luồng Hoạt động Dữ liệu Chi tiết' -&gt; Mở rộng 6 giai đoạn tuần tự từ Nạp HDFS (hdfs dfs -put), PySpark ETL, Parquet Snappy (-97.7%), Spark SQL &amp; MLlib, Kafka Streaming đến Data Mart.</w:t>
             </w:r>
           </w:p>
         </w:tc>
@@ -1742,7 +1759,7 @@
                 <w:sz w:val="19"/>
                 <w:rFonts w:ascii="Times New Roman" w:hAnsi="Times New Roman" w:eastAsia="Times New Roman" w:cs="Times New Roman"/>
               </w:rPr>
-              <w:t>"Bài toán thực tế nhóm giải quyết: Trước đây dữ liệu bóng đá cực kỳ rời rạc và việc định giá cầu thủ chủ yếu dựa trên cảm tính. Nhóm đã ứng dụng đầy đủ 7 công nghệ Big Data phân tán để tự động hóa trọn vẹn vòng đời dữ liệu: từ lưu trữ HDFS, tính toán phân tán Spark, bắt tin thời gian thực Kafka, điều phối Airflow đến phục vụ trực quan trên Web."</w:t>
+              <w:t>"Thưa Thầy, đề tài của nhóm xây dựng trọn vẹn hạ tầng phân tán 5 cụm máy chủ và luồng dữ liệu khép kín qua 6 giai đoạn:"</w:t>
             </w:r>
           </w:p>
           <w:p>
@@ -1759,7 +1776,58 @@
                 <w:sz w:val="19"/>
                 <w:rFonts w:ascii="Times New Roman" w:hAnsi="Times New Roman" w:eastAsia="Times New Roman" w:cs="Times New Roman"/>
               </w:rPr>
-              <w:t>"Toàn bộ hệ thống được nhóm đóng gói 1-Click tự động khởi chạy cả 2 máy chủ Web Dashboard (8501) và HDFS NameNode (9870) qua file CHAY_WEB.bat. Sau đây nhóm xin đi sâu vào từng công nghệ cốt lõi!"</w:t>
+              <w:t>"1. Giai đoạn nạp dữ liệu: 12 tệp CSV Transfermarkt nặng 872.5 MB với gần 7.5 triệu bản ghi được nạp vào HDFS Data Lake bằng lệnh hdfs dfs -put, chia thành 18 blocks 128MB và nhân bản 3 lần sang cả 3 DataNode để chống mất dữ liệu."</w:t>
+            </w:r>
+          </w:p>
+          <w:p>
+            <w:pPr>
+              <w:spacing w:before="20" w:after="20" w:line="276" w:lineRule="auto"/>
+              <w:jc w:val="left"/>
+            </w:pPr>
+            <w:r>
+              <w:rPr>
+                <w:rFonts w:ascii="Times New Roman" w:hAnsi="Times New Roman"/>
+                <w:b w:val="0"/>
+                <w:i/>
+                <w:color w:val="1E293B"/>
+                <w:sz w:val="19"/>
+                <w:rFonts w:ascii="Times New Roman" w:hAnsi="Times New Roman" w:eastAsia="Times New Roman" w:cs="Times New Roman"/>
+              </w:rPr>
+              <w:t>"2. Giai đoạn tính toán phân tán: 16 Cores CPU của Apache Spark đọc song song các khối dữ liệu theo cơ chế Data Locality, làm sạch và nén sang định dạng Parquet Snappy chỉ còn 1.41 MB (tiết kiệm đến 97.7% ổ cứng)."</w:t>
+            </w:r>
+          </w:p>
+          <w:p>
+            <w:pPr>
+              <w:spacing w:before="20" w:after="20" w:line="276" w:lineRule="auto"/>
+              <w:jc w:val="left"/>
+            </w:pPr>
+            <w:r>
+              <w:rPr>
+                <w:rFonts w:ascii="Times New Roman" w:hAnsi="Times New Roman"/>
+                <w:b w:val="0"/>
+                <w:i/>
+                <w:color w:val="1E293B"/>
+                <w:sz w:val="19"/>
+                <w:rFonts w:ascii="Times New Roman" w:hAnsi="Times New Roman" w:eastAsia="Times New Roman" w:cs="Times New Roman"/>
+              </w:rPr>
+              <w:t>"3. Tiếp đó dữ liệu chạy qua Spark SQL đa chiều, thuật toán MLlib K-Means và Random Forest định giá khách quan, kết hợp luồng sự kiện thời gian thực Kafka qua cổng 9092, toàn bộ được điều phối tự động bởi Airflow DAG 7 tasks và phục vụ Web qua SQLite Data Mart dưới 10 mili-giây!"</w:t>
+            </w:r>
+          </w:p>
+          <w:p>
+            <w:pPr>
+              <w:spacing w:before="20" w:after="20" w:line="276" w:lineRule="auto"/>
+              <w:jc w:val="left"/>
+            </w:pPr>
+            <w:r>
+              <w:rPr>
+                <w:rFonts w:ascii="Times New Roman" w:hAnsi="Times New Roman"/>
+                <w:b w:val="0"/>
+                <w:i/>
+                <w:color w:val="1E293B"/>
+                <w:sz w:val="19"/>
+                <w:rFonts w:ascii="Times New Roman" w:hAnsi="Times New Roman" w:eastAsia="Times New Roman" w:cs="Times New Roman"/>
+              </w:rPr>
+              <w:t>"Toàn bộ hệ thống được nhóm đóng gói 1-Click qua file CHAY_WEB.bat và CHAY_DATANODE.bat. Sau đây nhóm xin đi sâu vào từng tầng công nghệ!"</w:t>
             </w:r>
           </w:p>
         </w:tc>
